--- a/reports/report.docx
+++ b/reports/report.docx
@@ -229,8 +229,6 @@
         </w:rPr>
         <w:t>ОТЧЕТ</w:t>
       </w:r>
-      <w:bookmarkStart w:id="0" w:name="_GoBack"/>
-      <w:bookmarkEnd w:id="0"/>
     </w:p>
     <w:p>
       <w:pPr>
@@ -1765,206 +1763,82 @@
           <w:szCs w:val="28"/>
         </w:rPr>
       </w:pPr>
-    </w:p>
-    <w:p>
-      <w:pPr>
-        <w:keepNext/>
-        <w:keepLines/>
-        <w:pBdr>
-          <w:top w:val="nil"/>
-          <w:left w:val="nil"/>
-          <w:bottom w:val="nil"/>
-          <w:right w:val="nil"/>
-          <w:between w:val="nil"/>
-        </w:pBdr>
-        <w:spacing w:after="0" w:line="360" w:lineRule="auto"/>
-        <w:rPr>
-          <w:rFonts w:ascii="Times New Roman" w:eastAsia="Times New Roman" w:hAnsi="Times New Roman" w:cs="Times New Roman"/>
-          <w:color w:val="000000"/>
-          <w:sz w:val="28"/>
-          <w:szCs w:val="28"/>
-        </w:rPr>
-      </w:pPr>
-    </w:p>
-    <w:p>
-      <w:pPr>
-        <w:keepNext/>
-        <w:keepLines/>
-        <w:pBdr>
-          <w:top w:val="nil"/>
-          <w:left w:val="nil"/>
-          <w:bottom w:val="nil"/>
-          <w:right w:val="nil"/>
-          <w:between w:val="nil"/>
-        </w:pBdr>
-        <w:spacing w:after="0" w:line="360" w:lineRule="auto"/>
-        <w:rPr>
-          <w:rFonts w:ascii="Times New Roman" w:eastAsia="Times New Roman" w:hAnsi="Times New Roman" w:cs="Times New Roman"/>
-          <w:color w:val="000000"/>
-          <w:sz w:val="28"/>
-          <w:szCs w:val="28"/>
-        </w:rPr>
-      </w:pPr>
-    </w:p>
-    <w:p>
-      <w:pPr>
-        <w:keepNext/>
-        <w:keepLines/>
-        <w:pBdr>
-          <w:top w:val="nil"/>
-          <w:left w:val="nil"/>
-          <w:bottom w:val="nil"/>
-          <w:right w:val="nil"/>
-          <w:between w:val="nil"/>
-        </w:pBdr>
-        <w:spacing w:after="0" w:line="360" w:lineRule="auto"/>
-        <w:rPr>
-          <w:rFonts w:ascii="Times New Roman" w:eastAsia="Times New Roman" w:hAnsi="Times New Roman" w:cs="Times New Roman"/>
-          <w:color w:val="000000"/>
-          <w:sz w:val="28"/>
-          <w:szCs w:val="28"/>
-        </w:rPr>
-      </w:pPr>
-    </w:p>
-    <w:p>
-      <w:pPr>
-        <w:keepNext/>
-        <w:keepLines/>
-        <w:pBdr>
-          <w:top w:val="nil"/>
-          <w:left w:val="nil"/>
-          <w:bottom w:val="nil"/>
-          <w:right w:val="nil"/>
-          <w:between w:val="nil"/>
-        </w:pBdr>
-        <w:spacing w:after="0" w:line="360" w:lineRule="auto"/>
-        <w:rPr>
-          <w:rFonts w:ascii="Times New Roman" w:eastAsia="Times New Roman" w:hAnsi="Times New Roman" w:cs="Times New Roman"/>
-          <w:color w:val="000000"/>
-          <w:sz w:val="28"/>
-          <w:szCs w:val="28"/>
-        </w:rPr>
-      </w:pPr>
-    </w:p>
-    <w:p>
-      <w:pPr>
-        <w:keepNext/>
-        <w:keepLines/>
-        <w:pBdr>
-          <w:top w:val="nil"/>
-          <w:left w:val="nil"/>
-          <w:bottom w:val="nil"/>
-          <w:right w:val="nil"/>
-          <w:between w:val="nil"/>
-        </w:pBdr>
-        <w:spacing w:after="0" w:line="360" w:lineRule="auto"/>
-        <w:rPr>
-          <w:rFonts w:ascii="Times New Roman" w:eastAsia="Times New Roman" w:hAnsi="Times New Roman" w:cs="Times New Roman"/>
-          <w:color w:val="000000"/>
-          <w:sz w:val="28"/>
-          <w:szCs w:val="28"/>
-        </w:rPr>
-      </w:pPr>
-    </w:p>
-    <w:p>
-      <w:pPr>
-        <w:keepNext/>
-        <w:keepLines/>
-        <w:pBdr>
-          <w:top w:val="nil"/>
-          <w:left w:val="nil"/>
-          <w:bottom w:val="nil"/>
-          <w:right w:val="nil"/>
-          <w:between w:val="nil"/>
-        </w:pBdr>
-        <w:spacing w:after="0" w:line="360" w:lineRule="auto"/>
-        <w:rPr>
-          <w:rFonts w:ascii="Times New Roman" w:eastAsia="Times New Roman" w:hAnsi="Times New Roman" w:cs="Times New Roman"/>
-          <w:color w:val="000000"/>
-          <w:sz w:val="28"/>
-          <w:szCs w:val="28"/>
-        </w:rPr>
-      </w:pPr>
-    </w:p>
-    <w:p>
-      <w:pPr>
-        <w:keepNext/>
-        <w:keepLines/>
-        <w:pBdr>
-          <w:top w:val="nil"/>
-          <w:left w:val="nil"/>
-          <w:bottom w:val="nil"/>
-          <w:right w:val="nil"/>
-          <w:between w:val="nil"/>
-        </w:pBdr>
-        <w:spacing w:after="0" w:line="360" w:lineRule="auto"/>
-        <w:rPr>
-          <w:rFonts w:ascii="Times New Roman" w:eastAsia="Times New Roman" w:hAnsi="Times New Roman" w:cs="Times New Roman"/>
-          <w:color w:val="000000"/>
-          <w:sz w:val="28"/>
-          <w:szCs w:val="28"/>
-        </w:rPr>
-      </w:pPr>
-    </w:p>
-    <w:p>
-      <w:pPr>
-        <w:keepNext/>
-        <w:keepLines/>
-        <w:pBdr>
-          <w:top w:val="nil"/>
-          <w:left w:val="nil"/>
-          <w:bottom w:val="nil"/>
-          <w:right w:val="nil"/>
-          <w:between w:val="nil"/>
-        </w:pBdr>
-        <w:spacing w:after="0" w:line="360" w:lineRule="auto"/>
-        <w:rPr>
-          <w:rFonts w:ascii="Times New Roman" w:eastAsia="Times New Roman" w:hAnsi="Times New Roman" w:cs="Times New Roman"/>
-          <w:color w:val="000000"/>
-          <w:sz w:val="28"/>
-          <w:szCs w:val="28"/>
-        </w:rPr>
-      </w:pPr>
-    </w:p>
-    <w:p>
-      <w:pPr>
-        <w:keepNext/>
-        <w:keepLines/>
-        <w:pBdr>
-          <w:top w:val="nil"/>
-          <w:left w:val="nil"/>
-          <w:bottom w:val="nil"/>
-          <w:right w:val="nil"/>
-          <w:between w:val="nil"/>
-        </w:pBdr>
-        <w:spacing w:after="0" w:line="360" w:lineRule="auto"/>
-        <w:rPr>
-          <w:rFonts w:ascii="Times New Roman" w:eastAsia="Times New Roman" w:hAnsi="Times New Roman" w:cs="Times New Roman"/>
-          <w:color w:val="000000"/>
-          <w:sz w:val="28"/>
-          <w:szCs w:val="28"/>
-        </w:rPr>
-      </w:pPr>
-    </w:p>
-    <w:p>
-      <w:pPr>
-        <w:keepNext/>
-        <w:keepLines/>
-        <w:pBdr>
-          <w:top w:val="nil"/>
-          <w:left w:val="nil"/>
-          <w:bottom w:val="nil"/>
-          <w:right w:val="nil"/>
-          <w:between w:val="nil"/>
-        </w:pBdr>
-        <w:spacing w:after="0" w:line="360" w:lineRule="auto"/>
-        <w:rPr>
-          <w:rFonts w:ascii="Times New Roman" w:eastAsia="Times New Roman" w:hAnsi="Times New Roman" w:cs="Times New Roman"/>
-          <w:color w:val="000000"/>
-          <w:sz w:val="28"/>
-          <w:szCs w:val="28"/>
-        </w:rPr>
-      </w:pPr>
+      <w:r>
+        <w:rPr>
+          <w:rFonts w:ascii="Times New Roman" w:eastAsia="Times New Roman" w:hAnsi="Times New Roman" w:cs="Times New Roman"/>
+          <w:color w:val="000000"/>
+          <w:sz w:val="28"/>
+          <w:szCs w:val="28"/>
+        </w:rPr>
+        <w:t xml:space="preserve">Ссылка на </w:t>
+      </w:r>
+      <w:proofErr w:type="spellStart"/>
+      <w:r>
+        <w:rPr>
+          <w:rFonts w:ascii="Times New Roman" w:eastAsia="Times New Roman" w:hAnsi="Times New Roman" w:cs="Times New Roman"/>
+          <w:color w:val="000000"/>
+          <w:sz w:val="28"/>
+          <w:szCs w:val="28"/>
+        </w:rPr>
+        <w:t>репозиторий</w:t>
+      </w:r>
+      <w:proofErr w:type="spellEnd"/>
+      <w:r>
+        <w:rPr>
+          <w:rFonts w:ascii="Times New Roman" w:eastAsia="Times New Roman" w:hAnsi="Times New Roman" w:cs="Times New Roman"/>
+          <w:color w:val="000000"/>
+          <w:sz w:val="28"/>
+          <w:szCs w:val="28"/>
+        </w:rPr>
+        <w:t xml:space="preserve"> - </w:t>
+      </w:r>
+      <w:hyperlink r:id="rId8" w:history="1">
+        <w:r>
+          <w:rPr>
+            <w:rStyle w:val="a8"/>
+            <w:rFonts w:ascii="Times New Roman" w:eastAsia="Times New Roman" w:hAnsi="Times New Roman" w:cs="Times New Roman"/>
+            <w:sz w:val="28"/>
+            <w:szCs w:val="28"/>
+          </w:rPr>
+          <w:t>https://github.c</w:t>
+        </w:r>
+        <w:r>
+          <w:rPr>
+            <w:rStyle w:val="a8"/>
+            <w:rFonts w:ascii="Times New Roman" w:eastAsia="Times New Roman" w:hAnsi="Times New Roman" w:cs="Times New Roman"/>
+            <w:sz w:val="28"/>
+            <w:szCs w:val="28"/>
+          </w:rPr>
+          <w:t>om/TrueNeg</w:t>
+        </w:r>
+        <w:r>
+          <w:rPr>
+            <w:rStyle w:val="a8"/>
+            <w:rFonts w:ascii="Times New Roman" w:eastAsia="Times New Roman" w:hAnsi="Times New Roman" w:cs="Times New Roman"/>
+            <w:sz w:val="28"/>
+            <w:szCs w:val="28"/>
+          </w:rPr>
+          <w:t>o</w:t>
+        </w:r>
+        <w:r>
+          <w:rPr>
+            <w:rStyle w:val="a8"/>
+            <w:rFonts w:ascii="Times New Roman" w:eastAsia="Times New Roman" w:hAnsi="Times New Roman" w:cs="Times New Roman"/>
+            <w:sz w:val="28"/>
+            <w:szCs w:val="28"/>
+          </w:rPr>
+          <w:t>d/laughing-adventure</w:t>
+        </w:r>
+      </w:hyperlink>
+      <w:r>
+        <w:rPr>
+          <w:rFonts w:ascii="Times New Roman" w:eastAsia="Times New Roman" w:hAnsi="Times New Roman" w:cs="Times New Roman"/>
+          <w:color w:val="000000"/>
+          <w:sz w:val="28"/>
+          <w:szCs w:val="28"/>
+        </w:rPr>
+        <w:t>.</w:t>
+      </w:r>
     </w:p>
     <w:p>
       <w:pPr>
@@ -2019,261 +1893,240 @@
           <w:sz w:val="32"/>
           <w:szCs w:val="28"/>
         </w:rPr>
+        <w:t>Общая информация о проекте</w:t>
+      </w:r>
+    </w:p>
+    <w:p>
+      <w:pPr>
+        <w:keepNext/>
+        <w:keepLines/>
+        <w:pBdr>
+          <w:top w:val="nil"/>
+          <w:left w:val="nil"/>
+          <w:bottom w:val="nil"/>
+          <w:right w:val="nil"/>
+          <w:between w:val="nil"/>
+        </w:pBdr>
+        <w:spacing w:after="0" w:line="360" w:lineRule="auto"/>
+        <w:rPr>
+          <w:rFonts w:ascii="Times New Roman" w:eastAsia="Times New Roman" w:hAnsi="Times New Roman" w:cs="Times New Roman"/>
+          <w:b/>
+          <w:color w:val="000000"/>
+          <w:sz w:val="28"/>
+          <w:szCs w:val="28"/>
+        </w:rPr>
+      </w:pPr>
+      <w:r>
+        <w:rPr>
+          <w:rFonts w:ascii="Times New Roman" w:eastAsia="Times New Roman" w:hAnsi="Times New Roman" w:cs="Times New Roman"/>
+          <w:b/>
+          <w:color w:val="000000"/>
+          <w:sz w:val="28"/>
+          <w:szCs w:val="28"/>
+        </w:rPr>
+        <w:t xml:space="preserve">НАЗВАНИЕ ПРОЕКТА </w:t>
+      </w:r>
+    </w:p>
+    <w:p>
+      <w:pPr>
+        <w:keepNext/>
+        <w:keepLines/>
+        <w:pBdr>
+          <w:top w:val="nil"/>
+          <w:left w:val="nil"/>
+          <w:bottom w:val="nil"/>
+          <w:right w:val="nil"/>
+          <w:between w:val="nil"/>
+        </w:pBdr>
+        <w:spacing w:after="0" w:line="360" w:lineRule="auto"/>
+        <w:rPr>
+          <w:rFonts w:ascii="Times New Roman" w:eastAsia="Times New Roman" w:hAnsi="Times New Roman" w:cs="Times New Roman"/>
+          <w:b/>
+          <w:color w:val="000000"/>
+          <w:sz w:val="28"/>
+          <w:szCs w:val="28"/>
+        </w:rPr>
+      </w:pPr>
+    </w:p>
+    <w:p>
+      <w:pPr>
+        <w:keepNext/>
+        <w:keepLines/>
+        <w:pBdr>
+          <w:top w:val="nil"/>
+          <w:left w:val="nil"/>
+          <w:bottom w:val="nil"/>
+          <w:right w:val="nil"/>
+          <w:between w:val="nil"/>
+        </w:pBdr>
+        <w:spacing w:after="0" w:line="360" w:lineRule="auto"/>
+        <w:rPr>
+          <w:rFonts w:ascii="Times New Roman" w:eastAsia="Times New Roman" w:hAnsi="Times New Roman" w:cs="Times New Roman"/>
+          <w:color w:val="000000"/>
+          <w:sz w:val="28"/>
+          <w:szCs w:val="28"/>
+        </w:rPr>
+      </w:pPr>
+      <w:proofErr w:type="spellStart"/>
+      <w:r>
+        <w:rPr>
+          <w:rFonts w:ascii="Times New Roman" w:eastAsia="Times New Roman" w:hAnsi="Times New Roman" w:cs="Times New Roman"/>
+          <w:color w:val="000000"/>
+          <w:sz w:val="28"/>
+          <w:szCs w:val="28"/>
+        </w:rPr>
+        <w:t>Oakhearth</w:t>
+      </w:r>
+      <w:proofErr w:type="spellEnd"/>
+      <w:r>
+        <w:rPr>
+          <w:rFonts w:ascii="Times New Roman" w:eastAsia="Times New Roman" w:hAnsi="Times New Roman" w:cs="Times New Roman"/>
+          <w:color w:val="000000"/>
+          <w:sz w:val="28"/>
+          <w:szCs w:val="28"/>
+        </w:rPr>
+        <w:t xml:space="preserve"> — мобильная игра с элементами </w:t>
+      </w:r>
+      <w:proofErr w:type="spellStart"/>
+      <w:r>
+        <w:rPr>
+          <w:rFonts w:ascii="Times New Roman" w:eastAsia="Times New Roman" w:hAnsi="Times New Roman" w:cs="Times New Roman"/>
+          <w:color w:val="000000"/>
+          <w:sz w:val="28"/>
+          <w:szCs w:val="28"/>
+        </w:rPr>
+        <w:t>кликера</w:t>
+      </w:r>
+      <w:proofErr w:type="spellEnd"/>
+      <w:r>
+        <w:rPr>
+          <w:rFonts w:ascii="Times New Roman" w:eastAsia="Times New Roman" w:hAnsi="Times New Roman" w:cs="Times New Roman"/>
+          <w:color w:val="000000"/>
+          <w:sz w:val="28"/>
+          <w:szCs w:val="28"/>
+        </w:rPr>
+        <w:t xml:space="preserve">, </w:t>
+      </w:r>
+      <w:proofErr w:type="spellStart"/>
+      <w:r>
+        <w:rPr>
+          <w:rFonts w:ascii="Times New Roman" w:eastAsia="Times New Roman" w:hAnsi="Times New Roman" w:cs="Times New Roman"/>
+          <w:color w:val="000000"/>
+          <w:sz w:val="28"/>
+          <w:szCs w:val="28"/>
+        </w:rPr>
+        <w:t>крафта</w:t>
+      </w:r>
+      <w:proofErr w:type="spellEnd"/>
+      <w:r>
+        <w:rPr>
+          <w:rFonts w:ascii="Times New Roman" w:eastAsia="Times New Roman" w:hAnsi="Times New Roman" w:cs="Times New Roman"/>
+          <w:color w:val="000000"/>
+          <w:sz w:val="28"/>
+          <w:szCs w:val="28"/>
+        </w:rPr>
+        <w:t>, фермерского и производственного симулятора.</w:t>
+      </w:r>
+    </w:p>
+    <w:p>
+      <w:pPr>
+        <w:keepNext/>
+        <w:keepLines/>
+        <w:pBdr>
+          <w:top w:val="nil"/>
+          <w:left w:val="nil"/>
+          <w:bottom w:val="nil"/>
+          <w:right w:val="nil"/>
+          <w:between w:val="nil"/>
+        </w:pBdr>
+        <w:spacing w:after="0" w:line="360" w:lineRule="auto"/>
+        <w:rPr>
+          <w:rFonts w:ascii="Times New Roman" w:eastAsia="Times New Roman" w:hAnsi="Times New Roman" w:cs="Times New Roman"/>
+          <w:color w:val="000000"/>
+          <w:sz w:val="28"/>
+          <w:szCs w:val="28"/>
+        </w:rPr>
+      </w:pPr>
+    </w:p>
+    <w:p>
+      <w:pPr>
+        <w:keepNext/>
+        <w:keepLines/>
+        <w:pBdr>
+          <w:top w:val="nil"/>
+          <w:left w:val="nil"/>
+          <w:bottom w:val="nil"/>
+          <w:right w:val="nil"/>
+          <w:between w:val="nil"/>
+        </w:pBdr>
+        <w:spacing w:after="0" w:line="360" w:lineRule="auto"/>
+        <w:rPr>
+          <w:rFonts w:ascii="Times New Roman" w:eastAsia="Times New Roman" w:hAnsi="Times New Roman" w:cs="Times New Roman"/>
+          <w:b/>
+          <w:color w:val="000000"/>
+          <w:sz w:val="28"/>
+          <w:szCs w:val="28"/>
+        </w:rPr>
+      </w:pPr>
+      <w:r>
+        <w:rPr>
+          <w:rFonts w:ascii="Times New Roman" w:eastAsia="Times New Roman" w:hAnsi="Times New Roman" w:cs="Times New Roman"/>
+          <w:b/>
+          <w:color w:val="000000"/>
+          <w:sz w:val="28"/>
+          <w:szCs w:val="28"/>
+        </w:rPr>
+        <w:t>ЦЕЛИ И ЗАДАЧИ ПРОЕКТА</w:t>
+      </w:r>
+    </w:p>
+    <w:p>
+      <w:pPr>
+        <w:keepNext/>
+        <w:keepLines/>
+        <w:pBdr>
+          <w:top w:val="nil"/>
+          <w:left w:val="nil"/>
+          <w:bottom w:val="nil"/>
+          <w:right w:val="nil"/>
+          <w:between w:val="nil"/>
+        </w:pBdr>
+        <w:spacing w:after="0" w:line="360" w:lineRule="auto"/>
+        <w:rPr>
+          <w:rFonts w:ascii="Times New Roman" w:eastAsia="Times New Roman" w:hAnsi="Times New Roman" w:cs="Times New Roman"/>
+          <w:b/>
+          <w:color w:val="000000"/>
+          <w:sz w:val="28"/>
+          <w:szCs w:val="28"/>
+        </w:rPr>
+      </w:pPr>
+    </w:p>
+    <w:p>
+      <w:pPr>
+        <w:keepNext/>
+        <w:keepLines/>
+        <w:pBdr>
+          <w:top w:val="nil"/>
+          <w:left w:val="nil"/>
+          <w:bottom w:val="nil"/>
+          <w:right w:val="nil"/>
+          <w:between w:val="nil"/>
+        </w:pBdr>
+        <w:spacing w:after="0" w:line="360" w:lineRule="auto"/>
+        <w:rPr>
+          <w:rFonts w:ascii="Times New Roman" w:eastAsia="Times New Roman" w:hAnsi="Times New Roman" w:cs="Times New Roman"/>
+          <w:color w:val="000000"/>
+          <w:sz w:val="28"/>
+          <w:szCs w:val="28"/>
+        </w:rPr>
+      </w:pPr>
+      <w:r>
+        <w:rPr>
+          <w:rFonts w:ascii="Times New Roman" w:eastAsia="Times New Roman" w:hAnsi="Times New Roman" w:cs="Times New Roman"/>
+          <w:color w:val="000000"/>
+          <w:sz w:val="28"/>
+          <w:szCs w:val="28"/>
+        </w:rPr>
         <w:lastRenderedPageBreak/>
-        <w:t>Общая информация о проекте</w:t>
-      </w:r>
-    </w:p>
-    <w:p>
-      <w:pPr>
-        <w:keepNext/>
-        <w:keepLines/>
-        <w:pBdr>
-          <w:top w:val="nil"/>
-          <w:left w:val="nil"/>
-          <w:bottom w:val="nil"/>
-          <w:right w:val="nil"/>
-          <w:between w:val="nil"/>
-        </w:pBdr>
-        <w:spacing w:after="0" w:line="360" w:lineRule="auto"/>
-        <w:rPr>
-          <w:rFonts w:ascii="Times New Roman" w:eastAsia="Times New Roman" w:hAnsi="Times New Roman" w:cs="Times New Roman"/>
-          <w:b/>
-          <w:color w:val="000000"/>
-          <w:sz w:val="28"/>
-          <w:szCs w:val="28"/>
-        </w:rPr>
-      </w:pPr>
-    </w:p>
-    <w:p>
-      <w:pPr>
-        <w:keepNext/>
-        <w:keepLines/>
-        <w:pBdr>
-          <w:top w:val="nil"/>
-          <w:left w:val="nil"/>
-          <w:bottom w:val="nil"/>
-          <w:right w:val="nil"/>
-          <w:between w:val="nil"/>
-        </w:pBdr>
-        <w:spacing w:after="0" w:line="360" w:lineRule="auto"/>
-        <w:rPr>
-          <w:rFonts w:ascii="Times New Roman" w:eastAsia="Times New Roman" w:hAnsi="Times New Roman" w:cs="Times New Roman"/>
-          <w:b/>
-          <w:color w:val="000000"/>
-          <w:sz w:val="28"/>
-          <w:szCs w:val="28"/>
-        </w:rPr>
-      </w:pPr>
-      <w:r>
-        <w:rPr>
-          <w:rFonts w:ascii="Times New Roman" w:eastAsia="Times New Roman" w:hAnsi="Times New Roman" w:cs="Times New Roman"/>
-          <w:b/>
-          <w:color w:val="000000"/>
-          <w:sz w:val="28"/>
-          <w:szCs w:val="28"/>
-        </w:rPr>
-        <w:t xml:space="preserve">НАЗВАНИЕ ПРОЕКТА </w:t>
-      </w:r>
-    </w:p>
-    <w:p>
-      <w:pPr>
-        <w:keepNext/>
-        <w:keepLines/>
-        <w:pBdr>
-          <w:top w:val="nil"/>
-          <w:left w:val="nil"/>
-          <w:bottom w:val="nil"/>
-          <w:right w:val="nil"/>
-          <w:between w:val="nil"/>
-        </w:pBdr>
-        <w:spacing w:after="0" w:line="360" w:lineRule="auto"/>
-        <w:rPr>
-          <w:rFonts w:ascii="Times New Roman" w:eastAsia="Times New Roman" w:hAnsi="Times New Roman" w:cs="Times New Roman"/>
-          <w:b/>
-          <w:color w:val="000000"/>
-          <w:sz w:val="28"/>
-          <w:szCs w:val="28"/>
-        </w:rPr>
-      </w:pPr>
-    </w:p>
-    <w:p>
-      <w:pPr>
-        <w:keepNext/>
-        <w:keepLines/>
-        <w:pBdr>
-          <w:top w:val="nil"/>
-          <w:left w:val="nil"/>
-          <w:bottom w:val="nil"/>
-          <w:right w:val="nil"/>
-          <w:between w:val="nil"/>
-        </w:pBdr>
-        <w:spacing w:after="0" w:line="360" w:lineRule="auto"/>
-        <w:rPr>
-          <w:rFonts w:ascii="Times New Roman" w:eastAsia="Times New Roman" w:hAnsi="Times New Roman" w:cs="Times New Roman"/>
-          <w:color w:val="000000"/>
-          <w:sz w:val="28"/>
-          <w:szCs w:val="28"/>
-        </w:rPr>
-      </w:pPr>
-      <w:proofErr w:type="spellStart"/>
-      <w:r>
-        <w:rPr>
-          <w:rFonts w:ascii="Times New Roman" w:eastAsia="Times New Roman" w:hAnsi="Times New Roman" w:cs="Times New Roman"/>
-          <w:color w:val="000000"/>
-          <w:sz w:val="28"/>
-          <w:szCs w:val="28"/>
-        </w:rPr>
-        <w:t>Oakhearth</w:t>
-      </w:r>
-      <w:proofErr w:type="spellEnd"/>
-      <w:r>
-        <w:rPr>
-          <w:rFonts w:ascii="Times New Roman" w:eastAsia="Times New Roman" w:hAnsi="Times New Roman" w:cs="Times New Roman"/>
-          <w:color w:val="000000"/>
-          <w:sz w:val="28"/>
-          <w:szCs w:val="28"/>
-        </w:rPr>
-        <w:t xml:space="preserve"> — мобильная игра с элементами </w:t>
-      </w:r>
-      <w:proofErr w:type="spellStart"/>
-      <w:r>
-        <w:rPr>
-          <w:rFonts w:ascii="Times New Roman" w:eastAsia="Times New Roman" w:hAnsi="Times New Roman" w:cs="Times New Roman"/>
-          <w:color w:val="000000"/>
-          <w:sz w:val="28"/>
-          <w:szCs w:val="28"/>
-        </w:rPr>
-        <w:t>кликера</w:t>
-      </w:r>
-      <w:proofErr w:type="spellEnd"/>
-      <w:r>
-        <w:rPr>
-          <w:rFonts w:ascii="Times New Roman" w:eastAsia="Times New Roman" w:hAnsi="Times New Roman" w:cs="Times New Roman"/>
-          <w:color w:val="000000"/>
-          <w:sz w:val="28"/>
-          <w:szCs w:val="28"/>
-        </w:rPr>
-        <w:t xml:space="preserve">, </w:t>
-      </w:r>
-      <w:proofErr w:type="spellStart"/>
-      <w:r>
-        <w:rPr>
-          <w:rFonts w:ascii="Times New Roman" w:eastAsia="Times New Roman" w:hAnsi="Times New Roman" w:cs="Times New Roman"/>
-          <w:color w:val="000000"/>
-          <w:sz w:val="28"/>
-          <w:szCs w:val="28"/>
-        </w:rPr>
-        <w:t>крафта</w:t>
-      </w:r>
-      <w:proofErr w:type="spellEnd"/>
-      <w:r>
-        <w:rPr>
-          <w:rFonts w:ascii="Times New Roman" w:eastAsia="Times New Roman" w:hAnsi="Times New Roman" w:cs="Times New Roman"/>
-          <w:color w:val="000000"/>
-          <w:sz w:val="28"/>
-          <w:szCs w:val="28"/>
-        </w:rPr>
-        <w:t>, фермерского и производственного симулятора.</w:t>
-      </w:r>
-    </w:p>
-    <w:p>
-      <w:pPr>
-        <w:keepNext/>
-        <w:keepLines/>
-        <w:pBdr>
-          <w:top w:val="nil"/>
-          <w:left w:val="nil"/>
-          <w:bottom w:val="nil"/>
-          <w:right w:val="nil"/>
-          <w:between w:val="nil"/>
-        </w:pBdr>
-        <w:spacing w:after="0" w:line="360" w:lineRule="auto"/>
-        <w:rPr>
-          <w:rFonts w:ascii="Times New Roman" w:eastAsia="Times New Roman" w:hAnsi="Times New Roman" w:cs="Times New Roman"/>
-          <w:color w:val="000000"/>
-          <w:sz w:val="28"/>
-          <w:szCs w:val="28"/>
-        </w:rPr>
-      </w:pPr>
-    </w:p>
-    <w:p>
-      <w:pPr>
-        <w:keepNext/>
-        <w:keepLines/>
-        <w:pBdr>
-          <w:top w:val="nil"/>
-          <w:left w:val="nil"/>
-          <w:bottom w:val="nil"/>
-          <w:right w:val="nil"/>
-          <w:between w:val="nil"/>
-        </w:pBdr>
-        <w:spacing w:after="0" w:line="360" w:lineRule="auto"/>
-        <w:rPr>
-          <w:rFonts w:ascii="Times New Roman" w:eastAsia="Times New Roman" w:hAnsi="Times New Roman" w:cs="Times New Roman"/>
-          <w:b/>
-          <w:color w:val="000000"/>
-          <w:sz w:val="28"/>
-          <w:szCs w:val="28"/>
-        </w:rPr>
-      </w:pPr>
-      <w:r>
-        <w:rPr>
-          <w:rFonts w:ascii="Times New Roman" w:eastAsia="Times New Roman" w:hAnsi="Times New Roman" w:cs="Times New Roman"/>
-          <w:b/>
-          <w:color w:val="000000"/>
-          <w:sz w:val="28"/>
-          <w:szCs w:val="28"/>
-        </w:rPr>
-        <w:t>ЦЕЛИ И ЗАДАЧИ ПРОЕКТА</w:t>
-      </w:r>
-    </w:p>
-    <w:p>
-      <w:pPr>
-        <w:keepNext/>
-        <w:keepLines/>
-        <w:pBdr>
-          <w:top w:val="nil"/>
-          <w:left w:val="nil"/>
-          <w:bottom w:val="nil"/>
-          <w:right w:val="nil"/>
-          <w:between w:val="nil"/>
-        </w:pBdr>
-        <w:spacing w:after="0" w:line="360" w:lineRule="auto"/>
-        <w:rPr>
-          <w:rFonts w:ascii="Times New Roman" w:eastAsia="Times New Roman" w:hAnsi="Times New Roman" w:cs="Times New Roman"/>
-          <w:b/>
-          <w:color w:val="000000"/>
-          <w:sz w:val="28"/>
-          <w:szCs w:val="28"/>
-        </w:rPr>
-      </w:pPr>
-    </w:p>
-    <w:p>
-      <w:pPr>
-        <w:keepNext/>
-        <w:keepLines/>
-        <w:pBdr>
-          <w:top w:val="nil"/>
-          <w:left w:val="nil"/>
-          <w:bottom w:val="nil"/>
-          <w:right w:val="nil"/>
-          <w:between w:val="nil"/>
-        </w:pBdr>
-        <w:spacing w:after="0" w:line="360" w:lineRule="auto"/>
-        <w:rPr>
-          <w:rFonts w:ascii="Times New Roman" w:eastAsia="Times New Roman" w:hAnsi="Times New Roman" w:cs="Times New Roman"/>
-          <w:color w:val="000000"/>
-          <w:sz w:val="28"/>
-          <w:szCs w:val="28"/>
-        </w:rPr>
-      </w:pPr>
-      <w:r>
-        <w:rPr>
-          <w:rFonts w:ascii="Times New Roman" w:eastAsia="Times New Roman" w:hAnsi="Times New Roman" w:cs="Times New Roman"/>
-          <w:color w:val="000000"/>
-          <w:sz w:val="28"/>
-          <w:szCs w:val="28"/>
-        </w:rPr>
         <w:t xml:space="preserve">Целью проекта является разработка концепции и информационного сопровождения мобильной игры </w:t>
       </w:r>
       <w:proofErr w:type="spellStart"/>
@@ -2761,7 +2614,6 @@
           <w:sz w:val="32"/>
           <w:szCs w:val="28"/>
         </w:rPr>
-        <w:lastRenderedPageBreak/>
         <w:t xml:space="preserve"> </w:t>
       </w:r>
       <w:r>
@@ -2937,6 +2789,7 @@
           <w:sz w:val="28"/>
           <w:szCs w:val="28"/>
         </w:rPr>
+        <w:lastRenderedPageBreak/>
         <w:t>В соответствии с заданием проектной практики требовалось выполнить следующие этапы работы:</w:t>
       </w:r>
     </w:p>
@@ -3642,7 +3495,6 @@
           <w:sz w:val="28"/>
           <w:szCs w:val="28"/>
         </w:rPr>
-        <w:lastRenderedPageBreak/>
         <w:t>Подготовить итоговый отчёт по практике.</w:t>
       </w:r>
     </w:p>
@@ -3807,6 +3659,7 @@
           <w:sz w:val="28"/>
           <w:szCs w:val="28"/>
         </w:rPr>
+        <w:lastRenderedPageBreak/>
         <w:t xml:space="preserve">Был создан </w:t>
       </w:r>
       <w:proofErr w:type="spellStart"/>
@@ -4128,6 +3981,89 @@
           <w:sz w:val="28"/>
           <w:szCs w:val="28"/>
         </w:rPr>
+        <w:drawing>
+          <wp:inline distT="0" distB="0" distL="0" distR="0" wp14:anchorId="59B0342E" wp14:editId="4E696BE9">
+            <wp:extent cx="6300470" cy="3151505"/>
+            <wp:effectExtent l="0" t="0" r="5080" b="0"/>
+            <wp:docPr id="1" name="Рисунок 1"/>
+            <wp:cNvGraphicFramePr>
+              <a:graphicFrameLocks xmlns:a="http://schemas.openxmlformats.org/drawingml/2006/main" noChangeAspect="1"/>
+            </wp:cNvGraphicFramePr>
+            <a:graphic xmlns:a="http://schemas.openxmlformats.org/drawingml/2006/main">
+              <a:graphicData uri="http://schemas.openxmlformats.org/drawingml/2006/picture">
+                <pic:pic xmlns:pic="http://schemas.openxmlformats.org/drawingml/2006/picture">
+                  <pic:nvPicPr>
+                    <pic:cNvPr id="1" name=""/>
+                    <pic:cNvPicPr/>
+                  </pic:nvPicPr>
+                  <pic:blipFill>
+                    <a:blip r:embed="rId9"/>
+                    <a:stretch>
+                      <a:fillRect/>
+                    </a:stretch>
+                  </pic:blipFill>
+                  <pic:spPr>
+                    <a:xfrm>
+                      <a:off x="0" y="0"/>
+                      <a:ext cx="6300470" cy="3151505"/>
+                    </a:xfrm>
+                    <a:prstGeom prst="rect">
+                      <a:avLst/>
+                    </a:prstGeom>
+                  </pic:spPr>
+                </pic:pic>
+              </a:graphicData>
+            </a:graphic>
+          </wp:inline>
+        </w:drawing>
+      </w:r>
+    </w:p>
+    <w:p>
+      <w:pPr>
+        <w:keepNext/>
+        <w:keepLines/>
+        <w:pBdr>
+          <w:top w:val="nil"/>
+          <w:left w:val="nil"/>
+          <w:bottom w:val="nil"/>
+          <w:right w:val="nil"/>
+          <w:between w:val="nil"/>
+        </w:pBdr>
+        <w:spacing w:after="0" w:line="360" w:lineRule="auto"/>
+        <w:rPr>
+          <w:rFonts w:ascii="Times New Roman" w:eastAsia="Times New Roman" w:hAnsi="Times New Roman" w:cs="Times New Roman"/>
+          <w:color w:val="000000"/>
+          <w:sz w:val="28"/>
+          <w:szCs w:val="28"/>
+        </w:rPr>
+      </w:pPr>
+    </w:p>
+    <w:p>
+      <w:pPr>
+        <w:keepNext/>
+        <w:keepLines/>
+        <w:pBdr>
+          <w:top w:val="nil"/>
+          <w:left w:val="nil"/>
+          <w:bottom w:val="nil"/>
+          <w:right w:val="nil"/>
+          <w:between w:val="nil"/>
+        </w:pBdr>
+        <w:spacing w:after="0" w:line="360" w:lineRule="auto"/>
+        <w:rPr>
+          <w:rFonts w:ascii="Times New Roman" w:eastAsia="Times New Roman" w:hAnsi="Times New Roman" w:cs="Times New Roman"/>
+          <w:color w:val="000000"/>
+          <w:sz w:val="28"/>
+          <w:szCs w:val="28"/>
+        </w:rPr>
+      </w:pPr>
+      <w:r>
+        <w:rPr>
+          <w:rFonts w:ascii="Times New Roman" w:eastAsia="Times New Roman" w:hAnsi="Times New Roman" w:cs="Times New Roman"/>
+          <w:color w:val="000000"/>
+          <w:sz w:val="28"/>
+          <w:szCs w:val="28"/>
+        </w:rPr>
         <w:t xml:space="preserve">Главная страница содержит логотип проекта, краткое описание игры, </w:t>
       </w:r>
       <w:r>
@@ -4240,6 +4176,90 @@
           <w:sz w:val="28"/>
           <w:szCs w:val="28"/>
         </w:rPr>
+        <w:lastRenderedPageBreak/>
+        <w:drawing>
+          <wp:inline distT="0" distB="0" distL="0" distR="0" wp14:anchorId="6756D6CA" wp14:editId="48AF00BD">
+            <wp:extent cx="6300470" cy="3158490"/>
+            <wp:effectExtent l="0" t="0" r="5080" b="3810"/>
+            <wp:docPr id="2" name="Рисунок 2"/>
+            <wp:cNvGraphicFramePr>
+              <a:graphicFrameLocks xmlns:a="http://schemas.openxmlformats.org/drawingml/2006/main" noChangeAspect="1"/>
+            </wp:cNvGraphicFramePr>
+            <a:graphic xmlns:a="http://schemas.openxmlformats.org/drawingml/2006/main">
+              <a:graphicData uri="http://schemas.openxmlformats.org/drawingml/2006/picture">
+                <pic:pic xmlns:pic="http://schemas.openxmlformats.org/drawingml/2006/picture">
+                  <pic:nvPicPr>
+                    <pic:cNvPr id="1" name=""/>
+                    <pic:cNvPicPr/>
+                  </pic:nvPicPr>
+                  <pic:blipFill>
+                    <a:blip r:embed="rId10"/>
+                    <a:stretch>
+                      <a:fillRect/>
+                    </a:stretch>
+                  </pic:blipFill>
+                  <pic:spPr>
+                    <a:xfrm>
+                      <a:off x="0" y="0"/>
+                      <a:ext cx="6300470" cy="3158490"/>
+                    </a:xfrm>
+                    <a:prstGeom prst="rect">
+                      <a:avLst/>
+                    </a:prstGeom>
+                  </pic:spPr>
+                </pic:pic>
+              </a:graphicData>
+            </a:graphic>
+          </wp:inline>
+        </w:drawing>
+      </w:r>
+    </w:p>
+    <w:p>
+      <w:pPr>
+        <w:keepNext/>
+        <w:keepLines/>
+        <w:pBdr>
+          <w:top w:val="nil"/>
+          <w:left w:val="nil"/>
+          <w:bottom w:val="nil"/>
+          <w:right w:val="nil"/>
+          <w:between w:val="nil"/>
+        </w:pBdr>
+        <w:spacing w:after="0" w:line="360" w:lineRule="auto"/>
+        <w:rPr>
+          <w:rFonts w:ascii="Times New Roman" w:eastAsia="Times New Roman" w:hAnsi="Times New Roman" w:cs="Times New Roman"/>
+          <w:color w:val="000000"/>
+          <w:sz w:val="28"/>
+          <w:szCs w:val="28"/>
+        </w:rPr>
+      </w:pPr>
+    </w:p>
+    <w:p>
+      <w:pPr>
+        <w:keepNext/>
+        <w:keepLines/>
+        <w:pBdr>
+          <w:top w:val="nil"/>
+          <w:left w:val="nil"/>
+          <w:bottom w:val="nil"/>
+          <w:right w:val="nil"/>
+          <w:between w:val="nil"/>
+        </w:pBdr>
+        <w:spacing w:after="0" w:line="360" w:lineRule="auto"/>
+        <w:rPr>
+          <w:rFonts w:ascii="Times New Roman" w:eastAsia="Times New Roman" w:hAnsi="Times New Roman" w:cs="Times New Roman"/>
+          <w:color w:val="000000"/>
+          <w:sz w:val="28"/>
+          <w:szCs w:val="28"/>
+        </w:rPr>
+      </w:pPr>
+      <w:r>
+        <w:rPr>
+          <w:rFonts w:ascii="Times New Roman" w:eastAsia="Times New Roman" w:hAnsi="Times New Roman" w:cs="Times New Roman"/>
+          <w:color w:val="000000"/>
+          <w:sz w:val="28"/>
+          <w:szCs w:val="28"/>
+        </w:rPr>
         <w:t>Содержит расширенное описание проекта, его концепции и основных игровых механик.</w:t>
       </w:r>
     </w:p>
@@ -4343,6 +4363,89 @@
           <w:sz w:val="28"/>
           <w:szCs w:val="28"/>
         </w:rPr>
+        <w:drawing>
+          <wp:inline distT="0" distB="0" distL="0" distR="0" wp14:anchorId="4570D7A1" wp14:editId="0EB27EFB">
+            <wp:extent cx="6300470" cy="3148330"/>
+            <wp:effectExtent l="0" t="0" r="5080" b="0"/>
+            <wp:docPr id="3" name="Рисунок 3"/>
+            <wp:cNvGraphicFramePr>
+              <a:graphicFrameLocks xmlns:a="http://schemas.openxmlformats.org/drawingml/2006/main" noChangeAspect="1"/>
+            </wp:cNvGraphicFramePr>
+            <a:graphic xmlns:a="http://schemas.openxmlformats.org/drawingml/2006/main">
+              <a:graphicData uri="http://schemas.openxmlformats.org/drawingml/2006/picture">
+                <pic:pic xmlns:pic="http://schemas.openxmlformats.org/drawingml/2006/picture">
+                  <pic:nvPicPr>
+                    <pic:cNvPr id="1" name=""/>
+                    <pic:cNvPicPr/>
+                  </pic:nvPicPr>
+                  <pic:blipFill>
+                    <a:blip r:embed="rId11"/>
+                    <a:stretch>
+                      <a:fillRect/>
+                    </a:stretch>
+                  </pic:blipFill>
+                  <pic:spPr>
+                    <a:xfrm>
+                      <a:off x="0" y="0"/>
+                      <a:ext cx="6300470" cy="3148330"/>
+                    </a:xfrm>
+                    <a:prstGeom prst="rect">
+                      <a:avLst/>
+                    </a:prstGeom>
+                  </pic:spPr>
+                </pic:pic>
+              </a:graphicData>
+            </a:graphic>
+          </wp:inline>
+        </w:drawing>
+      </w:r>
+    </w:p>
+    <w:p>
+      <w:pPr>
+        <w:keepNext/>
+        <w:keepLines/>
+        <w:pBdr>
+          <w:top w:val="nil"/>
+          <w:left w:val="nil"/>
+          <w:bottom w:val="nil"/>
+          <w:right w:val="nil"/>
+          <w:between w:val="nil"/>
+        </w:pBdr>
+        <w:spacing w:after="0" w:line="360" w:lineRule="auto"/>
+        <w:rPr>
+          <w:rFonts w:ascii="Times New Roman" w:eastAsia="Times New Roman" w:hAnsi="Times New Roman" w:cs="Times New Roman"/>
+          <w:color w:val="000000"/>
+          <w:sz w:val="28"/>
+          <w:szCs w:val="28"/>
+        </w:rPr>
+      </w:pPr>
+    </w:p>
+    <w:p>
+      <w:pPr>
+        <w:keepNext/>
+        <w:keepLines/>
+        <w:pBdr>
+          <w:top w:val="nil"/>
+          <w:left w:val="nil"/>
+          <w:bottom w:val="nil"/>
+          <w:right w:val="nil"/>
+          <w:between w:val="nil"/>
+        </w:pBdr>
+        <w:spacing w:after="0" w:line="360" w:lineRule="auto"/>
+        <w:rPr>
+          <w:rFonts w:ascii="Times New Roman" w:eastAsia="Times New Roman" w:hAnsi="Times New Roman" w:cs="Times New Roman"/>
+          <w:color w:val="000000"/>
+          <w:sz w:val="28"/>
+          <w:szCs w:val="28"/>
+        </w:rPr>
+      </w:pPr>
+      <w:r>
+        <w:rPr>
+          <w:rFonts w:ascii="Times New Roman" w:eastAsia="Times New Roman" w:hAnsi="Times New Roman" w:cs="Times New Roman"/>
+          <w:color w:val="000000"/>
+          <w:sz w:val="28"/>
+          <w:szCs w:val="28"/>
+        </w:rPr>
         <w:t>Содержит информацию об участниках проекта и их вкладе в выполнение работы.</w:t>
       </w:r>
     </w:p>
@@ -4446,6 +4549,89 @@
           <w:sz w:val="28"/>
           <w:szCs w:val="28"/>
         </w:rPr>
+        <w:drawing>
+          <wp:inline distT="0" distB="0" distL="0" distR="0" wp14:anchorId="011041EB" wp14:editId="4155F169">
+            <wp:extent cx="6300470" cy="3138805"/>
+            <wp:effectExtent l="0" t="0" r="5080" b="4445"/>
+            <wp:docPr id="4" name="Рисунок 4"/>
+            <wp:cNvGraphicFramePr>
+              <a:graphicFrameLocks xmlns:a="http://schemas.openxmlformats.org/drawingml/2006/main" noChangeAspect="1"/>
+            </wp:cNvGraphicFramePr>
+            <a:graphic xmlns:a="http://schemas.openxmlformats.org/drawingml/2006/main">
+              <a:graphicData uri="http://schemas.openxmlformats.org/drawingml/2006/picture">
+                <pic:pic xmlns:pic="http://schemas.openxmlformats.org/drawingml/2006/picture">
+                  <pic:nvPicPr>
+                    <pic:cNvPr id="1" name=""/>
+                    <pic:cNvPicPr/>
+                  </pic:nvPicPr>
+                  <pic:blipFill>
+                    <a:blip r:embed="rId12"/>
+                    <a:stretch>
+                      <a:fillRect/>
+                    </a:stretch>
+                  </pic:blipFill>
+                  <pic:spPr>
+                    <a:xfrm>
+                      <a:off x="0" y="0"/>
+                      <a:ext cx="6300470" cy="3138805"/>
+                    </a:xfrm>
+                    <a:prstGeom prst="rect">
+                      <a:avLst/>
+                    </a:prstGeom>
+                  </pic:spPr>
+                </pic:pic>
+              </a:graphicData>
+            </a:graphic>
+          </wp:inline>
+        </w:drawing>
+      </w:r>
+    </w:p>
+    <w:p>
+      <w:pPr>
+        <w:keepNext/>
+        <w:keepLines/>
+        <w:pBdr>
+          <w:top w:val="nil"/>
+          <w:left w:val="nil"/>
+          <w:bottom w:val="nil"/>
+          <w:right w:val="nil"/>
+          <w:between w:val="nil"/>
+        </w:pBdr>
+        <w:spacing w:after="0" w:line="360" w:lineRule="auto"/>
+        <w:rPr>
+          <w:rFonts w:ascii="Times New Roman" w:eastAsia="Times New Roman" w:hAnsi="Times New Roman" w:cs="Times New Roman"/>
+          <w:color w:val="000000"/>
+          <w:sz w:val="28"/>
+          <w:szCs w:val="28"/>
+        </w:rPr>
+      </w:pPr>
+    </w:p>
+    <w:p>
+      <w:pPr>
+        <w:keepNext/>
+        <w:keepLines/>
+        <w:pBdr>
+          <w:top w:val="nil"/>
+          <w:left w:val="nil"/>
+          <w:bottom w:val="nil"/>
+          <w:right w:val="nil"/>
+          <w:between w:val="nil"/>
+        </w:pBdr>
+        <w:spacing w:after="0" w:line="360" w:lineRule="auto"/>
+        <w:rPr>
+          <w:rFonts w:ascii="Times New Roman" w:eastAsia="Times New Roman" w:hAnsi="Times New Roman" w:cs="Times New Roman"/>
+          <w:color w:val="000000"/>
+          <w:sz w:val="28"/>
+          <w:szCs w:val="28"/>
+        </w:rPr>
+      </w:pPr>
+      <w:r>
+        <w:rPr>
+          <w:rFonts w:ascii="Times New Roman" w:eastAsia="Times New Roman" w:hAnsi="Times New Roman" w:cs="Times New Roman"/>
+          <w:color w:val="000000"/>
+          <w:sz w:val="28"/>
+          <w:szCs w:val="28"/>
+        </w:rPr>
         <w:t>Содержит записи о ходе выполнения проектной практики и основных этапах разработки сайта.</w:t>
       </w:r>
     </w:p>
@@ -4549,6 +4735,89 @@
           <w:sz w:val="28"/>
           <w:szCs w:val="28"/>
         </w:rPr>
+        <w:drawing>
+          <wp:inline distT="0" distB="0" distL="0" distR="0" wp14:anchorId="69FC15E5" wp14:editId="383A00B3">
+            <wp:extent cx="6300470" cy="3141980"/>
+            <wp:effectExtent l="0" t="0" r="5080" b="1270"/>
+            <wp:docPr id="5" name="Рисунок 5"/>
+            <wp:cNvGraphicFramePr>
+              <a:graphicFrameLocks xmlns:a="http://schemas.openxmlformats.org/drawingml/2006/main" noChangeAspect="1"/>
+            </wp:cNvGraphicFramePr>
+            <a:graphic xmlns:a="http://schemas.openxmlformats.org/drawingml/2006/main">
+              <a:graphicData uri="http://schemas.openxmlformats.org/drawingml/2006/picture">
+                <pic:pic xmlns:pic="http://schemas.openxmlformats.org/drawingml/2006/picture">
+                  <pic:nvPicPr>
+                    <pic:cNvPr id="1" name=""/>
+                    <pic:cNvPicPr/>
+                  </pic:nvPicPr>
+                  <pic:blipFill>
+                    <a:blip r:embed="rId13"/>
+                    <a:stretch>
+                      <a:fillRect/>
+                    </a:stretch>
+                  </pic:blipFill>
+                  <pic:spPr>
+                    <a:xfrm>
+                      <a:off x="0" y="0"/>
+                      <a:ext cx="6300470" cy="3141980"/>
+                    </a:xfrm>
+                    <a:prstGeom prst="rect">
+                      <a:avLst/>
+                    </a:prstGeom>
+                  </pic:spPr>
+                </pic:pic>
+              </a:graphicData>
+            </a:graphic>
+          </wp:inline>
+        </w:drawing>
+      </w:r>
+    </w:p>
+    <w:p>
+      <w:pPr>
+        <w:keepNext/>
+        <w:keepLines/>
+        <w:pBdr>
+          <w:top w:val="nil"/>
+          <w:left w:val="nil"/>
+          <w:bottom w:val="nil"/>
+          <w:right w:val="nil"/>
+          <w:between w:val="nil"/>
+        </w:pBdr>
+        <w:spacing w:after="0" w:line="360" w:lineRule="auto"/>
+        <w:rPr>
+          <w:rFonts w:ascii="Times New Roman" w:eastAsia="Times New Roman" w:hAnsi="Times New Roman" w:cs="Times New Roman"/>
+          <w:color w:val="000000"/>
+          <w:sz w:val="28"/>
+          <w:szCs w:val="28"/>
+        </w:rPr>
+      </w:pPr>
+    </w:p>
+    <w:p>
+      <w:pPr>
+        <w:keepNext/>
+        <w:keepLines/>
+        <w:pBdr>
+          <w:top w:val="nil"/>
+          <w:left w:val="nil"/>
+          <w:bottom w:val="nil"/>
+          <w:right w:val="nil"/>
+          <w:between w:val="nil"/>
+        </w:pBdr>
+        <w:spacing w:after="0" w:line="360" w:lineRule="auto"/>
+        <w:rPr>
+          <w:rFonts w:ascii="Times New Roman" w:eastAsia="Times New Roman" w:hAnsi="Times New Roman" w:cs="Times New Roman"/>
+          <w:color w:val="000000"/>
+          <w:sz w:val="28"/>
+          <w:szCs w:val="28"/>
+        </w:rPr>
+      </w:pPr>
+      <w:r>
+        <w:rPr>
+          <w:rFonts w:ascii="Times New Roman" w:eastAsia="Times New Roman" w:hAnsi="Times New Roman" w:cs="Times New Roman"/>
+          <w:color w:val="000000"/>
+          <w:sz w:val="28"/>
+          <w:szCs w:val="28"/>
+        </w:rPr>
         <w:t>Включает ссылки на полезные материалы, используемые при разработке проекта.</w:t>
       </w:r>
     </w:p>
@@ -4853,95 +5122,254 @@
           <w:between w:val="nil"/>
         </w:pBdr>
         <w:spacing w:after="0" w:line="360" w:lineRule="auto"/>
+        <w:jc w:val="center"/>
         <w:rPr>
           <w:rFonts w:ascii="Times New Roman" w:eastAsia="Times New Roman" w:hAnsi="Times New Roman" w:cs="Times New Roman"/>
           <w:b/>
           <w:color w:val="000000"/>
-          <w:sz w:val="32"/>
-          <w:szCs w:val="28"/>
-        </w:rPr>
-      </w:pPr>
-    </w:p>
-    <w:p>
-      <w:pPr>
-        <w:keepNext/>
-        <w:keepLines/>
-        <w:pBdr>
-          <w:top w:val="nil"/>
-          <w:left w:val="nil"/>
-          <w:bottom w:val="nil"/>
-          <w:right w:val="nil"/>
-          <w:between w:val="nil"/>
-        </w:pBdr>
-        <w:spacing w:after="0" w:line="360" w:lineRule="auto"/>
+          <w:sz w:val="28"/>
+          <w:szCs w:val="28"/>
+        </w:rPr>
+      </w:pPr>
+    </w:p>
+    <w:p>
+      <w:pPr>
+        <w:keepNext/>
+        <w:keepLines/>
+        <w:pBdr>
+          <w:top w:val="nil"/>
+          <w:left w:val="nil"/>
+          <w:bottom w:val="nil"/>
+          <w:right w:val="nil"/>
+          <w:between w:val="nil"/>
+        </w:pBdr>
+        <w:spacing w:after="0" w:line="360" w:lineRule="auto"/>
+        <w:jc w:val="center"/>
         <w:rPr>
           <w:rFonts w:ascii="Times New Roman" w:eastAsia="Times New Roman" w:hAnsi="Times New Roman" w:cs="Times New Roman"/>
           <w:b/>
           <w:color w:val="000000"/>
-          <w:sz w:val="32"/>
-          <w:szCs w:val="28"/>
-        </w:rPr>
-      </w:pPr>
-    </w:p>
-    <w:p>
-      <w:pPr>
-        <w:keepNext/>
-        <w:keepLines/>
-        <w:pBdr>
-          <w:top w:val="nil"/>
-          <w:left w:val="nil"/>
-          <w:bottom w:val="nil"/>
-          <w:right w:val="nil"/>
-          <w:between w:val="nil"/>
-        </w:pBdr>
-        <w:spacing w:after="0" w:line="360" w:lineRule="auto"/>
+          <w:sz w:val="28"/>
+          <w:szCs w:val="28"/>
+        </w:rPr>
+      </w:pPr>
+    </w:p>
+    <w:p>
+      <w:pPr>
+        <w:keepNext/>
+        <w:keepLines/>
+        <w:pBdr>
+          <w:top w:val="nil"/>
+          <w:left w:val="nil"/>
+          <w:bottom w:val="nil"/>
+          <w:right w:val="nil"/>
+          <w:between w:val="nil"/>
+        </w:pBdr>
+        <w:spacing w:after="0" w:line="360" w:lineRule="auto"/>
+        <w:jc w:val="center"/>
         <w:rPr>
           <w:rFonts w:ascii="Times New Roman" w:eastAsia="Times New Roman" w:hAnsi="Times New Roman" w:cs="Times New Roman"/>
           <w:b/>
           <w:color w:val="000000"/>
-          <w:sz w:val="32"/>
-          <w:szCs w:val="28"/>
-        </w:rPr>
-      </w:pPr>
-    </w:p>
-    <w:p>
-      <w:pPr>
-        <w:keepNext/>
-        <w:keepLines/>
-        <w:pBdr>
-          <w:top w:val="nil"/>
-          <w:left w:val="nil"/>
-          <w:bottom w:val="nil"/>
-          <w:right w:val="nil"/>
-          <w:between w:val="nil"/>
-        </w:pBdr>
-        <w:spacing w:after="0" w:line="360" w:lineRule="auto"/>
+          <w:sz w:val="28"/>
+          <w:szCs w:val="28"/>
+        </w:rPr>
+      </w:pPr>
+    </w:p>
+    <w:p>
+      <w:pPr>
+        <w:keepNext/>
+        <w:keepLines/>
+        <w:pBdr>
+          <w:top w:val="nil"/>
+          <w:left w:val="nil"/>
+          <w:bottom w:val="nil"/>
+          <w:right w:val="nil"/>
+          <w:between w:val="nil"/>
+        </w:pBdr>
+        <w:spacing w:after="0" w:line="360" w:lineRule="auto"/>
+        <w:jc w:val="center"/>
         <w:rPr>
           <w:rFonts w:ascii="Times New Roman" w:eastAsia="Times New Roman" w:hAnsi="Times New Roman" w:cs="Times New Roman"/>
           <w:b/>
           <w:color w:val="000000"/>
-          <w:sz w:val="32"/>
-          <w:szCs w:val="28"/>
-        </w:rPr>
-      </w:pPr>
-    </w:p>
-    <w:p>
-      <w:pPr>
-        <w:keepNext/>
-        <w:keepLines/>
-        <w:pBdr>
-          <w:top w:val="nil"/>
-          <w:left w:val="nil"/>
-          <w:bottom w:val="nil"/>
-          <w:right w:val="nil"/>
-          <w:between w:val="nil"/>
-        </w:pBdr>
-        <w:spacing w:after="0" w:line="360" w:lineRule="auto"/>
+          <w:sz w:val="28"/>
+          <w:szCs w:val="28"/>
+        </w:rPr>
+      </w:pPr>
+    </w:p>
+    <w:p>
+      <w:pPr>
+        <w:keepNext/>
+        <w:keepLines/>
+        <w:pBdr>
+          <w:top w:val="nil"/>
+          <w:left w:val="nil"/>
+          <w:bottom w:val="nil"/>
+          <w:right w:val="nil"/>
+          <w:between w:val="nil"/>
+        </w:pBdr>
+        <w:spacing w:after="0" w:line="360" w:lineRule="auto"/>
+        <w:jc w:val="center"/>
         <w:rPr>
           <w:rFonts w:ascii="Times New Roman" w:eastAsia="Times New Roman" w:hAnsi="Times New Roman" w:cs="Times New Roman"/>
           <w:b/>
           <w:color w:val="000000"/>
-          <w:sz w:val="32"/>
+          <w:sz w:val="28"/>
+          <w:szCs w:val="28"/>
+        </w:rPr>
+      </w:pPr>
+    </w:p>
+    <w:p>
+      <w:pPr>
+        <w:keepNext/>
+        <w:keepLines/>
+        <w:pBdr>
+          <w:top w:val="nil"/>
+          <w:left w:val="nil"/>
+          <w:bottom w:val="nil"/>
+          <w:right w:val="nil"/>
+          <w:between w:val="nil"/>
+        </w:pBdr>
+        <w:spacing w:after="0" w:line="360" w:lineRule="auto"/>
+        <w:jc w:val="center"/>
+        <w:rPr>
+          <w:rFonts w:ascii="Times New Roman" w:eastAsia="Times New Roman" w:hAnsi="Times New Roman" w:cs="Times New Roman"/>
+          <w:b/>
+          <w:color w:val="000000"/>
+          <w:sz w:val="28"/>
+          <w:szCs w:val="28"/>
+        </w:rPr>
+      </w:pPr>
+    </w:p>
+    <w:p>
+      <w:pPr>
+        <w:keepNext/>
+        <w:keepLines/>
+        <w:pBdr>
+          <w:top w:val="nil"/>
+          <w:left w:val="nil"/>
+          <w:bottom w:val="nil"/>
+          <w:right w:val="nil"/>
+          <w:between w:val="nil"/>
+        </w:pBdr>
+        <w:spacing w:after="0" w:line="360" w:lineRule="auto"/>
+        <w:jc w:val="center"/>
+        <w:rPr>
+          <w:rFonts w:ascii="Times New Roman" w:eastAsia="Times New Roman" w:hAnsi="Times New Roman" w:cs="Times New Roman"/>
+          <w:b/>
+          <w:color w:val="000000"/>
+          <w:sz w:val="28"/>
+          <w:szCs w:val="28"/>
+        </w:rPr>
+      </w:pPr>
+    </w:p>
+    <w:p>
+      <w:pPr>
+        <w:keepNext/>
+        <w:keepLines/>
+        <w:pBdr>
+          <w:top w:val="nil"/>
+          <w:left w:val="nil"/>
+          <w:bottom w:val="nil"/>
+          <w:right w:val="nil"/>
+          <w:between w:val="nil"/>
+        </w:pBdr>
+        <w:spacing w:after="0" w:line="360" w:lineRule="auto"/>
+        <w:jc w:val="center"/>
+        <w:rPr>
+          <w:rFonts w:ascii="Times New Roman" w:eastAsia="Times New Roman" w:hAnsi="Times New Roman" w:cs="Times New Roman"/>
+          <w:b/>
+          <w:color w:val="000000"/>
+          <w:sz w:val="28"/>
+          <w:szCs w:val="28"/>
+        </w:rPr>
+      </w:pPr>
+    </w:p>
+    <w:p>
+      <w:pPr>
+        <w:keepNext/>
+        <w:keepLines/>
+        <w:pBdr>
+          <w:top w:val="nil"/>
+          <w:left w:val="nil"/>
+          <w:bottom w:val="nil"/>
+          <w:right w:val="nil"/>
+          <w:between w:val="nil"/>
+        </w:pBdr>
+        <w:spacing w:after="0" w:line="360" w:lineRule="auto"/>
+        <w:jc w:val="center"/>
+        <w:rPr>
+          <w:rFonts w:ascii="Times New Roman" w:eastAsia="Times New Roman" w:hAnsi="Times New Roman" w:cs="Times New Roman"/>
+          <w:b/>
+          <w:color w:val="000000"/>
+          <w:sz w:val="28"/>
+          <w:szCs w:val="28"/>
+        </w:rPr>
+      </w:pPr>
+    </w:p>
+    <w:p>
+      <w:pPr>
+        <w:keepNext/>
+        <w:keepLines/>
+        <w:pBdr>
+          <w:top w:val="nil"/>
+          <w:left w:val="nil"/>
+          <w:bottom w:val="nil"/>
+          <w:right w:val="nil"/>
+          <w:between w:val="nil"/>
+        </w:pBdr>
+        <w:spacing w:after="0" w:line="360" w:lineRule="auto"/>
+        <w:jc w:val="center"/>
+        <w:rPr>
+          <w:rFonts w:ascii="Times New Roman" w:eastAsia="Times New Roman" w:hAnsi="Times New Roman" w:cs="Times New Roman"/>
+          <w:b/>
+          <w:color w:val="000000"/>
+          <w:sz w:val="28"/>
+          <w:szCs w:val="28"/>
+        </w:rPr>
+      </w:pPr>
+    </w:p>
+    <w:p>
+      <w:pPr>
+        <w:keepNext/>
+        <w:keepLines/>
+        <w:pBdr>
+          <w:top w:val="nil"/>
+          <w:left w:val="nil"/>
+          <w:bottom w:val="nil"/>
+          <w:right w:val="nil"/>
+          <w:between w:val="nil"/>
+        </w:pBdr>
+        <w:spacing w:after="0" w:line="360" w:lineRule="auto"/>
+        <w:jc w:val="center"/>
+        <w:rPr>
+          <w:rFonts w:ascii="Times New Roman" w:eastAsia="Times New Roman" w:hAnsi="Times New Roman" w:cs="Times New Roman"/>
+          <w:b/>
+          <w:color w:val="000000"/>
+          <w:sz w:val="28"/>
+          <w:szCs w:val="28"/>
+        </w:rPr>
+      </w:pPr>
+    </w:p>
+    <w:p>
+      <w:pPr>
+        <w:keepNext/>
+        <w:keepLines/>
+        <w:pBdr>
+          <w:top w:val="nil"/>
+          <w:left w:val="nil"/>
+          <w:bottom w:val="nil"/>
+          <w:right w:val="nil"/>
+          <w:between w:val="nil"/>
+        </w:pBdr>
+        <w:spacing w:after="0" w:line="360" w:lineRule="auto"/>
+        <w:jc w:val="center"/>
+        <w:rPr>
+          <w:rFonts w:ascii="Times New Roman" w:eastAsia="Times New Roman" w:hAnsi="Times New Roman" w:cs="Times New Roman"/>
+          <w:b/>
+          <w:color w:val="000000"/>
+          <w:sz w:val="28"/>
           <w:szCs w:val="28"/>
         </w:rPr>
       </w:pPr>
@@ -5619,7 +6047,27 @@
           <w:sz w:val="28"/>
           <w:szCs w:val="28"/>
         </w:rPr>
-        <w:t>. HTML: язык гипертекстовой разметки. — URL: https://developer.mozilla.org/ru/docs/Web/HTML</w:t>
+        <w:t xml:space="preserve">. HTML: язык гипертекстовой разметки. — URL: </w:t>
+      </w:r>
+      <w:hyperlink r:id="rId14" w:history="1">
+        <w:r>
+          <w:rPr>
+            <w:rStyle w:val="a8"/>
+            <w:rFonts w:ascii="Times New Roman" w:eastAsia="Times New Roman" w:hAnsi="Times New Roman" w:cs="Times New Roman"/>
+            <w:sz w:val="28"/>
+            <w:szCs w:val="28"/>
+          </w:rPr>
+          <w:t>https://developer.mozilla.org/ru/docs/Web/HTML</w:t>
+        </w:r>
+      </w:hyperlink>
+      <w:r>
+        <w:rPr>
+          <w:rFonts w:ascii="Times New Roman" w:eastAsia="Times New Roman" w:hAnsi="Times New Roman" w:cs="Times New Roman"/>
+          <w:color w:val="000000"/>
+          <w:sz w:val="28"/>
+          <w:szCs w:val="28"/>
+        </w:rPr>
+        <w:t xml:space="preserve"> </w:t>
       </w:r>
     </w:p>
     <w:p>
@@ -5655,7 +6103,29 @@
           <w:szCs w:val="28"/>
           <w:lang w:val="en-US"/>
         </w:rPr>
-        <w:t>MDN Web Docs. CSS. — URL: https://developer.mozilla.org/ru/docs/Web/CSS</w:t>
+        <w:t xml:space="preserve">MDN Web Docs. CSS. — URL: </w:t>
+      </w:r>
+      <w:hyperlink r:id="rId15" w:history="1">
+        <w:r>
+          <w:rPr>
+            <w:rStyle w:val="a8"/>
+            <w:rFonts w:ascii="Times New Roman" w:eastAsia="Times New Roman" w:hAnsi="Times New Roman" w:cs="Times New Roman"/>
+            <w:sz w:val="28"/>
+            <w:szCs w:val="28"/>
+            <w:lang w:val="en-US"/>
+          </w:rPr>
+          <w:t>https://developer.mozilla.org/ru/docs/Web/CSS</w:t>
+        </w:r>
+      </w:hyperlink>
+      <w:r>
+        <w:rPr>
+          <w:rFonts w:ascii="Times New Roman" w:eastAsia="Times New Roman" w:hAnsi="Times New Roman" w:cs="Times New Roman"/>
+          <w:color w:val="000000"/>
+          <w:sz w:val="28"/>
+          <w:szCs w:val="28"/>
+          <w:lang w:val="en-US"/>
+        </w:rPr>
+        <w:t xml:space="preserve"> </w:t>
       </w:r>
     </w:p>
     <w:p>
@@ -5740,7 +6210,27 @@
           <w:sz w:val="28"/>
           <w:szCs w:val="28"/>
         </w:rPr>
-        <w:t>. — URL: https://git-scm.com/book/ru/v2</w:t>
+        <w:t xml:space="preserve">. — URL: </w:t>
+      </w:r>
+      <w:hyperlink r:id="rId16" w:history="1">
+        <w:r>
+          <w:rPr>
+            <w:rStyle w:val="a8"/>
+            <w:rFonts w:ascii="Times New Roman" w:eastAsia="Times New Roman" w:hAnsi="Times New Roman" w:cs="Times New Roman"/>
+            <w:sz w:val="28"/>
+            <w:szCs w:val="28"/>
+          </w:rPr>
+          <w:t>https://git-scm.com/book/ru/v2</w:t>
+        </w:r>
+      </w:hyperlink>
+      <w:r>
+        <w:rPr>
+          <w:rFonts w:ascii="Times New Roman" w:eastAsia="Times New Roman" w:hAnsi="Times New Roman" w:cs="Times New Roman"/>
+          <w:color w:val="000000"/>
+          <w:sz w:val="28"/>
+          <w:szCs w:val="28"/>
+        </w:rPr>
+        <w:t xml:space="preserve"> </w:t>
       </w:r>
     </w:p>
     <w:p>
@@ -5785,7 +6275,27 @@
           <w:sz w:val="28"/>
           <w:szCs w:val="28"/>
         </w:rPr>
-        <w:t>. Документация по веб-разработке. — URL: https://doka.guide/</w:t>
+        <w:t xml:space="preserve">. Документация по веб-разработке. — URL: </w:t>
+      </w:r>
+      <w:hyperlink r:id="rId17" w:history="1">
+        <w:r>
+          <w:rPr>
+            <w:rStyle w:val="a8"/>
+            <w:rFonts w:ascii="Times New Roman" w:eastAsia="Times New Roman" w:hAnsi="Times New Roman" w:cs="Times New Roman"/>
+            <w:sz w:val="28"/>
+            <w:szCs w:val="28"/>
+          </w:rPr>
+          <w:t>https://doka.guide/</w:t>
+        </w:r>
+      </w:hyperlink>
+      <w:r>
+        <w:rPr>
+          <w:rFonts w:ascii="Times New Roman" w:eastAsia="Times New Roman" w:hAnsi="Times New Roman" w:cs="Times New Roman"/>
+          <w:color w:val="000000"/>
+          <w:sz w:val="28"/>
+          <w:szCs w:val="28"/>
+        </w:rPr>
+        <w:t xml:space="preserve"> </w:t>
       </w:r>
     </w:p>
     <w:p>
@@ -5870,7 +6380,27 @@
           <w:sz w:val="28"/>
           <w:szCs w:val="28"/>
         </w:rPr>
-        <w:t>. — URL: https://docs.github.com</w:t>
+        <w:t xml:space="preserve">. — URL: </w:t>
+      </w:r>
+      <w:hyperlink r:id="rId18" w:history="1">
+        <w:r>
+          <w:rPr>
+            <w:rStyle w:val="a8"/>
+            <w:rFonts w:ascii="Times New Roman" w:eastAsia="Times New Roman" w:hAnsi="Times New Roman" w:cs="Times New Roman"/>
+            <w:sz w:val="28"/>
+            <w:szCs w:val="28"/>
+          </w:rPr>
+          <w:t>https://docs.github.com</w:t>
+        </w:r>
+      </w:hyperlink>
+      <w:r>
+        <w:rPr>
+          <w:rFonts w:ascii="Times New Roman" w:eastAsia="Times New Roman" w:hAnsi="Times New Roman" w:cs="Times New Roman"/>
+          <w:color w:val="000000"/>
+          <w:sz w:val="28"/>
+          <w:szCs w:val="28"/>
+        </w:rPr>
+        <w:t xml:space="preserve"> </w:t>
       </w:r>
     </w:p>
     <w:p>
@@ -5935,7 +6465,27 @@
           <w:sz w:val="28"/>
           <w:szCs w:val="28"/>
         </w:rPr>
-        <w:t>. — URL: https://ru.hexlet.io/courses/intro_to_git</w:t>
+        <w:t xml:space="preserve">. — URL: </w:t>
+      </w:r>
+      <w:hyperlink r:id="rId19" w:history="1">
+        <w:r>
+          <w:rPr>
+            <w:rStyle w:val="a8"/>
+            <w:rFonts w:ascii="Times New Roman" w:eastAsia="Times New Roman" w:hAnsi="Times New Roman" w:cs="Times New Roman"/>
+            <w:sz w:val="28"/>
+            <w:szCs w:val="28"/>
+          </w:rPr>
+          <w:t>https://ru.hexlet.io/courses/intro_to_git</w:t>
+        </w:r>
+      </w:hyperlink>
+      <w:r>
+        <w:rPr>
+          <w:rFonts w:ascii="Times New Roman" w:eastAsia="Times New Roman" w:hAnsi="Times New Roman" w:cs="Times New Roman"/>
+          <w:color w:val="000000"/>
+          <w:sz w:val="28"/>
+          <w:szCs w:val="28"/>
+        </w:rPr>
+        <w:t xml:space="preserve"> </w:t>
       </w:r>
     </w:p>
     <w:p>
@@ -6000,11 +6550,3411 @@
           <w:sz w:val="28"/>
           <w:szCs w:val="28"/>
         </w:rPr>
-        <w:t>. — URL: https://ru.hexlet.io/lesson_filters/markdown</w:t>
+        <w:t xml:space="preserve">. — URL: </w:t>
+      </w:r>
+      <w:hyperlink r:id="rId20" w:history="1">
+        <w:r>
+          <w:rPr>
+            <w:rStyle w:val="a8"/>
+            <w:rFonts w:ascii="Times New Roman" w:eastAsia="Times New Roman" w:hAnsi="Times New Roman" w:cs="Times New Roman"/>
+            <w:sz w:val="28"/>
+            <w:szCs w:val="28"/>
+          </w:rPr>
+          <w:t>https://ru.hexlet.io/lesson_filters/markdown</w:t>
+        </w:r>
+      </w:hyperlink>
+    </w:p>
+    <w:p>
+      <w:pPr>
+        <w:keepNext/>
+        <w:keepLines/>
+        <w:pBdr>
+          <w:top w:val="nil"/>
+          <w:left w:val="nil"/>
+          <w:bottom w:val="nil"/>
+          <w:right w:val="nil"/>
+          <w:between w:val="nil"/>
+        </w:pBdr>
+        <w:spacing w:after="0" w:line="360" w:lineRule="auto"/>
+        <w:rPr>
+          <w:rFonts w:ascii="Times New Roman" w:eastAsia="Times New Roman" w:hAnsi="Times New Roman" w:cs="Times New Roman"/>
+          <w:color w:val="000000"/>
+          <w:sz w:val="28"/>
+          <w:szCs w:val="28"/>
+        </w:rPr>
+      </w:pPr>
+    </w:p>
+    <w:p>
+      <w:pPr>
+        <w:keepNext/>
+        <w:keepLines/>
+        <w:pBdr>
+          <w:top w:val="nil"/>
+          <w:left w:val="nil"/>
+          <w:bottom w:val="nil"/>
+          <w:right w:val="nil"/>
+          <w:between w:val="nil"/>
+        </w:pBdr>
+        <w:spacing w:after="0" w:line="360" w:lineRule="auto"/>
+        <w:rPr>
+          <w:rFonts w:ascii="Times New Roman" w:eastAsia="Times New Roman" w:hAnsi="Times New Roman" w:cs="Times New Roman"/>
+          <w:color w:val="000000"/>
+          <w:sz w:val="28"/>
+          <w:szCs w:val="28"/>
+        </w:rPr>
+      </w:pPr>
+    </w:p>
+    <w:p>
+      <w:pPr>
+        <w:keepNext/>
+        <w:keepLines/>
+        <w:pBdr>
+          <w:top w:val="nil"/>
+          <w:left w:val="nil"/>
+          <w:bottom w:val="nil"/>
+          <w:right w:val="nil"/>
+          <w:between w:val="nil"/>
+        </w:pBdr>
+        <w:spacing w:after="0" w:line="360" w:lineRule="auto"/>
+        <w:rPr>
+          <w:rFonts w:ascii="Times New Roman" w:eastAsia="Times New Roman" w:hAnsi="Times New Roman" w:cs="Times New Roman"/>
+          <w:color w:val="000000"/>
+          <w:sz w:val="28"/>
+          <w:szCs w:val="28"/>
+        </w:rPr>
+      </w:pPr>
+    </w:p>
+    <w:p>
+      <w:pPr>
+        <w:keepNext/>
+        <w:keepLines/>
+        <w:pBdr>
+          <w:top w:val="nil"/>
+          <w:left w:val="nil"/>
+          <w:bottom w:val="nil"/>
+          <w:right w:val="nil"/>
+          <w:between w:val="nil"/>
+        </w:pBdr>
+        <w:spacing w:after="0" w:line="360" w:lineRule="auto"/>
+        <w:rPr>
+          <w:rFonts w:ascii="Times New Roman" w:eastAsia="Times New Roman" w:hAnsi="Times New Roman" w:cs="Times New Roman"/>
+          <w:color w:val="000000"/>
+          <w:sz w:val="28"/>
+          <w:szCs w:val="28"/>
+        </w:rPr>
+      </w:pPr>
+    </w:p>
+    <w:p>
+      <w:pPr>
+        <w:keepNext/>
+        <w:keepLines/>
+        <w:pBdr>
+          <w:top w:val="nil"/>
+          <w:left w:val="nil"/>
+          <w:bottom w:val="nil"/>
+          <w:right w:val="nil"/>
+          <w:between w:val="nil"/>
+        </w:pBdr>
+        <w:spacing w:after="0" w:line="360" w:lineRule="auto"/>
+        <w:rPr>
+          <w:rFonts w:ascii="Times New Roman" w:eastAsia="Times New Roman" w:hAnsi="Times New Roman" w:cs="Times New Roman"/>
+          <w:color w:val="000000"/>
+          <w:sz w:val="28"/>
+          <w:szCs w:val="28"/>
+        </w:rPr>
+      </w:pPr>
+    </w:p>
+    <w:p>
+      <w:pPr>
+        <w:keepNext/>
+        <w:keepLines/>
+        <w:pBdr>
+          <w:top w:val="nil"/>
+          <w:left w:val="nil"/>
+          <w:bottom w:val="nil"/>
+          <w:right w:val="nil"/>
+          <w:between w:val="nil"/>
+        </w:pBdr>
+        <w:spacing w:after="0" w:line="360" w:lineRule="auto"/>
+        <w:rPr>
+          <w:rFonts w:ascii="Times New Roman" w:eastAsia="Times New Roman" w:hAnsi="Times New Roman" w:cs="Times New Roman"/>
+          <w:color w:val="000000"/>
+          <w:sz w:val="28"/>
+          <w:szCs w:val="28"/>
+        </w:rPr>
+      </w:pPr>
+    </w:p>
+    <w:p>
+      <w:pPr>
+        <w:keepNext/>
+        <w:keepLines/>
+        <w:pBdr>
+          <w:top w:val="nil"/>
+          <w:left w:val="nil"/>
+          <w:bottom w:val="nil"/>
+          <w:right w:val="nil"/>
+          <w:between w:val="nil"/>
+        </w:pBdr>
+        <w:spacing w:after="0" w:line="360" w:lineRule="auto"/>
+        <w:rPr>
+          <w:rFonts w:ascii="Times New Roman" w:eastAsia="Times New Roman" w:hAnsi="Times New Roman" w:cs="Times New Roman"/>
+          <w:color w:val="000000"/>
+          <w:sz w:val="28"/>
+          <w:szCs w:val="28"/>
+        </w:rPr>
+      </w:pPr>
+    </w:p>
+    <w:p>
+      <w:pPr>
+        <w:keepNext/>
+        <w:keepLines/>
+        <w:pBdr>
+          <w:top w:val="nil"/>
+          <w:left w:val="nil"/>
+          <w:bottom w:val="nil"/>
+          <w:right w:val="nil"/>
+          <w:between w:val="nil"/>
+        </w:pBdr>
+        <w:spacing w:after="0" w:line="360" w:lineRule="auto"/>
+        <w:rPr>
+          <w:rFonts w:ascii="Times New Roman" w:eastAsia="Times New Roman" w:hAnsi="Times New Roman" w:cs="Times New Roman"/>
+          <w:color w:val="000000"/>
+          <w:sz w:val="28"/>
+          <w:szCs w:val="28"/>
+        </w:rPr>
+      </w:pPr>
+    </w:p>
+    <w:p>
+      <w:pPr>
+        <w:keepNext/>
+        <w:keepLines/>
+        <w:pBdr>
+          <w:top w:val="nil"/>
+          <w:left w:val="nil"/>
+          <w:bottom w:val="nil"/>
+          <w:right w:val="nil"/>
+          <w:between w:val="nil"/>
+        </w:pBdr>
+        <w:spacing w:after="0" w:line="360" w:lineRule="auto"/>
+        <w:rPr>
+          <w:rFonts w:ascii="Times New Roman" w:eastAsia="Times New Roman" w:hAnsi="Times New Roman" w:cs="Times New Roman"/>
+          <w:color w:val="000000"/>
+          <w:sz w:val="28"/>
+          <w:szCs w:val="28"/>
+        </w:rPr>
+      </w:pPr>
+    </w:p>
+    <w:p>
+      <w:pPr>
+        <w:keepNext/>
+        <w:keepLines/>
+        <w:pBdr>
+          <w:top w:val="nil"/>
+          <w:left w:val="nil"/>
+          <w:bottom w:val="nil"/>
+          <w:right w:val="nil"/>
+          <w:between w:val="nil"/>
+        </w:pBdr>
+        <w:spacing w:after="0" w:line="360" w:lineRule="auto"/>
+        <w:rPr>
+          <w:rFonts w:ascii="Times New Roman" w:eastAsia="Times New Roman" w:hAnsi="Times New Roman" w:cs="Times New Roman"/>
+          <w:color w:val="000000"/>
+          <w:sz w:val="28"/>
+          <w:szCs w:val="28"/>
+        </w:rPr>
+      </w:pPr>
+    </w:p>
+    <w:p>
+      <w:pPr>
+        <w:keepNext/>
+        <w:keepLines/>
+        <w:pBdr>
+          <w:top w:val="nil"/>
+          <w:left w:val="nil"/>
+          <w:bottom w:val="nil"/>
+          <w:right w:val="nil"/>
+          <w:between w:val="nil"/>
+        </w:pBdr>
+        <w:spacing w:after="0" w:line="360" w:lineRule="auto"/>
+        <w:rPr>
+          <w:rFonts w:ascii="Times New Roman" w:eastAsia="Times New Roman" w:hAnsi="Times New Roman" w:cs="Times New Roman"/>
+          <w:color w:val="000000"/>
+          <w:sz w:val="28"/>
+          <w:szCs w:val="28"/>
+        </w:rPr>
+      </w:pPr>
+    </w:p>
+    <w:p>
+      <w:pPr>
+        <w:keepNext/>
+        <w:keepLines/>
+        <w:pBdr>
+          <w:top w:val="nil"/>
+          <w:left w:val="nil"/>
+          <w:bottom w:val="nil"/>
+          <w:right w:val="nil"/>
+          <w:between w:val="nil"/>
+        </w:pBdr>
+        <w:spacing w:after="0" w:line="360" w:lineRule="auto"/>
+        <w:rPr>
+          <w:rFonts w:ascii="Times New Roman" w:eastAsia="Times New Roman" w:hAnsi="Times New Roman" w:cs="Times New Roman"/>
+          <w:color w:val="000000"/>
+          <w:sz w:val="28"/>
+          <w:szCs w:val="28"/>
+        </w:rPr>
+      </w:pPr>
+    </w:p>
+    <w:p>
+      <w:pPr>
+        <w:keepNext/>
+        <w:keepLines/>
+        <w:pBdr>
+          <w:top w:val="nil"/>
+          <w:left w:val="nil"/>
+          <w:bottom w:val="nil"/>
+          <w:right w:val="nil"/>
+          <w:between w:val="nil"/>
+        </w:pBdr>
+        <w:spacing w:after="0" w:line="360" w:lineRule="auto"/>
+        <w:rPr>
+          <w:rFonts w:ascii="Times New Roman" w:eastAsia="Times New Roman" w:hAnsi="Times New Roman" w:cs="Times New Roman"/>
+          <w:color w:val="000000"/>
+          <w:sz w:val="28"/>
+          <w:szCs w:val="28"/>
+        </w:rPr>
+      </w:pPr>
+    </w:p>
+    <w:p>
+      <w:pPr>
+        <w:keepNext/>
+        <w:keepLines/>
+        <w:pBdr>
+          <w:top w:val="nil"/>
+          <w:left w:val="nil"/>
+          <w:bottom w:val="nil"/>
+          <w:right w:val="nil"/>
+          <w:between w:val="nil"/>
+        </w:pBdr>
+        <w:spacing w:after="0" w:line="360" w:lineRule="auto"/>
+        <w:rPr>
+          <w:rFonts w:ascii="Times New Roman" w:eastAsia="Times New Roman" w:hAnsi="Times New Roman" w:cs="Times New Roman"/>
+          <w:color w:val="000000"/>
+          <w:sz w:val="28"/>
+          <w:szCs w:val="28"/>
+        </w:rPr>
+      </w:pPr>
+    </w:p>
+    <w:p>
+      <w:pPr>
+        <w:keepNext/>
+        <w:keepLines/>
+        <w:pBdr>
+          <w:top w:val="nil"/>
+          <w:left w:val="nil"/>
+          <w:bottom w:val="nil"/>
+          <w:right w:val="nil"/>
+          <w:between w:val="nil"/>
+        </w:pBdr>
+        <w:spacing w:after="0" w:line="360" w:lineRule="auto"/>
+        <w:rPr>
+          <w:rFonts w:ascii="Times New Roman" w:eastAsia="Times New Roman" w:hAnsi="Times New Roman" w:cs="Times New Roman"/>
+          <w:color w:val="000000"/>
+          <w:sz w:val="28"/>
+          <w:szCs w:val="28"/>
+        </w:rPr>
+      </w:pPr>
+    </w:p>
+    <w:p>
+      <w:pPr>
+        <w:keepNext/>
+        <w:keepLines/>
+        <w:pBdr>
+          <w:top w:val="nil"/>
+          <w:left w:val="nil"/>
+          <w:bottom w:val="nil"/>
+          <w:right w:val="nil"/>
+          <w:between w:val="nil"/>
+        </w:pBdr>
+        <w:spacing w:after="0" w:line="360" w:lineRule="auto"/>
+        <w:rPr>
+          <w:rFonts w:ascii="Times New Roman" w:eastAsia="Times New Roman" w:hAnsi="Times New Roman" w:cs="Times New Roman"/>
+          <w:color w:val="000000"/>
+          <w:sz w:val="28"/>
+          <w:szCs w:val="28"/>
+        </w:rPr>
+      </w:pPr>
+    </w:p>
+    <w:p>
+      <w:pPr>
+        <w:keepNext/>
+        <w:keepLines/>
+        <w:pBdr>
+          <w:top w:val="nil"/>
+          <w:left w:val="nil"/>
+          <w:bottom w:val="nil"/>
+          <w:right w:val="nil"/>
+          <w:between w:val="nil"/>
+        </w:pBdr>
+        <w:spacing w:after="0" w:line="360" w:lineRule="auto"/>
+        <w:rPr>
+          <w:rFonts w:ascii="Times New Roman" w:eastAsia="Times New Roman" w:hAnsi="Times New Roman" w:cs="Times New Roman"/>
+          <w:color w:val="000000"/>
+          <w:sz w:val="28"/>
+          <w:szCs w:val="28"/>
+        </w:rPr>
+      </w:pPr>
+    </w:p>
+    <w:p>
+      <w:pPr>
+        <w:keepNext/>
+        <w:keepLines/>
+        <w:pBdr>
+          <w:top w:val="nil"/>
+          <w:left w:val="nil"/>
+          <w:bottom w:val="nil"/>
+          <w:right w:val="nil"/>
+          <w:between w:val="nil"/>
+        </w:pBdr>
+        <w:spacing w:after="0" w:line="360" w:lineRule="auto"/>
+        <w:rPr>
+          <w:rFonts w:ascii="Times New Roman" w:eastAsia="Times New Roman" w:hAnsi="Times New Roman" w:cs="Times New Roman"/>
+          <w:color w:val="000000"/>
+          <w:sz w:val="28"/>
+          <w:szCs w:val="28"/>
+        </w:rPr>
+      </w:pPr>
+    </w:p>
+    <w:p>
+      <w:pPr>
+        <w:keepNext/>
+        <w:keepLines/>
+        <w:pBdr>
+          <w:top w:val="nil"/>
+          <w:left w:val="nil"/>
+          <w:bottom w:val="nil"/>
+          <w:right w:val="nil"/>
+          <w:between w:val="nil"/>
+        </w:pBdr>
+        <w:spacing w:after="0" w:line="360" w:lineRule="auto"/>
+        <w:jc w:val="center"/>
+        <w:rPr>
+          <w:rFonts w:ascii="Times New Roman" w:eastAsia="Times New Roman" w:hAnsi="Times New Roman" w:cs="Times New Roman"/>
+          <w:b/>
+          <w:color w:val="000000"/>
+          <w:sz w:val="28"/>
+          <w:szCs w:val="28"/>
+        </w:rPr>
+      </w:pPr>
+      <w:r>
+        <w:rPr>
+          <w:rFonts w:ascii="Times New Roman" w:eastAsia="Times New Roman" w:hAnsi="Times New Roman" w:cs="Times New Roman"/>
+          <w:b/>
+          <w:color w:val="000000"/>
+          <w:sz w:val="28"/>
+          <w:szCs w:val="28"/>
+        </w:rPr>
+        <w:lastRenderedPageBreak/>
+        <w:t>ПРИЛОЖЕНИЕ 1</w:t>
+      </w:r>
+    </w:p>
+    <w:p>
+      <w:pPr>
+        <w:keepNext/>
+        <w:keepLines/>
+        <w:pBdr>
+          <w:top w:val="nil"/>
+          <w:left w:val="nil"/>
+          <w:bottom w:val="nil"/>
+          <w:right w:val="nil"/>
+          <w:between w:val="nil"/>
+        </w:pBdr>
+        <w:spacing w:after="0" w:line="360" w:lineRule="auto"/>
+        <w:jc w:val="center"/>
+        <w:rPr>
+          <w:rFonts w:ascii="Times New Roman" w:eastAsia="Times New Roman" w:hAnsi="Times New Roman" w:cs="Times New Roman"/>
+          <w:color w:val="000000"/>
+          <w:sz w:val="28"/>
+          <w:szCs w:val="28"/>
+        </w:rPr>
+      </w:pPr>
+      <w:r>
+        <w:rPr>
+          <w:rFonts w:ascii="Times New Roman" w:eastAsia="Times New Roman" w:hAnsi="Times New Roman" w:cs="Times New Roman"/>
+          <w:color w:val="000000"/>
+          <w:sz w:val="28"/>
+          <w:szCs w:val="28"/>
+        </w:rPr>
+        <w:t xml:space="preserve">ФРАГМЕНТ КОДА </w:t>
+      </w:r>
+      <w:r>
+        <w:rPr>
+          <w:rFonts w:ascii="Times New Roman" w:eastAsia="Times New Roman" w:hAnsi="Times New Roman" w:cs="Times New Roman"/>
+          <w:color w:val="000000"/>
+          <w:sz w:val="28"/>
+          <w:szCs w:val="28"/>
+          <w:lang w:val="en-US"/>
+        </w:rPr>
+        <w:t>CSS</w:t>
+      </w:r>
+    </w:p>
+    <w:p>
+      <w:pPr>
+        <w:keepNext/>
+        <w:keepLines/>
+        <w:pBdr>
+          <w:top w:val="nil"/>
+          <w:left w:val="nil"/>
+          <w:bottom w:val="nil"/>
+          <w:right w:val="nil"/>
+          <w:between w:val="nil"/>
+        </w:pBdr>
+        <w:spacing w:after="0" w:line="360" w:lineRule="auto"/>
+        <w:rPr>
+          <w:rFonts w:ascii="Times New Roman" w:eastAsia="Times New Roman" w:hAnsi="Times New Roman" w:cs="Times New Roman"/>
+          <w:color w:val="000000"/>
+          <w:sz w:val="24"/>
+          <w:szCs w:val="28"/>
+          <w:lang w:val="en-US"/>
+        </w:rPr>
+      </w:pPr>
+      <w:proofErr w:type="gramStart"/>
+      <w:r>
+        <w:rPr>
+          <w:rFonts w:ascii="Times New Roman" w:eastAsia="Times New Roman" w:hAnsi="Times New Roman" w:cs="Times New Roman"/>
+          <w:color w:val="000000"/>
+          <w:sz w:val="24"/>
+          <w:szCs w:val="28"/>
+          <w:lang w:val="en-US"/>
+        </w:rPr>
+        <w:t>:root</w:t>
+      </w:r>
+      <w:proofErr w:type="gramEnd"/>
+      <w:r>
+        <w:rPr>
+          <w:rFonts w:ascii="Times New Roman" w:eastAsia="Times New Roman" w:hAnsi="Times New Roman" w:cs="Times New Roman"/>
+          <w:color w:val="000000"/>
+          <w:sz w:val="24"/>
+          <w:szCs w:val="28"/>
+          <w:lang w:val="en-US"/>
+        </w:rPr>
+        <w:t xml:space="preserve"> {</w:t>
+      </w:r>
+    </w:p>
+    <w:p>
+      <w:pPr>
+        <w:keepNext/>
+        <w:keepLines/>
+        <w:pBdr>
+          <w:top w:val="nil"/>
+          <w:left w:val="nil"/>
+          <w:bottom w:val="nil"/>
+          <w:right w:val="nil"/>
+          <w:between w:val="nil"/>
+        </w:pBdr>
+        <w:spacing w:after="0" w:line="360" w:lineRule="auto"/>
+        <w:rPr>
+          <w:rFonts w:ascii="Times New Roman" w:eastAsia="Times New Roman" w:hAnsi="Times New Roman" w:cs="Times New Roman"/>
+          <w:color w:val="000000"/>
+          <w:sz w:val="24"/>
+          <w:szCs w:val="28"/>
+          <w:lang w:val="en-US"/>
+        </w:rPr>
+      </w:pPr>
+      <w:r>
+        <w:rPr>
+          <w:rFonts w:ascii="Times New Roman" w:eastAsia="Times New Roman" w:hAnsi="Times New Roman" w:cs="Times New Roman"/>
+          <w:color w:val="000000"/>
+          <w:sz w:val="24"/>
+          <w:szCs w:val="28"/>
+          <w:lang w:val="en-US"/>
+        </w:rPr>
+        <w:tab/>
+        <w:t>--</w:t>
+      </w:r>
+      <w:proofErr w:type="spellStart"/>
+      <w:r>
+        <w:rPr>
+          <w:rFonts w:ascii="Times New Roman" w:eastAsia="Times New Roman" w:hAnsi="Times New Roman" w:cs="Times New Roman"/>
+          <w:color w:val="000000"/>
+          <w:sz w:val="24"/>
+          <w:szCs w:val="28"/>
+          <w:lang w:val="en-US"/>
+        </w:rPr>
+        <w:t>bg</w:t>
+      </w:r>
+      <w:proofErr w:type="spellEnd"/>
+      <w:r>
+        <w:rPr>
+          <w:rFonts w:ascii="Times New Roman" w:eastAsia="Times New Roman" w:hAnsi="Times New Roman" w:cs="Times New Roman"/>
+          <w:color w:val="000000"/>
+          <w:sz w:val="24"/>
+          <w:szCs w:val="28"/>
+          <w:lang w:val="en-US"/>
+        </w:rPr>
+        <w:t>-main: #F4EFE2;</w:t>
+      </w:r>
+    </w:p>
+    <w:p>
+      <w:pPr>
+        <w:keepNext/>
+        <w:keepLines/>
+        <w:pBdr>
+          <w:top w:val="nil"/>
+          <w:left w:val="nil"/>
+          <w:bottom w:val="nil"/>
+          <w:right w:val="nil"/>
+          <w:between w:val="nil"/>
+        </w:pBdr>
+        <w:spacing w:after="0" w:line="360" w:lineRule="auto"/>
+        <w:rPr>
+          <w:rFonts w:ascii="Times New Roman" w:eastAsia="Times New Roman" w:hAnsi="Times New Roman" w:cs="Times New Roman"/>
+          <w:color w:val="000000"/>
+          <w:sz w:val="24"/>
+          <w:szCs w:val="28"/>
+          <w:lang w:val="en-US"/>
+        </w:rPr>
+      </w:pPr>
+      <w:r>
+        <w:rPr>
+          <w:rFonts w:ascii="Times New Roman" w:eastAsia="Times New Roman" w:hAnsi="Times New Roman" w:cs="Times New Roman"/>
+          <w:color w:val="000000"/>
+          <w:sz w:val="24"/>
+          <w:szCs w:val="28"/>
+          <w:lang w:val="en-US"/>
+        </w:rPr>
+        <w:tab/>
+        <w:t>--</w:t>
+      </w:r>
+      <w:proofErr w:type="spellStart"/>
+      <w:r>
+        <w:rPr>
+          <w:rFonts w:ascii="Times New Roman" w:eastAsia="Times New Roman" w:hAnsi="Times New Roman" w:cs="Times New Roman"/>
+          <w:color w:val="000000"/>
+          <w:sz w:val="24"/>
+          <w:szCs w:val="28"/>
+          <w:lang w:val="en-US"/>
+        </w:rPr>
+        <w:t>bg</w:t>
+      </w:r>
+      <w:proofErr w:type="spellEnd"/>
+      <w:r>
+        <w:rPr>
+          <w:rFonts w:ascii="Times New Roman" w:eastAsia="Times New Roman" w:hAnsi="Times New Roman" w:cs="Times New Roman"/>
+          <w:color w:val="000000"/>
+          <w:sz w:val="24"/>
+          <w:szCs w:val="28"/>
+          <w:lang w:val="en-US"/>
+        </w:rPr>
+        <w:t>-second: #E8D8B5;</w:t>
+      </w:r>
+    </w:p>
+    <w:p>
+      <w:pPr>
+        <w:keepNext/>
+        <w:keepLines/>
+        <w:pBdr>
+          <w:top w:val="nil"/>
+          <w:left w:val="nil"/>
+          <w:bottom w:val="nil"/>
+          <w:right w:val="nil"/>
+          <w:between w:val="nil"/>
+        </w:pBdr>
+        <w:spacing w:after="0" w:line="360" w:lineRule="auto"/>
+        <w:rPr>
+          <w:rFonts w:ascii="Times New Roman" w:eastAsia="Times New Roman" w:hAnsi="Times New Roman" w:cs="Times New Roman"/>
+          <w:color w:val="000000"/>
+          <w:sz w:val="24"/>
+          <w:szCs w:val="28"/>
+          <w:lang w:val="en-US"/>
+        </w:rPr>
+      </w:pPr>
+      <w:r>
+        <w:rPr>
+          <w:rFonts w:ascii="Times New Roman" w:eastAsia="Times New Roman" w:hAnsi="Times New Roman" w:cs="Times New Roman"/>
+          <w:color w:val="000000"/>
+          <w:sz w:val="24"/>
+          <w:szCs w:val="28"/>
+          <w:lang w:val="en-US"/>
+        </w:rPr>
+        <w:tab/>
+        <w:t>--text-main: #3D2C1E;</w:t>
+      </w:r>
+    </w:p>
+    <w:p>
+      <w:pPr>
+        <w:keepNext/>
+        <w:keepLines/>
+        <w:pBdr>
+          <w:top w:val="nil"/>
+          <w:left w:val="nil"/>
+          <w:bottom w:val="nil"/>
+          <w:right w:val="nil"/>
+          <w:between w:val="nil"/>
+        </w:pBdr>
+        <w:spacing w:after="0" w:line="360" w:lineRule="auto"/>
+        <w:rPr>
+          <w:rFonts w:ascii="Times New Roman" w:eastAsia="Times New Roman" w:hAnsi="Times New Roman" w:cs="Times New Roman"/>
+          <w:color w:val="000000"/>
+          <w:sz w:val="24"/>
+          <w:szCs w:val="28"/>
+          <w:lang w:val="en-US"/>
+        </w:rPr>
+      </w:pPr>
+      <w:r>
+        <w:rPr>
+          <w:rFonts w:ascii="Times New Roman" w:eastAsia="Times New Roman" w:hAnsi="Times New Roman" w:cs="Times New Roman"/>
+          <w:color w:val="000000"/>
+          <w:sz w:val="24"/>
+          <w:szCs w:val="28"/>
+          <w:lang w:val="en-US"/>
+        </w:rPr>
+        <w:tab/>
+        <w:t>--text-light: #FFF8EA;</w:t>
+      </w:r>
+    </w:p>
+    <w:p>
+      <w:pPr>
+        <w:keepNext/>
+        <w:keepLines/>
+        <w:pBdr>
+          <w:top w:val="nil"/>
+          <w:left w:val="nil"/>
+          <w:bottom w:val="nil"/>
+          <w:right w:val="nil"/>
+          <w:between w:val="nil"/>
+        </w:pBdr>
+        <w:spacing w:after="0" w:line="360" w:lineRule="auto"/>
+        <w:rPr>
+          <w:rFonts w:ascii="Times New Roman" w:eastAsia="Times New Roman" w:hAnsi="Times New Roman" w:cs="Times New Roman"/>
+          <w:color w:val="000000"/>
+          <w:sz w:val="24"/>
+          <w:szCs w:val="28"/>
+          <w:lang w:val="en-US"/>
+        </w:rPr>
+      </w:pPr>
+      <w:r>
+        <w:rPr>
+          <w:rFonts w:ascii="Times New Roman" w:eastAsia="Times New Roman" w:hAnsi="Times New Roman" w:cs="Times New Roman"/>
+          <w:color w:val="000000"/>
+          <w:sz w:val="24"/>
+          <w:szCs w:val="28"/>
+          <w:lang w:val="en-US"/>
+        </w:rPr>
+        <w:tab/>
+        <w:t>--wood: #8B5A2B;</w:t>
+      </w:r>
+    </w:p>
+    <w:p>
+      <w:pPr>
+        <w:keepNext/>
+        <w:keepLines/>
+        <w:pBdr>
+          <w:top w:val="nil"/>
+          <w:left w:val="nil"/>
+          <w:bottom w:val="nil"/>
+          <w:right w:val="nil"/>
+          <w:between w:val="nil"/>
+        </w:pBdr>
+        <w:spacing w:after="0" w:line="360" w:lineRule="auto"/>
+        <w:rPr>
+          <w:rFonts w:ascii="Times New Roman" w:eastAsia="Times New Roman" w:hAnsi="Times New Roman" w:cs="Times New Roman"/>
+          <w:color w:val="000000"/>
+          <w:sz w:val="24"/>
+          <w:szCs w:val="28"/>
+          <w:lang w:val="en-US"/>
+        </w:rPr>
+      </w:pPr>
+      <w:r>
+        <w:rPr>
+          <w:rFonts w:ascii="Times New Roman" w:eastAsia="Times New Roman" w:hAnsi="Times New Roman" w:cs="Times New Roman"/>
+          <w:color w:val="000000"/>
+          <w:sz w:val="24"/>
+          <w:szCs w:val="28"/>
+          <w:lang w:val="en-US"/>
+        </w:rPr>
+        <w:tab/>
+        <w:t>--wood-dark: #5C3A21;</w:t>
+      </w:r>
+    </w:p>
+    <w:p>
+      <w:pPr>
+        <w:keepNext/>
+        <w:keepLines/>
+        <w:pBdr>
+          <w:top w:val="nil"/>
+          <w:left w:val="nil"/>
+          <w:bottom w:val="nil"/>
+          <w:right w:val="nil"/>
+          <w:between w:val="nil"/>
+        </w:pBdr>
+        <w:spacing w:after="0" w:line="360" w:lineRule="auto"/>
+        <w:rPr>
+          <w:rFonts w:ascii="Times New Roman" w:eastAsia="Times New Roman" w:hAnsi="Times New Roman" w:cs="Times New Roman"/>
+          <w:color w:val="000000"/>
+          <w:sz w:val="24"/>
+          <w:szCs w:val="28"/>
+          <w:lang w:val="en-US"/>
+        </w:rPr>
+      </w:pPr>
+      <w:r>
+        <w:rPr>
+          <w:rFonts w:ascii="Times New Roman" w:eastAsia="Times New Roman" w:hAnsi="Times New Roman" w:cs="Times New Roman"/>
+          <w:color w:val="000000"/>
+          <w:sz w:val="24"/>
+          <w:szCs w:val="28"/>
+          <w:lang w:val="en-US"/>
+        </w:rPr>
+        <w:tab/>
+        <w:t>--gold: #D9A441;</w:t>
+      </w:r>
+    </w:p>
+    <w:p>
+      <w:pPr>
+        <w:keepNext/>
+        <w:keepLines/>
+        <w:pBdr>
+          <w:top w:val="nil"/>
+          <w:left w:val="nil"/>
+          <w:bottom w:val="nil"/>
+          <w:right w:val="nil"/>
+          <w:between w:val="nil"/>
+        </w:pBdr>
+        <w:spacing w:after="0" w:line="360" w:lineRule="auto"/>
+        <w:rPr>
+          <w:rFonts w:ascii="Times New Roman" w:eastAsia="Times New Roman" w:hAnsi="Times New Roman" w:cs="Times New Roman"/>
+          <w:color w:val="000000"/>
+          <w:sz w:val="24"/>
+          <w:szCs w:val="28"/>
+          <w:lang w:val="en-US"/>
+        </w:rPr>
+      </w:pPr>
+      <w:r>
+        <w:rPr>
+          <w:rFonts w:ascii="Times New Roman" w:eastAsia="Times New Roman" w:hAnsi="Times New Roman" w:cs="Times New Roman"/>
+          <w:color w:val="000000"/>
+          <w:sz w:val="24"/>
+          <w:szCs w:val="28"/>
+          <w:lang w:val="en-US"/>
+        </w:rPr>
+        <w:tab/>
+        <w:t>--gold-dark: #B67E22;</w:t>
+      </w:r>
+    </w:p>
+    <w:p>
+      <w:pPr>
+        <w:keepNext/>
+        <w:keepLines/>
+        <w:pBdr>
+          <w:top w:val="nil"/>
+          <w:left w:val="nil"/>
+          <w:bottom w:val="nil"/>
+          <w:right w:val="nil"/>
+          <w:between w:val="nil"/>
+        </w:pBdr>
+        <w:spacing w:after="0" w:line="360" w:lineRule="auto"/>
+        <w:rPr>
+          <w:rFonts w:ascii="Times New Roman" w:eastAsia="Times New Roman" w:hAnsi="Times New Roman" w:cs="Times New Roman"/>
+          <w:color w:val="000000"/>
+          <w:sz w:val="24"/>
+          <w:szCs w:val="28"/>
+          <w:lang w:val="en-US"/>
+        </w:rPr>
+      </w:pPr>
+      <w:r>
+        <w:rPr>
+          <w:rFonts w:ascii="Times New Roman" w:eastAsia="Times New Roman" w:hAnsi="Times New Roman" w:cs="Times New Roman"/>
+          <w:color w:val="000000"/>
+          <w:sz w:val="24"/>
+          <w:szCs w:val="28"/>
+          <w:lang w:val="en-US"/>
+        </w:rPr>
+        <w:tab/>
+        <w:t>--leaf: #5E8C31;</w:t>
+      </w:r>
+    </w:p>
+    <w:p>
+      <w:pPr>
+        <w:keepNext/>
+        <w:keepLines/>
+        <w:pBdr>
+          <w:top w:val="nil"/>
+          <w:left w:val="nil"/>
+          <w:bottom w:val="nil"/>
+          <w:right w:val="nil"/>
+          <w:between w:val="nil"/>
+        </w:pBdr>
+        <w:spacing w:after="0" w:line="360" w:lineRule="auto"/>
+        <w:rPr>
+          <w:rFonts w:ascii="Times New Roman" w:eastAsia="Times New Roman" w:hAnsi="Times New Roman" w:cs="Times New Roman"/>
+          <w:color w:val="000000"/>
+          <w:sz w:val="24"/>
+          <w:szCs w:val="28"/>
+          <w:lang w:val="en-US"/>
+        </w:rPr>
+      </w:pPr>
+      <w:r>
+        <w:rPr>
+          <w:rFonts w:ascii="Times New Roman" w:eastAsia="Times New Roman" w:hAnsi="Times New Roman" w:cs="Times New Roman"/>
+          <w:color w:val="000000"/>
+          <w:sz w:val="24"/>
+          <w:szCs w:val="28"/>
+          <w:lang w:val="en-US"/>
+        </w:rPr>
+        <w:tab/>
+        <w:t>--leaf-dark: #3F6620;</w:t>
+      </w:r>
+    </w:p>
+    <w:p>
+      <w:pPr>
+        <w:keepNext/>
+        <w:keepLines/>
+        <w:pBdr>
+          <w:top w:val="nil"/>
+          <w:left w:val="nil"/>
+          <w:bottom w:val="nil"/>
+          <w:right w:val="nil"/>
+          <w:between w:val="nil"/>
+        </w:pBdr>
+        <w:spacing w:after="0" w:line="360" w:lineRule="auto"/>
+        <w:rPr>
+          <w:rFonts w:ascii="Times New Roman" w:eastAsia="Times New Roman" w:hAnsi="Times New Roman" w:cs="Times New Roman"/>
+          <w:color w:val="000000"/>
+          <w:sz w:val="24"/>
+          <w:szCs w:val="28"/>
+          <w:lang w:val="en-US"/>
+        </w:rPr>
+      </w:pPr>
+      <w:r>
+        <w:rPr>
+          <w:rFonts w:ascii="Times New Roman" w:eastAsia="Times New Roman" w:hAnsi="Times New Roman" w:cs="Times New Roman"/>
+          <w:color w:val="000000"/>
+          <w:sz w:val="24"/>
+          <w:szCs w:val="28"/>
+          <w:lang w:val="en-US"/>
+        </w:rPr>
+        <w:tab/>
+        <w:t>--metal: #8C929A;</w:t>
+      </w:r>
+    </w:p>
+    <w:p>
+      <w:pPr>
+        <w:keepNext/>
+        <w:keepLines/>
+        <w:pBdr>
+          <w:top w:val="nil"/>
+          <w:left w:val="nil"/>
+          <w:bottom w:val="nil"/>
+          <w:right w:val="nil"/>
+          <w:between w:val="nil"/>
+        </w:pBdr>
+        <w:spacing w:after="0" w:line="360" w:lineRule="auto"/>
+        <w:rPr>
+          <w:rFonts w:ascii="Times New Roman" w:eastAsia="Times New Roman" w:hAnsi="Times New Roman" w:cs="Times New Roman"/>
+          <w:color w:val="000000"/>
+          <w:sz w:val="24"/>
+          <w:szCs w:val="28"/>
+          <w:lang w:val="en-US"/>
+        </w:rPr>
+      </w:pPr>
+      <w:r>
+        <w:rPr>
+          <w:rFonts w:ascii="Times New Roman" w:eastAsia="Times New Roman" w:hAnsi="Times New Roman" w:cs="Times New Roman"/>
+          <w:color w:val="000000"/>
+          <w:sz w:val="24"/>
+          <w:szCs w:val="28"/>
+          <w:lang w:val="en-US"/>
+        </w:rPr>
+        <w:tab/>
+        <w:t>--border: #B88A54;</w:t>
+      </w:r>
+    </w:p>
+    <w:p>
+      <w:pPr>
+        <w:keepNext/>
+        <w:keepLines/>
+        <w:pBdr>
+          <w:top w:val="nil"/>
+          <w:left w:val="nil"/>
+          <w:bottom w:val="nil"/>
+          <w:right w:val="nil"/>
+          <w:between w:val="nil"/>
+        </w:pBdr>
+        <w:spacing w:after="0" w:line="360" w:lineRule="auto"/>
+        <w:rPr>
+          <w:rFonts w:ascii="Times New Roman" w:eastAsia="Times New Roman" w:hAnsi="Times New Roman" w:cs="Times New Roman"/>
+          <w:color w:val="000000"/>
+          <w:sz w:val="24"/>
+          <w:szCs w:val="28"/>
+          <w:lang w:val="en-US"/>
+        </w:rPr>
+      </w:pPr>
+    </w:p>
+    <w:p>
+      <w:pPr>
+        <w:keepNext/>
+        <w:keepLines/>
+        <w:pBdr>
+          <w:top w:val="nil"/>
+          <w:left w:val="nil"/>
+          <w:bottom w:val="nil"/>
+          <w:right w:val="nil"/>
+          <w:between w:val="nil"/>
+        </w:pBdr>
+        <w:spacing w:after="0" w:line="360" w:lineRule="auto"/>
+        <w:rPr>
+          <w:rFonts w:ascii="Times New Roman" w:eastAsia="Times New Roman" w:hAnsi="Times New Roman" w:cs="Times New Roman"/>
+          <w:color w:val="000000"/>
+          <w:sz w:val="24"/>
+          <w:szCs w:val="28"/>
+          <w:lang w:val="en-US"/>
+        </w:rPr>
+      </w:pPr>
+      <w:r>
+        <w:rPr>
+          <w:rFonts w:ascii="Times New Roman" w:eastAsia="Times New Roman" w:hAnsi="Times New Roman" w:cs="Times New Roman"/>
+          <w:color w:val="000000"/>
+          <w:sz w:val="24"/>
+          <w:szCs w:val="28"/>
+          <w:lang w:val="en-US"/>
+        </w:rPr>
+        <w:tab/>
+        <w:t>font-family: "Inter", sans-serif;</w:t>
+      </w:r>
+    </w:p>
+    <w:p>
+      <w:pPr>
+        <w:keepNext/>
+        <w:keepLines/>
+        <w:pBdr>
+          <w:top w:val="nil"/>
+          <w:left w:val="nil"/>
+          <w:bottom w:val="nil"/>
+          <w:right w:val="nil"/>
+          <w:between w:val="nil"/>
+        </w:pBdr>
+        <w:spacing w:after="0" w:line="360" w:lineRule="auto"/>
+        <w:rPr>
+          <w:rFonts w:ascii="Times New Roman" w:eastAsia="Times New Roman" w:hAnsi="Times New Roman" w:cs="Times New Roman"/>
+          <w:color w:val="000000"/>
+          <w:sz w:val="24"/>
+          <w:szCs w:val="28"/>
+          <w:lang w:val="en-US"/>
+        </w:rPr>
+      </w:pPr>
+      <w:r>
+        <w:rPr>
+          <w:rFonts w:ascii="Times New Roman" w:eastAsia="Times New Roman" w:hAnsi="Times New Roman" w:cs="Times New Roman"/>
+          <w:color w:val="000000"/>
+          <w:sz w:val="24"/>
+          <w:szCs w:val="28"/>
+          <w:lang w:val="en-US"/>
+        </w:rPr>
+        <w:tab/>
+        <w:t>font-optical-sizing: auto;</w:t>
+      </w:r>
+    </w:p>
+    <w:p>
+      <w:pPr>
+        <w:keepNext/>
+        <w:keepLines/>
+        <w:pBdr>
+          <w:top w:val="nil"/>
+          <w:left w:val="nil"/>
+          <w:bottom w:val="nil"/>
+          <w:right w:val="nil"/>
+          <w:between w:val="nil"/>
+        </w:pBdr>
+        <w:spacing w:after="0" w:line="360" w:lineRule="auto"/>
+        <w:rPr>
+          <w:rFonts w:ascii="Times New Roman" w:eastAsia="Times New Roman" w:hAnsi="Times New Roman" w:cs="Times New Roman"/>
+          <w:color w:val="000000"/>
+          <w:sz w:val="24"/>
+          <w:szCs w:val="28"/>
+          <w:lang w:val="en-US"/>
+        </w:rPr>
+      </w:pPr>
+      <w:r>
+        <w:rPr>
+          <w:rFonts w:ascii="Times New Roman" w:eastAsia="Times New Roman" w:hAnsi="Times New Roman" w:cs="Times New Roman"/>
+          <w:color w:val="000000"/>
+          <w:sz w:val="24"/>
+          <w:szCs w:val="28"/>
+          <w:lang w:val="en-US"/>
+        </w:rPr>
+        <w:tab/>
+        <w:t>font-weight: 400;</w:t>
+      </w:r>
+    </w:p>
+    <w:p>
+      <w:pPr>
+        <w:keepNext/>
+        <w:keepLines/>
+        <w:pBdr>
+          <w:top w:val="nil"/>
+          <w:left w:val="nil"/>
+          <w:bottom w:val="nil"/>
+          <w:right w:val="nil"/>
+          <w:between w:val="nil"/>
+        </w:pBdr>
+        <w:spacing w:after="0" w:line="360" w:lineRule="auto"/>
+        <w:rPr>
+          <w:rFonts w:ascii="Times New Roman" w:eastAsia="Times New Roman" w:hAnsi="Times New Roman" w:cs="Times New Roman"/>
+          <w:color w:val="000000"/>
+          <w:sz w:val="24"/>
+          <w:szCs w:val="28"/>
+          <w:lang w:val="en-US"/>
+        </w:rPr>
+      </w:pPr>
+      <w:r>
+        <w:rPr>
+          <w:rFonts w:ascii="Times New Roman" w:eastAsia="Times New Roman" w:hAnsi="Times New Roman" w:cs="Times New Roman"/>
+          <w:color w:val="000000"/>
+          <w:sz w:val="24"/>
+          <w:szCs w:val="28"/>
+          <w:lang w:val="en-US"/>
+        </w:rPr>
+        <w:tab/>
+        <w:t>font-style: normal;</w:t>
+      </w:r>
+    </w:p>
+    <w:p>
+      <w:pPr>
+        <w:keepNext/>
+        <w:keepLines/>
+        <w:pBdr>
+          <w:top w:val="nil"/>
+          <w:left w:val="nil"/>
+          <w:bottom w:val="nil"/>
+          <w:right w:val="nil"/>
+          <w:between w:val="nil"/>
+        </w:pBdr>
+        <w:spacing w:after="0" w:line="360" w:lineRule="auto"/>
+        <w:rPr>
+          <w:rFonts w:ascii="Times New Roman" w:eastAsia="Times New Roman" w:hAnsi="Times New Roman" w:cs="Times New Roman"/>
+          <w:color w:val="000000"/>
+          <w:sz w:val="24"/>
+          <w:szCs w:val="28"/>
+          <w:lang w:val="en-US"/>
+        </w:rPr>
+      </w:pPr>
+      <w:r>
+        <w:rPr>
+          <w:rFonts w:ascii="Times New Roman" w:eastAsia="Times New Roman" w:hAnsi="Times New Roman" w:cs="Times New Roman"/>
+          <w:color w:val="000000"/>
+          <w:sz w:val="24"/>
+          <w:szCs w:val="28"/>
+          <w:lang w:val="en-US"/>
+        </w:rPr>
+        <w:t>}</w:t>
+      </w:r>
+    </w:p>
+    <w:p>
+      <w:pPr>
+        <w:keepNext/>
+        <w:keepLines/>
+        <w:pBdr>
+          <w:top w:val="nil"/>
+          <w:left w:val="nil"/>
+          <w:bottom w:val="nil"/>
+          <w:right w:val="nil"/>
+          <w:between w:val="nil"/>
+        </w:pBdr>
+        <w:spacing w:after="0" w:line="360" w:lineRule="auto"/>
+        <w:rPr>
+          <w:rFonts w:ascii="Times New Roman" w:eastAsia="Times New Roman" w:hAnsi="Times New Roman" w:cs="Times New Roman"/>
+          <w:color w:val="000000"/>
+          <w:sz w:val="24"/>
+          <w:szCs w:val="28"/>
+          <w:lang w:val="en-US"/>
+        </w:rPr>
+      </w:pPr>
+    </w:p>
+    <w:p>
+      <w:pPr>
+        <w:keepNext/>
+        <w:keepLines/>
+        <w:pBdr>
+          <w:top w:val="nil"/>
+          <w:left w:val="nil"/>
+          <w:bottom w:val="nil"/>
+          <w:right w:val="nil"/>
+          <w:between w:val="nil"/>
+        </w:pBdr>
+        <w:spacing w:after="0" w:line="360" w:lineRule="auto"/>
+        <w:rPr>
+          <w:rFonts w:ascii="Times New Roman" w:eastAsia="Times New Roman" w:hAnsi="Times New Roman" w:cs="Times New Roman"/>
+          <w:color w:val="000000"/>
+          <w:sz w:val="24"/>
+          <w:szCs w:val="28"/>
+          <w:lang w:val="en-US"/>
+        </w:rPr>
+      </w:pPr>
+      <w:r>
+        <w:rPr>
+          <w:rFonts w:ascii="Times New Roman" w:eastAsia="Times New Roman" w:hAnsi="Times New Roman" w:cs="Times New Roman"/>
+          <w:color w:val="000000"/>
+          <w:sz w:val="24"/>
+          <w:szCs w:val="28"/>
+          <w:lang w:val="en-US"/>
+        </w:rPr>
+        <w:t>* {</w:t>
+      </w:r>
+    </w:p>
+    <w:p>
+      <w:pPr>
+        <w:keepNext/>
+        <w:keepLines/>
+        <w:pBdr>
+          <w:top w:val="nil"/>
+          <w:left w:val="nil"/>
+          <w:bottom w:val="nil"/>
+          <w:right w:val="nil"/>
+          <w:between w:val="nil"/>
+        </w:pBdr>
+        <w:spacing w:after="0" w:line="360" w:lineRule="auto"/>
+        <w:rPr>
+          <w:rFonts w:ascii="Times New Roman" w:eastAsia="Times New Roman" w:hAnsi="Times New Roman" w:cs="Times New Roman"/>
+          <w:color w:val="000000"/>
+          <w:sz w:val="24"/>
+          <w:szCs w:val="28"/>
+          <w:lang w:val="en-US"/>
+        </w:rPr>
+      </w:pPr>
+      <w:r>
+        <w:rPr>
+          <w:rFonts w:ascii="Times New Roman" w:eastAsia="Times New Roman" w:hAnsi="Times New Roman" w:cs="Times New Roman"/>
+          <w:color w:val="000000"/>
+          <w:sz w:val="24"/>
+          <w:szCs w:val="28"/>
+          <w:lang w:val="en-US"/>
+        </w:rPr>
+        <w:tab/>
+        <w:t>box-sizing: border-box;</w:t>
+      </w:r>
+    </w:p>
+    <w:p>
+      <w:pPr>
+        <w:keepNext/>
+        <w:keepLines/>
+        <w:pBdr>
+          <w:top w:val="nil"/>
+          <w:left w:val="nil"/>
+          <w:bottom w:val="nil"/>
+          <w:right w:val="nil"/>
+          <w:between w:val="nil"/>
+        </w:pBdr>
+        <w:spacing w:after="0" w:line="360" w:lineRule="auto"/>
+        <w:rPr>
+          <w:rFonts w:ascii="Times New Roman" w:eastAsia="Times New Roman" w:hAnsi="Times New Roman" w:cs="Times New Roman"/>
+          <w:color w:val="000000"/>
+          <w:sz w:val="24"/>
+          <w:szCs w:val="28"/>
+          <w:lang w:val="en-US"/>
+        </w:rPr>
+      </w:pPr>
+      <w:r>
+        <w:rPr>
+          <w:rFonts w:ascii="Times New Roman" w:eastAsia="Times New Roman" w:hAnsi="Times New Roman" w:cs="Times New Roman"/>
+          <w:color w:val="000000"/>
+          <w:sz w:val="24"/>
+          <w:szCs w:val="28"/>
+          <w:lang w:val="en-US"/>
+        </w:rPr>
+        <w:t>}</w:t>
+      </w:r>
+    </w:p>
+    <w:p>
+      <w:pPr>
+        <w:keepNext/>
+        <w:keepLines/>
+        <w:pBdr>
+          <w:top w:val="nil"/>
+          <w:left w:val="nil"/>
+          <w:bottom w:val="nil"/>
+          <w:right w:val="nil"/>
+          <w:between w:val="nil"/>
+        </w:pBdr>
+        <w:spacing w:after="0" w:line="360" w:lineRule="auto"/>
+        <w:rPr>
+          <w:rFonts w:ascii="Times New Roman" w:eastAsia="Times New Roman" w:hAnsi="Times New Roman" w:cs="Times New Roman"/>
+          <w:color w:val="000000"/>
+          <w:sz w:val="24"/>
+          <w:szCs w:val="28"/>
+          <w:lang w:val="en-US"/>
+        </w:rPr>
+      </w:pPr>
+    </w:p>
+    <w:p>
+      <w:pPr>
+        <w:keepNext/>
+        <w:keepLines/>
+        <w:pBdr>
+          <w:top w:val="nil"/>
+          <w:left w:val="nil"/>
+          <w:bottom w:val="nil"/>
+          <w:right w:val="nil"/>
+          <w:between w:val="nil"/>
+        </w:pBdr>
+        <w:spacing w:after="0" w:line="360" w:lineRule="auto"/>
+        <w:rPr>
+          <w:rFonts w:ascii="Times New Roman" w:eastAsia="Times New Roman" w:hAnsi="Times New Roman" w:cs="Times New Roman"/>
+          <w:color w:val="000000"/>
+          <w:sz w:val="24"/>
+          <w:szCs w:val="28"/>
+          <w:lang w:val="en-US"/>
+        </w:rPr>
+      </w:pPr>
+      <w:r>
+        <w:rPr>
+          <w:rFonts w:ascii="Times New Roman" w:eastAsia="Times New Roman" w:hAnsi="Times New Roman" w:cs="Times New Roman"/>
+          <w:color w:val="000000"/>
+          <w:sz w:val="24"/>
+          <w:szCs w:val="28"/>
+          <w:lang w:val="en-US"/>
+        </w:rPr>
+        <w:t>body, div, p {</w:t>
+      </w:r>
+    </w:p>
+    <w:p>
+      <w:pPr>
+        <w:keepNext/>
+        <w:keepLines/>
+        <w:pBdr>
+          <w:top w:val="nil"/>
+          <w:left w:val="nil"/>
+          <w:bottom w:val="nil"/>
+          <w:right w:val="nil"/>
+          <w:between w:val="nil"/>
+        </w:pBdr>
+        <w:spacing w:after="0" w:line="360" w:lineRule="auto"/>
+        <w:rPr>
+          <w:rFonts w:ascii="Times New Roman" w:eastAsia="Times New Roman" w:hAnsi="Times New Roman" w:cs="Times New Roman"/>
+          <w:color w:val="000000"/>
+          <w:sz w:val="24"/>
+          <w:szCs w:val="28"/>
+          <w:lang w:val="en-US"/>
+        </w:rPr>
+      </w:pPr>
+      <w:r>
+        <w:rPr>
+          <w:rFonts w:ascii="Times New Roman" w:eastAsia="Times New Roman" w:hAnsi="Times New Roman" w:cs="Times New Roman"/>
+          <w:color w:val="000000"/>
+          <w:sz w:val="24"/>
+          <w:szCs w:val="28"/>
+          <w:lang w:val="en-US"/>
+        </w:rPr>
+        <w:tab/>
+        <w:t>margin: 0;</w:t>
+      </w:r>
+    </w:p>
+    <w:p>
+      <w:pPr>
+        <w:keepNext/>
+        <w:keepLines/>
+        <w:pBdr>
+          <w:top w:val="nil"/>
+          <w:left w:val="nil"/>
+          <w:bottom w:val="nil"/>
+          <w:right w:val="nil"/>
+          <w:between w:val="nil"/>
+        </w:pBdr>
+        <w:spacing w:after="0" w:line="360" w:lineRule="auto"/>
+        <w:rPr>
+          <w:rFonts w:ascii="Times New Roman" w:eastAsia="Times New Roman" w:hAnsi="Times New Roman" w:cs="Times New Roman"/>
+          <w:color w:val="000000"/>
+          <w:sz w:val="24"/>
+          <w:szCs w:val="28"/>
+          <w:lang w:val="en-US"/>
+        </w:rPr>
+      </w:pPr>
+      <w:r>
+        <w:rPr>
+          <w:rFonts w:ascii="Times New Roman" w:eastAsia="Times New Roman" w:hAnsi="Times New Roman" w:cs="Times New Roman"/>
+          <w:color w:val="000000"/>
+          <w:sz w:val="24"/>
+          <w:szCs w:val="28"/>
+          <w:lang w:val="en-US"/>
+        </w:rPr>
+        <w:tab/>
+        <w:t>padding: 0;</w:t>
+      </w:r>
+    </w:p>
+    <w:p>
+      <w:pPr>
+        <w:keepNext/>
+        <w:keepLines/>
+        <w:pBdr>
+          <w:top w:val="nil"/>
+          <w:left w:val="nil"/>
+          <w:bottom w:val="nil"/>
+          <w:right w:val="nil"/>
+          <w:between w:val="nil"/>
+        </w:pBdr>
+        <w:spacing w:after="0" w:line="360" w:lineRule="auto"/>
+        <w:rPr>
+          <w:rFonts w:ascii="Times New Roman" w:eastAsia="Times New Roman" w:hAnsi="Times New Roman" w:cs="Times New Roman"/>
+          <w:color w:val="000000"/>
+          <w:sz w:val="24"/>
+          <w:szCs w:val="28"/>
+          <w:lang w:val="en-US"/>
+        </w:rPr>
+      </w:pPr>
+      <w:r>
+        <w:rPr>
+          <w:rFonts w:ascii="Times New Roman" w:eastAsia="Times New Roman" w:hAnsi="Times New Roman" w:cs="Times New Roman"/>
+          <w:color w:val="000000"/>
+          <w:sz w:val="24"/>
+          <w:szCs w:val="28"/>
+          <w:lang w:val="en-US"/>
+        </w:rPr>
+        <w:t>}</w:t>
+      </w:r>
+    </w:p>
+    <w:p>
+      <w:pPr>
+        <w:keepNext/>
+        <w:keepLines/>
+        <w:pBdr>
+          <w:top w:val="nil"/>
+          <w:left w:val="nil"/>
+          <w:bottom w:val="nil"/>
+          <w:right w:val="nil"/>
+          <w:between w:val="nil"/>
+        </w:pBdr>
+        <w:spacing w:after="0" w:line="360" w:lineRule="auto"/>
+        <w:rPr>
+          <w:rFonts w:ascii="Times New Roman" w:eastAsia="Times New Roman" w:hAnsi="Times New Roman" w:cs="Times New Roman"/>
+          <w:color w:val="000000"/>
+          <w:sz w:val="24"/>
+          <w:szCs w:val="28"/>
+          <w:lang w:val="en-US"/>
+        </w:rPr>
+      </w:pPr>
+    </w:p>
+    <w:p>
+      <w:pPr>
+        <w:keepNext/>
+        <w:keepLines/>
+        <w:pBdr>
+          <w:top w:val="nil"/>
+          <w:left w:val="nil"/>
+          <w:bottom w:val="nil"/>
+          <w:right w:val="nil"/>
+          <w:between w:val="nil"/>
+        </w:pBdr>
+        <w:spacing w:after="0" w:line="360" w:lineRule="auto"/>
+        <w:rPr>
+          <w:rFonts w:ascii="Times New Roman" w:eastAsia="Times New Roman" w:hAnsi="Times New Roman" w:cs="Times New Roman"/>
+          <w:color w:val="000000"/>
+          <w:sz w:val="24"/>
+          <w:szCs w:val="28"/>
+          <w:lang w:val="en-US"/>
+        </w:rPr>
+      </w:pPr>
+      <w:r>
+        <w:rPr>
+          <w:rFonts w:ascii="Times New Roman" w:eastAsia="Times New Roman" w:hAnsi="Times New Roman" w:cs="Times New Roman"/>
+          <w:color w:val="000000"/>
+          <w:sz w:val="24"/>
+          <w:szCs w:val="28"/>
+          <w:lang w:val="en-US"/>
+        </w:rPr>
+        <w:t>h1, h2, h3, h4, h5, h6 {</w:t>
+      </w:r>
+    </w:p>
+    <w:p>
+      <w:pPr>
+        <w:keepNext/>
+        <w:keepLines/>
+        <w:pBdr>
+          <w:top w:val="nil"/>
+          <w:left w:val="nil"/>
+          <w:bottom w:val="nil"/>
+          <w:right w:val="nil"/>
+          <w:between w:val="nil"/>
+        </w:pBdr>
+        <w:spacing w:after="0" w:line="360" w:lineRule="auto"/>
+        <w:rPr>
+          <w:rFonts w:ascii="Times New Roman" w:eastAsia="Times New Roman" w:hAnsi="Times New Roman" w:cs="Times New Roman"/>
+          <w:color w:val="000000"/>
+          <w:sz w:val="24"/>
+          <w:szCs w:val="28"/>
+          <w:lang w:val="en-US"/>
+        </w:rPr>
+      </w:pPr>
+      <w:r>
+        <w:rPr>
+          <w:rFonts w:ascii="Times New Roman" w:eastAsia="Times New Roman" w:hAnsi="Times New Roman" w:cs="Times New Roman"/>
+          <w:color w:val="000000"/>
+          <w:sz w:val="24"/>
+          <w:szCs w:val="28"/>
+          <w:lang w:val="en-US"/>
+        </w:rPr>
+        <w:tab/>
+        <w:t>font-family: "Stick", sans-serif;</w:t>
+      </w:r>
+    </w:p>
+    <w:p>
+      <w:pPr>
+        <w:keepNext/>
+        <w:keepLines/>
+        <w:pBdr>
+          <w:top w:val="nil"/>
+          <w:left w:val="nil"/>
+          <w:bottom w:val="nil"/>
+          <w:right w:val="nil"/>
+          <w:between w:val="nil"/>
+        </w:pBdr>
+        <w:spacing w:after="0" w:line="360" w:lineRule="auto"/>
+        <w:rPr>
+          <w:rFonts w:ascii="Times New Roman" w:eastAsia="Times New Roman" w:hAnsi="Times New Roman" w:cs="Times New Roman"/>
+          <w:color w:val="000000"/>
+          <w:sz w:val="24"/>
+          <w:szCs w:val="28"/>
+          <w:lang w:val="en-US"/>
+        </w:rPr>
+      </w:pPr>
+      <w:r>
+        <w:rPr>
+          <w:rFonts w:ascii="Times New Roman" w:eastAsia="Times New Roman" w:hAnsi="Times New Roman" w:cs="Times New Roman"/>
+          <w:color w:val="000000"/>
+          <w:sz w:val="24"/>
+          <w:szCs w:val="28"/>
+          <w:lang w:val="en-US"/>
+        </w:rPr>
+        <w:t>}</w:t>
+      </w:r>
+    </w:p>
+    <w:p>
+      <w:pPr>
+        <w:keepNext/>
+        <w:keepLines/>
+        <w:pBdr>
+          <w:top w:val="nil"/>
+          <w:left w:val="nil"/>
+          <w:bottom w:val="nil"/>
+          <w:right w:val="nil"/>
+          <w:between w:val="nil"/>
+        </w:pBdr>
+        <w:spacing w:after="0" w:line="360" w:lineRule="auto"/>
+        <w:jc w:val="center"/>
+        <w:rPr>
+          <w:rFonts w:ascii="Times New Roman" w:eastAsia="Times New Roman" w:hAnsi="Times New Roman" w:cs="Times New Roman"/>
+          <w:b/>
+          <w:color w:val="000000"/>
+          <w:sz w:val="28"/>
+          <w:szCs w:val="28"/>
+          <w:lang w:val="en-US"/>
+        </w:rPr>
+      </w:pPr>
+      <w:r>
+        <w:rPr>
+          <w:rFonts w:ascii="Times New Roman" w:eastAsia="Times New Roman" w:hAnsi="Times New Roman" w:cs="Times New Roman"/>
+          <w:b/>
+          <w:color w:val="000000"/>
+          <w:sz w:val="28"/>
+          <w:szCs w:val="28"/>
+        </w:rPr>
+        <w:lastRenderedPageBreak/>
+        <w:t>ПРИЛОЖЕНИЕ</w:t>
+      </w:r>
+      <w:r>
+        <w:rPr>
+          <w:rFonts w:ascii="Times New Roman" w:eastAsia="Times New Roman" w:hAnsi="Times New Roman" w:cs="Times New Roman"/>
+          <w:b/>
+          <w:color w:val="000000"/>
+          <w:sz w:val="28"/>
+          <w:szCs w:val="28"/>
+          <w:lang w:val="en-US"/>
+        </w:rPr>
+        <w:t xml:space="preserve"> 2</w:t>
+      </w:r>
+    </w:p>
+    <w:p>
+      <w:pPr>
+        <w:keepNext/>
+        <w:keepLines/>
+        <w:pBdr>
+          <w:top w:val="nil"/>
+          <w:left w:val="nil"/>
+          <w:bottom w:val="nil"/>
+          <w:right w:val="nil"/>
+          <w:between w:val="nil"/>
+        </w:pBdr>
+        <w:spacing w:after="0" w:line="360" w:lineRule="auto"/>
+        <w:jc w:val="center"/>
+        <w:rPr>
+          <w:rFonts w:ascii="Times New Roman" w:eastAsia="Times New Roman" w:hAnsi="Times New Roman" w:cs="Times New Roman"/>
+          <w:color w:val="000000"/>
+          <w:sz w:val="28"/>
+          <w:szCs w:val="28"/>
+          <w:lang w:val="en-US"/>
+        </w:rPr>
+      </w:pPr>
+      <w:r>
+        <w:rPr>
+          <w:rFonts w:ascii="Times New Roman" w:eastAsia="Times New Roman" w:hAnsi="Times New Roman" w:cs="Times New Roman"/>
+          <w:color w:val="000000"/>
+          <w:sz w:val="28"/>
+          <w:szCs w:val="28"/>
+        </w:rPr>
+        <w:t>ФРАГМЕНТ</w:t>
+      </w:r>
+      <w:r>
+        <w:rPr>
+          <w:rFonts w:ascii="Times New Roman" w:eastAsia="Times New Roman" w:hAnsi="Times New Roman" w:cs="Times New Roman"/>
+          <w:color w:val="000000"/>
+          <w:sz w:val="28"/>
+          <w:szCs w:val="28"/>
+          <w:lang w:val="en-US"/>
+        </w:rPr>
+        <w:t xml:space="preserve"> </w:t>
+      </w:r>
+      <w:r>
+        <w:rPr>
+          <w:rFonts w:ascii="Times New Roman" w:eastAsia="Times New Roman" w:hAnsi="Times New Roman" w:cs="Times New Roman"/>
+          <w:color w:val="000000"/>
+          <w:sz w:val="28"/>
+          <w:szCs w:val="28"/>
+        </w:rPr>
+        <w:t>КОДА</w:t>
+      </w:r>
+      <w:r>
+        <w:rPr>
+          <w:rFonts w:ascii="Times New Roman" w:eastAsia="Times New Roman" w:hAnsi="Times New Roman" w:cs="Times New Roman"/>
+          <w:color w:val="000000"/>
+          <w:sz w:val="28"/>
+          <w:szCs w:val="28"/>
+          <w:lang w:val="en-US"/>
+        </w:rPr>
+        <w:t xml:space="preserve"> </w:t>
+      </w:r>
+      <w:r>
+        <w:rPr>
+          <w:rFonts w:ascii="Times New Roman" w:eastAsia="Times New Roman" w:hAnsi="Times New Roman" w:cs="Times New Roman"/>
+          <w:color w:val="000000"/>
+          <w:sz w:val="28"/>
+          <w:szCs w:val="28"/>
+          <w:lang w:val="en-US"/>
+        </w:rPr>
+        <w:t>HTML</w:t>
+      </w:r>
+    </w:p>
+    <w:p>
+      <w:pPr>
+        <w:keepNext/>
+        <w:keepLines/>
+        <w:pBdr>
+          <w:top w:val="nil"/>
+          <w:left w:val="nil"/>
+          <w:bottom w:val="nil"/>
+          <w:right w:val="nil"/>
+          <w:between w:val="nil"/>
+        </w:pBdr>
+        <w:spacing w:after="0" w:line="360" w:lineRule="auto"/>
+        <w:rPr>
+          <w:rFonts w:ascii="Times New Roman" w:eastAsia="Times New Roman" w:hAnsi="Times New Roman" w:cs="Times New Roman"/>
+          <w:color w:val="000000"/>
+          <w:sz w:val="24"/>
+          <w:szCs w:val="28"/>
+          <w:lang w:val="en-US"/>
+        </w:rPr>
+      </w:pPr>
+      <w:proofErr w:type="gramStart"/>
+      <w:r>
+        <w:rPr>
+          <w:rFonts w:ascii="Times New Roman" w:eastAsia="Times New Roman" w:hAnsi="Times New Roman" w:cs="Times New Roman"/>
+          <w:color w:val="000000"/>
+          <w:sz w:val="24"/>
+          <w:szCs w:val="28"/>
+          <w:lang w:val="en-US"/>
+        </w:rPr>
+        <w:t>&lt;!DOCTYPE</w:t>
+      </w:r>
+      <w:proofErr w:type="gramEnd"/>
+      <w:r>
+        <w:rPr>
+          <w:rFonts w:ascii="Times New Roman" w:eastAsia="Times New Roman" w:hAnsi="Times New Roman" w:cs="Times New Roman"/>
+          <w:color w:val="000000"/>
+          <w:sz w:val="24"/>
+          <w:szCs w:val="28"/>
+          <w:lang w:val="en-US"/>
+        </w:rPr>
+        <w:t xml:space="preserve"> html&gt;</w:t>
+      </w:r>
+    </w:p>
+    <w:p>
+      <w:pPr>
+        <w:keepNext/>
+        <w:keepLines/>
+        <w:pBdr>
+          <w:top w:val="nil"/>
+          <w:left w:val="nil"/>
+          <w:bottom w:val="nil"/>
+          <w:right w:val="nil"/>
+          <w:between w:val="nil"/>
+        </w:pBdr>
+        <w:spacing w:after="0" w:line="360" w:lineRule="auto"/>
+        <w:rPr>
+          <w:rFonts w:ascii="Times New Roman" w:eastAsia="Times New Roman" w:hAnsi="Times New Roman" w:cs="Times New Roman"/>
+          <w:color w:val="000000"/>
+          <w:sz w:val="24"/>
+          <w:szCs w:val="28"/>
+          <w:lang w:val="en-US"/>
+        </w:rPr>
+      </w:pPr>
+      <w:r>
+        <w:rPr>
+          <w:rFonts w:ascii="Times New Roman" w:eastAsia="Times New Roman" w:hAnsi="Times New Roman" w:cs="Times New Roman"/>
+          <w:color w:val="000000"/>
+          <w:sz w:val="24"/>
+          <w:szCs w:val="28"/>
+          <w:lang w:val="en-US"/>
+        </w:rPr>
+        <w:t xml:space="preserve">&lt;html </w:t>
+      </w:r>
+      <w:proofErr w:type="spellStart"/>
+      <w:r>
+        <w:rPr>
+          <w:rFonts w:ascii="Times New Roman" w:eastAsia="Times New Roman" w:hAnsi="Times New Roman" w:cs="Times New Roman"/>
+          <w:color w:val="000000"/>
+          <w:sz w:val="24"/>
+          <w:szCs w:val="28"/>
+          <w:lang w:val="en-US"/>
+        </w:rPr>
+        <w:t>lang</w:t>
+      </w:r>
+      <w:proofErr w:type="spellEnd"/>
+      <w:r>
+        <w:rPr>
+          <w:rFonts w:ascii="Times New Roman" w:eastAsia="Times New Roman" w:hAnsi="Times New Roman" w:cs="Times New Roman"/>
+          <w:color w:val="000000"/>
+          <w:sz w:val="24"/>
+          <w:szCs w:val="28"/>
+          <w:lang w:val="en-US"/>
+        </w:rPr>
+        <w:t>="</w:t>
+      </w:r>
+      <w:proofErr w:type="spellStart"/>
+      <w:r>
+        <w:rPr>
+          <w:rFonts w:ascii="Times New Roman" w:eastAsia="Times New Roman" w:hAnsi="Times New Roman" w:cs="Times New Roman"/>
+          <w:color w:val="000000"/>
+          <w:sz w:val="24"/>
+          <w:szCs w:val="28"/>
+          <w:lang w:val="en-US"/>
+        </w:rPr>
+        <w:t>ru</w:t>
+      </w:r>
+      <w:proofErr w:type="spellEnd"/>
+      <w:r>
+        <w:rPr>
+          <w:rFonts w:ascii="Times New Roman" w:eastAsia="Times New Roman" w:hAnsi="Times New Roman" w:cs="Times New Roman"/>
+          <w:color w:val="000000"/>
+          <w:sz w:val="24"/>
+          <w:szCs w:val="28"/>
+          <w:lang w:val="en-US"/>
+        </w:rPr>
+        <w:t>"&gt;</w:t>
+      </w:r>
+    </w:p>
+    <w:p>
+      <w:pPr>
+        <w:keepNext/>
+        <w:keepLines/>
+        <w:pBdr>
+          <w:top w:val="nil"/>
+          <w:left w:val="nil"/>
+          <w:bottom w:val="nil"/>
+          <w:right w:val="nil"/>
+          <w:between w:val="nil"/>
+        </w:pBdr>
+        <w:spacing w:after="0" w:line="360" w:lineRule="auto"/>
+        <w:rPr>
+          <w:rFonts w:ascii="Times New Roman" w:eastAsia="Times New Roman" w:hAnsi="Times New Roman" w:cs="Times New Roman"/>
+          <w:color w:val="000000"/>
+          <w:sz w:val="24"/>
+          <w:szCs w:val="28"/>
+          <w:lang w:val="en-US"/>
+        </w:rPr>
+      </w:pPr>
+      <w:bookmarkStart w:id="0" w:name="_GoBack"/>
+      <w:bookmarkEnd w:id="0"/>
+    </w:p>
+    <w:p>
+      <w:pPr>
+        <w:keepNext/>
+        <w:keepLines/>
+        <w:pBdr>
+          <w:top w:val="nil"/>
+          <w:left w:val="nil"/>
+          <w:bottom w:val="nil"/>
+          <w:right w:val="nil"/>
+          <w:between w:val="nil"/>
+        </w:pBdr>
+        <w:spacing w:after="0" w:line="360" w:lineRule="auto"/>
+        <w:rPr>
+          <w:rFonts w:ascii="Times New Roman" w:eastAsia="Times New Roman" w:hAnsi="Times New Roman" w:cs="Times New Roman"/>
+          <w:color w:val="000000"/>
+          <w:sz w:val="24"/>
+          <w:szCs w:val="28"/>
+          <w:lang w:val="en-US"/>
+        </w:rPr>
+      </w:pPr>
+      <w:r>
+        <w:rPr>
+          <w:rFonts w:ascii="Times New Roman" w:eastAsia="Times New Roman" w:hAnsi="Times New Roman" w:cs="Times New Roman"/>
+          <w:color w:val="000000"/>
+          <w:sz w:val="24"/>
+          <w:szCs w:val="28"/>
+          <w:lang w:val="en-US"/>
+        </w:rPr>
+        <w:t>&lt;head&gt;</w:t>
+      </w:r>
+    </w:p>
+    <w:p>
+      <w:pPr>
+        <w:keepNext/>
+        <w:keepLines/>
+        <w:pBdr>
+          <w:top w:val="nil"/>
+          <w:left w:val="nil"/>
+          <w:bottom w:val="nil"/>
+          <w:right w:val="nil"/>
+          <w:between w:val="nil"/>
+        </w:pBdr>
+        <w:spacing w:after="0" w:line="360" w:lineRule="auto"/>
+        <w:rPr>
+          <w:rFonts w:ascii="Times New Roman" w:eastAsia="Times New Roman" w:hAnsi="Times New Roman" w:cs="Times New Roman"/>
+          <w:color w:val="000000"/>
+          <w:sz w:val="24"/>
+          <w:szCs w:val="28"/>
+          <w:lang w:val="en-US"/>
+        </w:rPr>
+      </w:pPr>
+      <w:r>
+        <w:rPr>
+          <w:rFonts w:ascii="Times New Roman" w:eastAsia="Times New Roman" w:hAnsi="Times New Roman" w:cs="Times New Roman"/>
+          <w:color w:val="000000"/>
+          <w:sz w:val="24"/>
+          <w:szCs w:val="28"/>
+          <w:lang w:val="en-US"/>
+        </w:rPr>
+        <w:tab/>
+        <w:t>&lt;meta charset="UTF-8"&gt;</w:t>
+      </w:r>
+    </w:p>
+    <w:p>
+      <w:pPr>
+        <w:keepNext/>
+        <w:keepLines/>
+        <w:pBdr>
+          <w:top w:val="nil"/>
+          <w:left w:val="nil"/>
+          <w:bottom w:val="nil"/>
+          <w:right w:val="nil"/>
+          <w:between w:val="nil"/>
+        </w:pBdr>
+        <w:spacing w:after="0" w:line="360" w:lineRule="auto"/>
+        <w:rPr>
+          <w:rFonts w:ascii="Times New Roman" w:eastAsia="Times New Roman" w:hAnsi="Times New Roman" w:cs="Times New Roman"/>
+          <w:color w:val="000000"/>
+          <w:sz w:val="24"/>
+          <w:szCs w:val="28"/>
+          <w:lang w:val="en-US"/>
+        </w:rPr>
+      </w:pPr>
+      <w:r>
+        <w:rPr>
+          <w:rFonts w:ascii="Times New Roman" w:eastAsia="Times New Roman" w:hAnsi="Times New Roman" w:cs="Times New Roman"/>
+          <w:color w:val="000000"/>
+          <w:sz w:val="24"/>
+          <w:szCs w:val="28"/>
+          <w:lang w:val="en-US"/>
+        </w:rPr>
+        <w:tab/>
+        <w:t>&lt;meta name="viewport" content="width=device-width, initial-scale=1.0"&gt;</w:t>
+      </w:r>
+    </w:p>
+    <w:p>
+      <w:pPr>
+        <w:keepNext/>
+        <w:keepLines/>
+        <w:pBdr>
+          <w:top w:val="nil"/>
+          <w:left w:val="nil"/>
+          <w:bottom w:val="nil"/>
+          <w:right w:val="nil"/>
+          <w:between w:val="nil"/>
+        </w:pBdr>
+        <w:spacing w:after="0" w:line="360" w:lineRule="auto"/>
+        <w:rPr>
+          <w:rFonts w:ascii="Times New Roman" w:eastAsia="Times New Roman" w:hAnsi="Times New Roman" w:cs="Times New Roman"/>
+          <w:color w:val="000000"/>
+          <w:sz w:val="24"/>
+          <w:szCs w:val="28"/>
+          <w:lang w:val="en-US"/>
+        </w:rPr>
+      </w:pPr>
+      <w:r>
+        <w:rPr>
+          <w:rFonts w:ascii="Times New Roman" w:eastAsia="Times New Roman" w:hAnsi="Times New Roman" w:cs="Times New Roman"/>
+          <w:color w:val="000000"/>
+          <w:sz w:val="24"/>
+          <w:szCs w:val="28"/>
+          <w:lang w:val="en-US"/>
+        </w:rPr>
+        <w:tab/>
+        <w:t>&lt;title&gt;</w:t>
+      </w:r>
+      <w:proofErr w:type="spellStart"/>
+      <w:r>
+        <w:rPr>
+          <w:rFonts w:ascii="Times New Roman" w:eastAsia="Times New Roman" w:hAnsi="Times New Roman" w:cs="Times New Roman"/>
+          <w:color w:val="000000"/>
+          <w:sz w:val="24"/>
+          <w:szCs w:val="28"/>
+          <w:lang w:val="en-US"/>
+        </w:rPr>
+        <w:t>Oakhearth</w:t>
+      </w:r>
+      <w:proofErr w:type="spellEnd"/>
+      <w:r>
+        <w:rPr>
+          <w:rFonts w:ascii="Times New Roman" w:eastAsia="Times New Roman" w:hAnsi="Times New Roman" w:cs="Times New Roman"/>
+          <w:color w:val="000000"/>
+          <w:sz w:val="24"/>
+          <w:szCs w:val="28"/>
+          <w:lang w:val="en-US"/>
+        </w:rPr>
+        <w:t xml:space="preserve"> - </w:t>
+      </w:r>
+      <w:proofErr w:type="spellStart"/>
+      <w:r>
+        <w:rPr>
+          <w:rFonts w:ascii="Times New Roman" w:eastAsia="Times New Roman" w:hAnsi="Times New Roman" w:cs="Times New Roman"/>
+          <w:color w:val="000000"/>
+          <w:sz w:val="24"/>
+          <w:szCs w:val="28"/>
+          <w:lang w:val="en-US"/>
+        </w:rPr>
+        <w:t>Главная</w:t>
+      </w:r>
+      <w:proofErr w:type="spellEnd"/>
+      <w:r>
+        <w:rPr>
+          <w:rFonts w:ascii="Times New Roman" w:eastAsia="Times New Roman" w:hAnsi="Times New Roman" w:cs="Times New Roman"/>
+          <w:color w:val="000000"/>
+          <w:sz w:val="24"/>
+          <w:szCs w:val="28"/>
+          <w:lang w:val="en-US"/>
+        </w:rPr>
+        <w:t>&lt;/title&gt;</w:t>
+      </w:r>
+    </w:p>
+    <w:p>
+      <w:pPr>
+        <w:keepNext/>
+        <w:keepLines/>
+        <w:pBdr>
+          <w:top w:val="nil"/>
+          <w:left w:val="nil"/>
+          <w:bottom w:val="nil"/>
+          <w:right w:val="nil"/>
+          <w:between w:val="nil"/>
+        </w:pBdr>
+        <w:spacing w:after="0" w:line="360" w:lineRule="auto"/>
+        <w:rPr>
+          <w:rFonts w:ascii="Times New Roman" w:eastAsia="Times New Roman" w:hAnsi="Times New Roman" w:cs="Times New Roman"/>
+          <w:color w:val="000000"/>
+          <w:sz w:val="24"/>
+          <w:szCs w:val="28"/>
+          <w:lang w:val="en-US"/>
+        </w:rPr>
+      </w:pPr>
+      <w:r>
+        <w:rPr>
+          <w:rFonts w:ascii="Times New Roman" w:eastAsia="Times New Roman" w:hAnsi="Times New Roman" w:cs="Times New Roman"/>
+          <w:color w:val="000000"/>
+          <w:sz w:val="24"/>
+          <w:szCs w:val="28"/>
+          <w:lang w:val="en-US"/>
+        </w:rPr>
+        <w:tab/>
+        <w:t xml:space="preserve">&lt;link </w:t>
+      </w:r>
+      <w:proofErr w:type="spellStart"/>
+      <w:r>
+        <w:rPr>
+          <w:rFonts w:ascii="Times New Roman" w:eastAsia="Times New Roman" w:hAnsi="Times New Roman" w:cs="Times New Roman"/>
+          <w:color w:val="000000"/>
+          <w:sz w:val="24"/>
+          <w:szCs w:val="28"/>
+          <w:lang w:val="en-US"/>
+        </w:rPr>
+        <w:t>rel</w:t>
+      </w:r>
+      <w:proofErr w:type="spellEnd"/>
+      <w:r>
+        <w:rPr>
+          <w:rFonts w:ascii="Times New Roman" w:eastAsia="Times New Roman" w:hAnsi="Times New Roman" w:cs="Times New Roman"/>
+          <w:color w:val="000000"/>
+          <w:sz w:val="24"/>
+          <w:szCs w:val="28"/>
+          <w:lang w:val="en-US"/>
+        </w:rPr>
+        <w:t xml:space="preserve">="stylesheet" </w:t>
+      </w:r>
+      <w:proofErr w:type="spellStart"/>
+      <w:r>
+        <w:rPr>
+          <w:rFonts w:ascii="Times New Roman" w:eastAsia="Times New Roman" w:hAnsi="Times New Roman" w:cs="Times New Roman"/>
+          <w:color w:val="000000"/>
+          <w:sz w:val="24"/>
+          <w:szCs w:val="28"/>
+          <w:lang w:val="en-US"/>
+        </w:rPr>
+        <w:t>href</w:t>
+      </w:r>
+      <w:proofErr w:type="spellEnd"/>
+      <w:r>
+        <w:rPr>
+          <w:rFonts w:ascii="Times New Roman" w:eastAsia="Times New Roman" w:hAnsi="Times New Roman" w:cs="Times New Roman"/>
+          <w:color w:val="000000"/>
+          <w:sz w:val="24"/>
+          <w:szCs w:val="28"/>
+          <w:lang w:val="en-US"/>
+        </w:rPr>
+        <w:t>="style.css"&gt;</w:t>
+      </w:r>
+    </w:p>
+    <w:p>
+      <w:pPr>
+        <w:keepNext/>
+        <w:keepLines/>
+        <w:pBdr>
+          <w:top w:val="nil"/>
+          <w:left w:val="nil"/>
+          <w:bottom w:val="nil"/>
+          <w:right w:val="nil"/>
+          <w:between w:val="nil"/>
+        </w:pBdr>
+        <w:spacing w:after="0" w:line="360" w:lineRule="auto"/>
+        <w:rPr>
+          <w:rFonts w:ascii="Times New Roman" w:eastAsia="Times New Roman" w:hAnsi="Times New Roman" w:cs="Times New Roman"/>
+          <w:color w:val="000000"/>
+          <w:sz w:val="24"/>
+          <w:szCs w:val="28"/>
+          <w:lang w:val="en-US"/>
+        </w:rPr>
+      </w:pPr>
+      <w:r>
+        <w:rPr>
+          <w:rFonts w:ascii="Times New Roman" w:eastAsia="Times New Roman" w:hAnsi="Times New Roman" w:cs="Times New Roman"/>
+          <w:color w:val="000000"/>
+          <w:sz w:val="24"/>
+          <w:szCs w:val="28"/>
+          <w:lang w:val="en-US"/>
+        </w:rPr>
+        <w:t>&lt;/head&gt;</w:t>
+      </w:r>
+    </w:p>
+    <w:p>
+      <w:pPr>
+        <w:keepNext/>
+        <w:keepLines/>
+        <w:pBdr>
+          <w:top w:val="nil"/>
+          <w:left w:val="nil"/>
+          <w:bottom w:val="nil"/>
+          <w:right w:val="nil"/>
+          <w:between w:val="nil"/>
+        </w:pBdr>
+        <w:spacing w:after="0" w:line="360" w:lineRule="auto"/>
+        <w:rPr>
+          <w:rFonts w:ascii="Times New Roman" w:eastAsia="Times New Roman" w:hAnsi="Times New Roman" w:cs="Times New Roman"/>
+          <w:color w:val="000000"/>
+          <w:sz w:val="24"/>
+          <w:szCs w:val="28"/>
+          <w:lang w:val="en-US"/>
+        </w:rPr>
+      </w:pPr>
+    </w:p>
+    <w:p>
+      <w:pPr>
+        <w:keepNext/>
+        <w:keepLines/>
+        <w:pBdr>
+          <w:top w:val="nil"/>
+          <w:left w:val="nil"/>
+          <w:bottom w:val="nil"/>
+          <w:right w:val="nil"/>
+          <w:between w:val="nil"/>
+        </w:pBdr>
+        <w:spacing w:after="0" w:line="360" w:lineRule="auto"/>
+        <w:rPr>
+          <w:rFonts w:ascii="Times New Roman" w:eastAsia="Times New Roman" w:hAnsi="Times New Roman" w:cs="Times New Roman"/>
+          <w:color w:val="000000"/>
+          <w:sz w:val="24"/>
+          <w:szCs w:val="28"/>
+          <w:lang w:val="en-US"/>
+        </w:rPr>
+      </w:pPr>
+      <w:r>
+        <w:rPr>
+          <w:rFonts w:ascii="Times New Roman" w:eastAsia="Times New Roman" w:hAnsi="Times New Roman" w:cs="Times New Roman"/>
+          <w:color w:val="000000"/>
+          <w:sz w:val="24"/>
+          <w:szCs w:val="28"/>
+          <w:lang w:val="en-US"/>
+        </w:rPr>
+        <w:t>&lt;body&gt;</w:t>
+      </w:r>
+    </w:p>
+    <w:p>
+      <w:pPr>
+        <w:keepNext/>
+        <w:keepLines/>
+        <w:pBdr>
+          <w:top w:val="nil"/>
+          <w:left w:val="nil"/>
+          <w:bottom w:val="nil"/>
+          <w:right w:val="nil"/>
+          <w:between w:val="nil"/>
+        </w:pBdr>
+        <w:spacing w:after="0" w:line="360" w:lineRule="auto"/>
+        <w:rPr>
+          <w:rFonts w:ascii="Times New Roman" w:eastAsia="Times New Roman" w:hAnsi="Times New Roman" w:cs="Times New Roman"/>
+          <w:color w:val="000000"/>
+          <w:sz w:val="24"/>
+          <w:szCs w:val="28"/>
+          <w:lang w:val="en-US"/>
+        </w:rPr>
+      </w:pPr>
+      <w:r>
+        <w:rPr>
+          <w:rFonts w:ascii="Times New Roman" w:eastAsia="Times New Roman" w:hAnsi="Times New Roman" w:cs="Times New Roman"/>
+          <w:color w:val="000000"/>
+          <w:sz w:val="24"/>
+          <w:szCs w:val="28"/>
+          <w:lang w:val="en-US"/>
+        </w:rPr>
+        <w:tab/>
+        <w:t>&lt;header&gt;</w:t>
+      </w:r>
+    </w:p>
+    <w:p>
+      <w:pPr>
+        <w:keepNext/>
+        <w:keepLines/>
+        <w:pBdr>
+          <w:top w:val="nil"/>
+          <w:left w:val="nil"/>
+          <w:bottom w:val="nil"/>
+          <w:right w:val="nil"/>
+          <w:between w:val="nil"/>
+        </w:pBdr>
+        <w:spacing w:after="0" w:line="360" w:lineRule="auto"/>
+        <w:rPr>
+          <w:rFonts w:ascii="Times New Roman" w:eastAsia="Times New Roman" w:hAnsi="Times New Roman" w:cs="Times New Roman"/>
+          <w:color w:val="000000"/>
+          <w:sz w:val="24"/>
+          <w:szCs w:val="28"/>
+          <w:lang w:val="en-US"/>
+        </w:rPr>
+      </w:pPr>
+      <w:r>
+        <w:rPr>
+          <w:rFonts w:ascii="Times New Roman" w:eastAsia="Times New Roman" w:hAnsi="Times New Roman" w:cs="Times New Roman"/>
+          <w:color w:val="000000"/>
+          <w:sz w:val="24"/>
+          <w:szCs w:val="28"/>
+          <w:lang w:val="en-US"/>
+        </w:rPr>
+        <w:tab/>
+      </w:r>
+      <w:r>
+        <w:rPr>
+          <w:rFonts w:ascii="Times New Roman" w:eastAsia="Times New Roman" w:hAnsi="Times New Roman" w:cs="Times New Roman"/>
+          <w:color w:val="000000"/>
+          <w:sz w:val="24"/>
+          <w:szCs w:val="28"/>
+          <w:lang w:val="en-US"/>
+        </w:rPr>
+        <w:tab/>
+        <w:t xml:space="preserve">&lt;a </w:t>
+      </w:r>
+      <w:proofErr w:type="spellStart"/>
+      <w:r>
+        <w:rPr>
+          <w:rFonts w:ascii="Times New Roman" w:eastAsia="Times New Roman" w:hAnsi="Times New Roman" w:cs="Times New Roman"/>
+          <w:color w:val="000000"/>
+          <w:sz w:val="24"/>
+          <w:szCs w:val="28"/>
+          <w:lang w:val="en-US"/>
+        </w:rPr>
+        <w:t>href</w:t>
+      </w:r>
+      <w:proofErr w:type="spellEnd"/>
+      <w:r>
+        <w:rPr>
+          <w:rFonts w:ascii="Times New Roman" w:eastAsia="Times New Roman" w:hAnsi="Times New Roman" w:cs="Times New Roman"/>
+          <w:color w:val="000000"/>
+          <w:sz w:val="24"/>
+          <w:szCs w:val="28"/>
+          <w:lang w:val="en-US"/>
+        </w:rPr>
+        <w:t>="index.html"&gt;&lt;</w:t>
+      </w:r>
+      <w:proofErr w:type="spellStart"/>
+      <w:r>
+        <w:rPr>
+          <w:rFonts w:ascii="Times New Roman" w:eastAsia="Times New Roman" w:hAnsi="Times New Roman" w:cs="Times New Roman"/>
+          <w:color w:val="000000"/>
+          <w:sz w:val="24"/>
+          <w:szCs w:val="28"/>
+          <w:lang w:val="en-US"/>
+        </w:rPr>
+        <w:t>img</w:t>
+      </w:r>
+      <w:proofErr w:type="spellEnd"/>
+      <w:r>
+        <w:rPr>
+          <w:rFonts w:ascii="Times New Roman" w:eastAsia="Times New Roman" w:hAnsi="Times New Roman" w:cs="Times New Roman"/>
+          <w:color w:val="000000"/>
+          <w:sz w:val="24"/>
+          <w:szCs w:val="28"/>
+          <w:lang w:val="en-US"/>
+        </w:rPr>
+        <w:t xml:space="preserve"> </w:t>
+      </w:r>
+      <w:proofErr w:type="spellStart"/>
+      <w:r>
+        <w:rPr>
+          <w:rFonts w:ascii="Times New Roman" w:eastAsia="Times New Roman" w:hAnsi="Times New Roman" w:cs="Times New Roman"/>
+          <w:color w:val="000000"/>
+          <w:sz w:val="24"/>
+          <w:szCs w:val="28"/>
+          <w:lang w:val="en-US"/>
+        </w:rPr>
+        <w:t>src</w:t>
+      </w:r>
+      <w:proofErr w:type="spellEnd"/>
+      <w:r>
+        <w:rPr>
+          <w:rFonts w:ascii="Times New Roman" w:eastAsia="Times New Roman" w:hAnsi="Times New Roman" w:cs="Times New Roman"/>
+          <w:color w:val="000000"/>
+          <w:sz w:val="24"/>
+          <w:szCs w:val="28"/>
+          <w:lang w:val="en-US"/>
+        </w:rPr>
+        <w:t>="res/logo.png" alt="</w:t>
+      </w:r>
+      <w:proofErr w:type="spellStart"/>
+      <w:r>
+        <w:rPr>
+          <w:rFonts w:ascii="Times New Roman" w:eastAsia="Times New Roman" w:hAnsi="Times New Roman" w:cs="Times New Roman"/>
+          <w:color w:val="000000"/>
+          <w:sz w:val="24"/>
+          <w:szCs w:val="28"/>
+          <w:lang w:val="en-US"/>
+        </w:rPr>
+        <w:t>Лого</w:t>
+      </w:r>
+      <w:proofErr w:type="spellEnd"/>
+      <w:r>
+        <w:rPr>
+          <w:rFonts w:ascii="Times New Roman" w:eastAsia="Times New Roman" w:hAnsi="Times New Roman" w:cs="Times New Roman"/>
+          <w:color w:val="000000"/>
+          <w:sz w:val="24"/>
+          <w:szCs w:val="28"/>
+          <w:lang w:val="en-US"/>
+        </w:rPr>
+        <w:t xml:space="preserve"> </w:t>
+      </w:r>
+      <w:proofErr w:type="spellStart"/>
+      <w:r>
+        <w:rPr>
+          <w:rFonts w:ascii="Times New Roman" w:eastAsia="Times New Roman" w:hAnsi="Times New Roman" w:cs="Times New Roman"/>
+          <w:color w:val="000000"/>
+          <w:sz w:val="24"/>
+          <w:szCs w:val="28"/>
+          <w:lang w:val="en-US"/>
+        </w:rPr>
+        <w:t>Oakhearth</w:t>
+      </w:r>
+      <w:proofErr w:type="spellEnd"/>
+      <w:r>
+        <w:rPr>
+          <w:rFonts w:ascii="Times New Roman" w:eastAsia="Times New Roman" w:hAnsi="Times New Roman" w:cs="Times New Roman"/>
+          <w:color w:val="000000"/>
+          <w:sz w:val="24"/>
+          <w:szCs w:val="28"/>
+          <w:lang w:val="en-US"/>
+        </w:rPr>
+        <w:t>"&gt;&lt;/a&gt;</w:t>
+      </w:r>
+    </w:p>
+    <w:p>
+      <w:pPr>
+        <w:keepNext/>
+        <w:keepLines/>
+        <w:pBdr>
+          <w:top w:val="nil"/>
+          <w:left w:val="nil"/>
+          <w:bottom w:val="nil"/>
+          <w:right w:val="nil"/>
+          <w:between w:val="nil"/>
+        </w:pBdr>
+        <w:spacing w:after="0" w:line="360" w:lineRule="auto"/>
+        <w:rPr>
+          <w:rFonts w:ascii="Times New Roman" w:eastAsia="Times New Roman" w:hAnsi="Times New Roman" w:cs="Times New Roman"/>
+          <w:color w:val="000000"/>
+          <w:sz w:val="24"/>
+          <w:szCs w:val="28"/>
+          <w:lang w:val="en-US"/>
+        </w:rPr>
+      </w:pPr>
+      <w:r>
+        <w:rPr>
+          <w:rFonts w:ascii="Times New Roman" w:eastAsia="Times New Roman" w:hAnsi="Times New Roman" w:cs="Times New Roman"/>
+          <w:color w:val="000000"/>
+          <w:sz w:val="24"/>
+          <w:szCs w:val="28"/>
+          <w:lang w:val="en-US"/>
+        </w:rPr>
+        <w:tab/>
+        <w:t>&lt;/header&gt;</w:t>
+      </w:r>
+    </w:p>
+    <w:p>
+      <w:pPr>
+        <w:keepNext/>
+        <w:keepLines/>
+        <w:pBdr>
+          <w:top w:val="nil"/>
+          <w:left w:val="nil"/>
+          <w:bottom w:val="nil"/>
+          <w:right w:val="nil"/>
+          <w:between w:val="nil"/>
+        </w:pBdr>
+        <w:spacing w:after="0" w:line="360" w:lineRule="auto"/>
+        <w:rPr>
+          <w:rFonts w:ascii="Times New Roman" w:eastAsia="Times New Roman" w:hAnsi="Times New Roman" w:cs="Times New Roman"/>
+          <w:color w:val="000000"/>
+          <w:sz w:val="24"/>
+          <w:szCs w:val="28"/>
+          <w:lang w:val="en-US"/>
+        </w:rPr>
+      </w:pPr>
+      <w:r>
+        <w:rPr>
+          <w:rFonts w:ascii="Times New Roman" w:eastAsia="Times New Roman" w:hAnsi="Times New Roman" w:cs="Times New Roman"/>
+          <w:color w:val="000000"/>
+          <w:sz w:val="24"/>
+          <w:szCs w:val="28"/>
+          <w:lang w:val="en-US"/>
+        </w:rPr>
+        <w:tab/>
+        <w:t>&lt;div id="content"&gt;</w:t>
+      </w:r>
+    </w:p>
+    <w:p>
+      <w:pPr>
+        <w:keepNext/>
+        <w:keepLines/>
+        <w:pBdr>
+          <w:top w:val="nil"/>
+          <w:left w:val="nil"/>
+          <w:bottom w:val="nil"/>
+          <w:right w:val="nil"/>
+          <w:between w:val="nil"/>
+        </w:pBdr>
+        <w:spacing w:after="0" w:line="360" w:lineRule="auto"/>
+        <w:rPr>
+          <w:rFonts w:ascii="Times New Roman" w:eastAsia="Times New Roman" w:hAnsi="Times New Roman" w:cs="Times New Roman"/>
+          <w:color w:val="000000"/>
+          <w:sz w:val="24"/>
+          <w:szCs w:val="28"/>
+          <w:lang w:val="en-US"/>
+        </w:rPr>
+      </w:pPr>
+      <w:r>
+        <w:rPr>
+          <w:rFonts w:ascii="Times New Roman" w:eastAsia="Times New Roman" w:hAnsi="Times New Roman" w:cs="Times New Roman"/>
+          <w:color w:val="000000"/>
+          <w:sz w:val="24"/>
+          <w:szCs w:val="28"/>
+          <w:lang w:val="en-US"/>
+        </w:rPr>
+        <w:tab/>
+      </w:r>
+      <w:r>
+        <w:rPr>
+          <w:rFonts w:ascii="Times New Roman" w:eastAsia="Times New Roman" w:hAnsi="Times New Roman" w:cs="Times New Roman"/>
+          <w:color w:val="000000"/>
+          <w:sz w:val="24"/>
+          <w:szCs w:val="28"/>
+          <w:lang w:val="en-US"/>
+        </w:rPr>
+        <w:tab/>
+        <w:t>&lt;</w:t>
+      </w:r>
+      <w:proofErr w:type="spellStart"/>
+      <w:r>
+        <w:rPr>
+          <w:rFonts w:ascii="Times New Roman" w:eastAsia="Times New Roman" w:hAnsi="Times New Roman" w:cs="Times New Roman"/>
+          <w:color w:val="000000"/>
+          <w:sz w:val="24"/>
+          <w:szCs w:val="28"/>
+          <w:lang w:val="en-US"/>
+        </w:rPr>
+        <w:t>nav</w:t>
+      </w:r>
+      <w:proofErr w:type="spellEnd"/>
+      <w:r>
+        <w:rPr>
+          <w:rFonts w:ascii="Times New Roman" w:eastAsia="Times New Roman" w:hAnsi="Times New Roman" w:cs="Times New Roman"/>
+          <w:color w:val="000000"/>
+          <w:sz w:val="24"/>
+          <w:szCs w:val="28"/>
+          <w:lang w:val="en-US"/>
+        </w:rPr>
+        <w:t xml:space="preserve"> class="decor"&gt;</w:t>
+      </w:r>
+    </w:p>
+    <w:p>
+      <w:pPr>
+        <w:keepNext/>
+        <w:keepLines/>
+        <w:pBdr>
+          <w:top w:val="nil"/>
+          <w:left w:val="nil"/>
+          <w:bottom w:val="nil"/>
+          <w:right w:val="nil"/>
+          <w:between w:val="nil"/>
+        </w:pBdr>
+        <w:spacing w:after="0" w:line="360" w:lineRule="auto"/>
+        <w:rPr>
+          <w:rFonts w:ascii="Times New Roman" w:eastAsia="Times New Roman" w:hAnsi="Times New Roman" w:cs="Times New Roman"/>
+          <w:color w:val="000000"/>
+          <w:sz w:val="24"/>
+          <w:szCs w:val="28"/>
+          <w:lang w:val="en-US"/>
+        </w:rPr>
+      </w:pPr>
+      <w:r>
+        <w:rPr>
+          <w:rFonts w:ascii="Times New Roman" w:eastAsia="Times New Roman" w:hAnsi="Times New Roman" w:cs="Times New Roman"/>
+          <w:color w:val="000000"/>
+          <w:sz w:val="24"/>
+          <w:szCs w:val="28"/>
+          <w:lang w:val="en-US"/>
+        </w:rPr>
+        <w:tab/>
+      </w:r>
+      <w:r>
+        <w:rPr>
+          <w:rFonts w:ascii="Times New Roman" w:eastAsia="Times New Roman" w:hAnsi="Times New Roman" w:cs="Times New Roman"/>
+          <w:color w:val="000000"/>
+          <w:sz w:val="24"/>
+          <w:szCs w:val="28"/>
+          <w:lang w:val="en-US"/>
+        </w:rPr>
+        <w:tab/>
+      </w:r>
+      <w:r>
+        <w:rPr>
+          <w:rFonts w:ascii="Times New Roman" w:eastAsia="Times New Roman" w:hAnsi="Times New Roman" w:cs="Times New Roman"/>
+          <w:color w:val="000000"/>
+          <w:sz w:val="24"/>
+          <w:szCs w:val="28"/>
+          <w:lang w:val="en-US"/>
+        </w:rPr>
+        <w:tab/>
+        <w:t xml:space="preserve">&lt;a </w:t>
+      </w:r>
+      <w:proofErr w:type="spellStart"/>
+      <w:r>
+        <w:rPr>
+          <w:rFonts w:ascii="Times New Roman" w:eastAsia="Times New Roman" w:hAnsi="Times New Roman" w:cs="Times New Roman"/>
+          <w:color w:val="000000"/>
+          <w:sz w:val="24"/>
+          <w:szCs w:val="28"/>
+          <w:lang w:val="en-US"/>
+        </w:rPr>
+        <w:t>href</w:t>
+      </w:r>
+      <w:proofErr w:type="spellEnd"/>
+      <w:r>
+        <w:rPr>
+          <w:rFonts w:ascii="Times New Roman" w:eastAsia="Times New Roman" w:hAnsi="Times New Roman" w:cs="Times New Roman"/>
+          <w:color w:val="000000"/>
+          <w:sz w:val="24"/>
+          <w:szCs w:val="28"/>
+          <w:lang w:val="en-US"/>
+        </w:rPr>
+        <w:t>="index.html"&gt;</w:t>
+      </w:r>
+      <w:proofErr w:type="spellStart"/>
+      <w:r>
+        <w:rPr>
+          <w:rFonts w:ascii="Times New Roman" w:eastAsia="Times New Roman" w:hAnsi="Times New Roman" w:cs="Times New Roman"/>
+          <w:color w:val="000000"/>
+          <w:sz w:val="24"/>
+          <w:szCs w:val="28"/>
+          <w:lang w:val="en-US"/>
+        </w:rPr>
+        <w:t>Главная</w:t>
+      </w:r>
+      <w:proofErr w:type="spellEnd"/>
+      <w:r>
+        <w:rPr>
+          <w:rFonts w:ascii="Times New Roman" w:eastAsia="Times New Roman" w:hAnsi="Times New Roman" w:cs="Times New Roman"/>
+          <w:color w:val="000000"/>
+          <w:sz w:val="24"/>
+          <w:szCs w:val="28"/>
+          <w:lang w:val="en-US"/>
+        </w:rPr>
+        <w:t>&lt;/a&gt;</w:t>
+      </w:r>
+    </w:p>
+    <w:p>
+      <w:pPr>
+        <w:keepNext/>
+        <w:keepLines/>
+        <w:pBdr>
+          <w:top w:val="nil"/>
+          <w:left w:val="nil"/>
+          <w:bottom w:val="nil"/>
+          <w:right w:val="nil"/>
+          <w:between w:val="nil"/>
+        </w:pBdr>
+        <w:spacing w:after="0" w:line="360" w:lineRule="auto"/>
+        <w:rPr>
+          <w:rFonts w:ascii="Times New Roman" w:eastAsia="Times New Roman" w:hAnsi="Times New Roman" w:cs="Times New Roman"/>
+          <w:color w:val="000000"/>
+          <w:sz w:val="24"/>
+          <w:szCs w:val="28"/>
+          <w:lang w:val="en-US"/>
+        </w:rPr>
+      </w:pPr>
+      <w:r>
+        <w:rPr>
+          <w:rFonts w:ascii="Times New Roman" w:eastAsia="Times New Roman" w:hAnsi="Times New Roman" w:cs="Times New Roman"/>
+          <w:color w:val="000000"/>
+          <w:sz w:val="24"/>
+          <w:szCs w:val="28"/>
+          <w:lang w:val="en-US"/>
+        </w:rPr>
+        <w:tab/>
+      </w:r>
+      <w:r>
+        <w:rPr>
+          <w:rFonts w:ascii="Times New Roman" w:eastAsia="Times New Roman" w:hAnsi="Times New Roman" w:cs="Times New Roman"/>
+          <w:color w:val="000000"/>
+          <w:sz w:val="24"/>
+          <w:szCs w:val="28"/>
+          <w:lang w:val="en-US"/>
+        </w:rPr>
+        <w:tab/>
+      </w:r>
+      <w:r>
+        <w:rPr>
+          <w:rFonts w:ascii="Times New Roman" w:eastAsia="Times New Roman" w:hAnsi="Times New Roman" w:cs="Times New Roman"/>
+          <w:color w:val="000000"/>
+          <w:sz w:val="24"/>
+          <w:szCs w:val="28"/>
+          <w:lang w:val="en-US"/>
+        </w:rPr>
+        <w:tab/>
+        <w:t xml:space="preserve">&lt;a </w:t>
+      </w:r>
+      <w:proofErr w:type="spellStart"/>
+      <w:r>
+        <w:rPr>
+          <w:rFonts w:ascii="Times New Roman" w:eastAsia="Times New Roman" w:hAnsi="Times New Roman" w:cs="Times New Roman"/>
+          <w:color w:val="000000"/>
+          <w:sz w:val="24"/>
+          <w:szCs w:val="28"/>
+          <w:lang w:val="en-US"/>
+        </w:rPr>
+        <w:t>href</w:t>
+      </w:r>
+      <w:proofErr w:type="spellEnd"/>
+      <w:r>
+        <w:rPr>
+          <w:rFonts w:ascii="Times New Roman" w:eastAsia="Times New Roman" w:hAnsi="Times New Roman" w:cs="Times New Roman"/>
+          <w:color w:val="000000"/>
+          <w:sz w:val="24"/>
+          <w:szCs w:val="28"/>
+          <w:lang w:val="en-US"/>
+        </w:rPr>
+        <w:t xml:space="preserve">="about.html"&gt;О </w:t>
+      </w:r>
+      <w:proofErr w:type="spellStart"/>
+      <w:r>
+        <w:rPr>
+          <w:rFonts w:ascii="Times New Roman" w:eastAsia="Times New Roman" w:hAnsi="Times New Roman" w:cs="Times New Roman"/>
+          <w:color w:val="000000"/>
+          <w:sz w:val="24"/>
+          <w:szCs w:val="28"/>
+          <w:lang w:val="en-US"/>
+        </w:rPr>
+        <w:t>проекте</w:t>
+      </w:r>
+      <w:proofErr w:type="spellEnd"/>
+      <w:r>
+        <w:rPr>
+          <w:rFonts w:ascii="Times New Roman" w:eastAsia="Times New Roman" w:hAnsi="Times New Roman" w:cs="Times New Roman"/>
+          <w:color w:val="000000"/>
+          <w:sz w:val="24"/>
+          <w:szCs w:val="28"/>
+          <w:lang w:val="en-US"/>
+        </w:rPr>
+        <w:t>&lt;/a&gt;</w:t>
+      </w:r>
+    </w:p>
+    <w:p>
+      <w:pPr>
+        <w:keepNext/>
+        <w:keepLines/>
+        <w:pBdr>
+          <w:top w:val="nil"/>
+          <w:left w:val="nil"/>
+          <w:bottom w:val="nil"/>
+          <w:right w:val="nil"/>
+          <w:between w:val="nil"/>
+        </w:pBdr>
+        <w:spacing w:after="0" w:line="360" w:lineRule="auto"/>
+        <w:rPr>
+          <w:rFonts w:ascii="Times New Roman" w:eastAsia="Times New Roman" w:hAnsi="Times New Roman" w:cs="Times New Roman"/>
+          <w:color w:val="000000"/>
+          <w:sz w:val="24"/>
+          <w:szCs w:val="28"/>
+          <w:lang w:val="en-US"/>
+        </w:rPr>
+      </w:pPr>
+      <w:r>
+        <w:rPr>
+          <w:rFonts w:ascii="Times New Roman" w:eastAsia="Times New Roman" w:hAnsi="Times New Roman" w:cs="Times New Roman"/>
+          <w:color w:val="000000"/>
+          <w:sz w:val="24"/>
+          <w:szCs w:val="28"/>
+          <w:lang w:val="en-US"/>
+        </w:rPr>
+        <w:tab/>
+      </w:r>
+      <w:r>
+        <w:rPr>
+          <w:rFonts w:ascii="Times New Roman" w:eastAsia="Times New Roman" w:hAnsi="Times New Roman" w:cs="Times New Roman"/>
+          <w:color w:val="000000"/>
+          <w:sz w:val="24"/>
+          <w:szCs w:val="28"/>
+          <w:lang w:val="en-US"/>
+        </w:rPr>
+        <w:tab/>
+      </w:r>
+      <w:r>
+        <w:rPr>
+          <w:rFonts w:ascii="Times New Roman" w:eastAsia="Times New Roman" w:hAnsi="Times New Roman" w:cs="Times New Roman"/>
+          <w:color w:val="000000"/>
+          <w:sz w:val="24"/>
+          <w:szCs w:val="28"/>
+          <w:lang w:val="en-US"/>
+        </w:rPr>
+        <w:tab/>
+        <w:t xml:space="preserve">&lt;a </w:t>
+      </w:r>
+      <w:proofErr w:type="spellStart"/>
+      <w:r>
+        <w:rPr>
+          <w:rFonts w:ascii="Times New Roman" w:eastAsia="Times New Roman" w:hAnsi="Times New Roman" w:cs="Times New Roman"/>
+          <w:color w:val="000000"/>
+          <w:sz w:val="24"/>
+          <w:szCs w:val="28"/>
+          <w:lang w:val="en-US"/>
+        </w:rPr>
+        <w:t>href</w:t>
+      </w:r>
+      <w:proofErr w:type="spellEnd"/>
+      <w:r>
+        <w:rPr>
+          <w:rFonts w:ascii="Times New Roman" w:eastAsia="Times New Roman" w:hAnsi="Times New Roman" w:cs="Times New Roman"/>
+          <w:color w:val="000000"/>
+          <w:sz w:val="24"/>
+          <w:szCs w:val="28"/>
+          <w:lang w:val="en-US"/>
+        </w:rPr>
+        <w:t>="members.html"&gt;</w:t>
+      </w:r>
+      <w:proofErr w:type="spellStart"/>
+      <w:r>
+        <w:rPr>
+          <w:rFonts w:ascii="Times New Roman" w:eastAsia="Times New Roman" w:hAnsi="Times New Roman" w:cs="Times New Roman"/>
+          <w:color w:val="000000"/>
+          <w:sz w:val="24"/>
+          <w:szCs w:val="28"/>
+          <w:lang w:val="en-US"/>
+        </w:rPr>
+        <w:t>Участники</w:t>
+      </w:r>
+      <w:proofErr w:type="spellEnd"/>
+      <w:r>
+        <w:rPr>
+          <w:rFonts w:ascii="Times New Roman" w:eastAsia="Times New Roman" w:hAnsi="Times New Roman" w:cs="Times New Roman"/>
+          <w:color w:val="000000"/>
+          <w:sz w:val="24"/>
+          <w:szCs w:val="28"/>
+          <w:lang w:val="en-US"/>
+        </w:rPr>
+        <w:t>&lt;/a&gt;</w:t>
+      </w:r>
+    </w:p>
+    <w:p>
+      <w:pPr>
+        <w:keepNext/>
+        <w:keepLines/>
+        <w:pBdr>
+          <w:top w:val="nil"/>
+          <w:left w:val="nil"/>
+          <w:bottom w:val="nil"/>
+          <w:right w:val="nil"/>
+          <w:between w:val="nil"/>
+        </w:pBdr>
+        <w:spacing w:after="0" w:line="360" w:lineRule="auto"/>
+        <w:rPr>
+          <w:rFonts w:ascii="Times New Roman" w:eastAsia="Times New Roman" w:hAnsi="Times New Roman" w:cs="Times New Roman"/>
+          <w:color w:val="000000"/>
+          <w:sz w:val="24"/>
+          <w:szCs w:val="28"/>
+          <w:lang w:val="en-US"/>
+        </w:rPr>
+      </w:pPr>
+      <w:r>
+        <w:rPr>
+          <w:rFonts w:ascii="Times New Roman" w:eastAsia="Times New Roman" w:hAnsi="Times New Roman" w:cs="Times New Roman"/>
+          <w:color w:val="000000"/>
+          <w:sz w:val="24"/>
+          <w:szCs w:val="28"/>
+          <w:lang w:val="en-US"/>
+        </w:rPr>
+        <w:tab/>
+      </w:r>
+      <w:r>
+        <w:rPr>
+          <w:rFonts w:ascii="Times New Roman" w:eastAsia="Times New Roman" w:hAnsi="Times New Roman" w:cs="Times New Roman"/>
+          <w:color w:val="000000"/>
+          <w:sz w:val="24"/>
+          <w:szCs w:val="28"/>
+          <w:lang w:val="en-US"/>
+        </w:rPr>
+        <w:tab/>
+      </w:r>
+      <w:r>
+        <w:rPr>
+          <w:rFonts w:ascii="Times New Roman" w:eastAsia="Times New Roman" w:hAnsi="Times New Roman" w:cs="Times New Roman"/>
+          <w:color w:val="000000"/>
+          <w:sz w:val="24"/>
+          <w:szCs w:val="28"/>
+          <w:lang w:val="en-US"/>
+        </w:rPr>
+        <w:tab/>
+        <w:t xml:space="preserve">&lt;a </w:t>
+      </w:r>
+      <w:proofErr w:type="spellStart"/>
+      <w:r>
+        <w:rPr>
+          <w:rFonts w:ascii="Times New Roman" w:eastAsia="Times New Roman" w:hAnsi="Times New Roman" w:cs="Times New Roman"/>
+          <w:color w:val="000000"/>
+          <w:sz w:val="24"/>
+          <w:szCs w:val="28"/>
+          <w:lang w:val="en-US"/>
+        </w:rPr>
+        <w:t>href</w:t>
+      </w:r>
+      <w:proofErr w:type="spellEnd"/>
+      <w:r>
+        <w:rPr>
+          <w:rFonts w:ascii="Times New Roman" w:eastAsia="Times New Roman" w:hAnsi="Times New Roman" w:cs="Times New Roman"/>
+          <w:color w:val="000000"/>
+          <w:sz w:val="24"/>
+          <w:szCs w:val="28"/>
+          <w:lang w:val="en-US"/>
+        </w:rPr>
+        <w:t>="blog.html"&gt;</w:t>
+      </w:r>
+      <w:proofErr w:type="spellStart"/>
+      <w:r>
+        <w:rPr>
+          <w:rFonts w:ascii="Times New Roman" w:eastAsia="Times New Roman" w:hAnsi="Times New Roman" w:cs="Times New Roman"/>
+          <w:color w:val="000000"/>
+          <w:sz w:val="24"/>
+          <w:szCs w:val="28"/>
+          <w:lang w:val="en-US"/>
+        </w:rPr>
+        <w:t>Журнал</w:t>
+      </w:r>
+      <w:proofErr w:type="spellEnd"/>
+      <w:r>
+        <w:rPr>
+          <w:rFonts w:ascii="Times New Roman" w:eastAsia="Times New Roman" w:hAnsi="Times New Roman" w:cs="Times New Roman"/>
+          <w:color w:val="000000"/>
+          <w:sz w:val="24"/>
+          <w:szCs w:val="28"/>
+          <w:lang w:val="en-US"/>
+        </w:rPr>
+        <w:t>&lt;/a&gt;</w:t>
+      </w:r>
+    </w:p>
+    <w:p>
+      <w:pPr>
+        <w:keepNext/>
+        <w:keepLines/>
+        <w:pBdr>
+          <w:top w:val="nil"/>
+          <w:left w:val="nil"/>
+          <w:bottom w:val="nil"/>
+          <w:right w:val="nil"/>
+          <w:between w:val="nil"/>
+        </w:pBdr>
+        <w:spacing w:after="0" w:line="360" w:lineRule="auto"/>
+        <w:rPr>
+          <w:rFonts w:ascii="Times New Roman" w:eastAsia="Times New Roman" w:hAnsi="Times New Roman" w:cs="Times New Roman"/>
+          <w:color w:val="000000"/>
+          <w:sz w:val="24"/>
+          <w:szCs w:val="28"/>
+          <w:lang w:val="en-US"/>
+        </w:rPr>
+      </w:pPr>
+      <w:r>
+        <w:rPr>
+          <w:rFonts w:ascii="Times New Roman" w:eastAsia="Times New Roman" w:hAnsi="Times New Roman" w:cs="Times New Roman"/>
+          <w:color w:val="000000"/>
+          <w:sz w:val="24"/>
+          <w:szCs w:val="28"/>
+          <w:lang w:val="en-US"/>
+        </w:rPr>
+        <w:tab/>
+      </w:r>
+      <w:r>
+        <w:rPr>
+          <w:rFonts w:ascii="Times New Roman" w:eastAsia="Times New Roman" w:hAnsi="Times New Roman" w:cs="Times New Roman"/>
+          <w:color w:val="000000"/>
+          <w:sz w:val="24"/>
+          <w:szCs w:val="28"/>
+          <w:lang w:val="en-US"/>
+        </w:rPr>
+        <w:tab/>
+      </w:r>
+      <w:r>
+        <w:rPr>
+          <w:rFonts w:ascii="Times New Roman" w:eastAsia="Times New Roman" w:hAnsi="Times New Roman" w:cs="Times New Roman"/>
+          <w:color w:val="000000"/>
+          <w:sz w:val="24"/>
+          <w:szCs w:val="28"/>
+          <w:lang w:val="en-US"/>
+        </w:rPr>
+        <w:tab/>
+        <w:t xml:space="preserve">&lt;a </w:t>
+      </w:r>
+      <w:proofErr w:type="spellStart"/>
+      <w:r>
+        <w:rPr>
+          <w:rFonts w:ascii="Times New Roman" w:eastAsia="Times New Roman" w:hAnsi="Times New Roman" w:cs="Times New Roman"/>
+          <w:color w:val="000000"/>
+          <w:sz w:val="24"/>
+          <w:szCs w:val="28"/>
+          <w:lang w:val="en-US"/>
+        </w:rPr>
+        <w:t>href</w:t>
+      </w:r>
+      <w:proofErr w:type="spellEnd"/>
+      <w:r>
+        <w:rPr>
+          <w:rFonts w:ascii="Times New Roman" w:eastAsia="Times New Roman" w:hAnsi="Times New Roman" w:cs="Times New Roman"/>
+          <w:color w:val="000000"/>
+          <w:sz w:val="24"/>
+          <w:szCs w:val="28"/>
+          <w:lang w:val="en-US"/>
+        </w:rPr>
+        <w:t>="resources.html"&gt;</w:t>
+      </w:r>
+      <w:proofErr w:type="spellStart"/>
+      <w:r>
+        <w:rPr>
+          <w:rFonts w:ascii="Times New Roman" w:eastAsia="Times New Roman" w:hAnsi="Times New Roman" w:cs="Times New Roman"/>
+          <w:color w:val="000000"/>
+          <w:sz w:val="24"/>
+          <w:szCs w:val="28"/>
+          <w:lang w:val="en-US"/>
+        </w:rPr>
+        <w:t>Ресурсы</w:t>
+      </w:r>
+      <w:proofErr w:type="spellEnd"/>
+      <w:r>
+        <w:rPr>
+          <w:rFonts w:ascii="Times New Roman" w:eastAsia="Times New Roman" w:hAnsi="Times New Roman" w:cs="Times New Roman"/>
+          <w:color w:val="000000"/>
+          <w:sz w:val="24"/>
+          <w:szCs w:val="28"/>
+          <w:lang w:val="en-US"/>
+        </w:rPr>
+        <w:t>&lt;/a&gt;</w:t>
+      </w:r>
+    </w:p>
+    <w:p>
+      <w:pPr>
+        <w:keepNext/>
+        <w:keepLines/>
+        <w:pBdr>
+          <w:top w:val="nil"/>
+          <w:left w:val="nil"/>
+          <w:bottom w:val="nil"/>
+          <w:right w:val="nil"/>
+          <w:between w:val="nil"/>
+        </w:pBdr>
+        <w:spacing w:after="0" w:line="360" w:lineRule="auto"/>
+        <w:rPr>
+          <w:rFonts w:ascii="Times New Roman" w:eastAsia="Times New Roman" w:hAnsi="Times New Roman" w:cs="Times New Roman"/>
+          <w:color w:val="000000"/>
+          <w:sz w:val="24"/>
+          <w:szCs w:val="28"/>
+          <w:lang w:val="en-US"/>
+        </w:rPr>
+      </w:pPr>
+      <w:r>
+        <w:rPr>
+          <w:rFonts w:ascii="Times New Roman" w:eastAsia="Times New Roman" w:hAnsi="Times New Roman" w:cs="Times New Roman"/>
+          <w:color w:val="000000"/>
+          <w:sz w:val="24"/>
+          <w:szCs w:val="28"/>
+          <w:lang w:val="en-US"/>
+        </w:rPr>
+        <w:tab/>
+      </w:r>
+      <w:r>
+        <w:rPr>
+          <w:rFonts w:ascii="Times New Roman" w:eastAsia="Times New Roman" w:hAnsi="Times New Roman" w:cs="Times New Roman"/>
+          <w:color w:val="000000"/>
+          <w:sz w:val="24"/>
+          <w:szCs w:val="28"/>
+          <w:lang w:val="en-US"/>
+        </w:rPr>
+        <w:tab/>
+        <w:t>&lt;/</w:t>
+      </w:r>
+      <w:proofErr w:type="spellStart"/>
+      <w:r>
+        <w:rPr>
+          <w:rFonts w:ascii="Times New Roman" w:eastAsia="Times New Roman" w:hAnsi="Times New Roman" w:cs="Times New Roman"/>
+          <w:color w:val="000000"/>
+          <w:sz w:val="24"/>
+          <w:szCs w:val="28"/>
+          <w:lang w:val="en-US"/>
+        </w:rPr>
+        <w:t>nav</w:t>
+      </w:r>
+      <w:proofErr w:type="spellEnd"/>
+      <w:r>
+        <w:rPr>
+          <w:rFonts w:ascii="Times New Roman" w:eastAsia="Times New Roman" w:hAnsi="Times New Roman" w:cs="Times New Roman"/>
+          <w:color w:val="000000"/>
+          <w:sz w:val="24"/>
+          <w:szCs w:val="28"/>
+          <w:lang w:val="en-US"/>
+        </w:rPr>
+        <w:t>&gt;</w:t>
+      </w:r>
+    </w:p>
+    <w:p>
+      <w:pPr>
+        <w:keepNext/>
+        <w:keepLines/>
+        <w:pBdr>
+          <w:top w:val="nil"/>
+          <w:left w:val="nil"/>
+          <w:bottom w:val="nil"/>
+          <w:right w:val="nil"/>
+          <w:between w:val="nil"/>
+        </w:pBdr>
+        <w:spacing w:after="0" w:line="360" w:lineRule="auto"/>
+        <w:rPr>
+          <w:rFonts w:ascii="Times New Roman" w:eastAsia="Times New Roman" w:hAnsi="Times New Roman" w:cs="Times New Roman"/>
+          <w:color w:val="000000"/>
+          <w:sz w:val="24"/>
+          <w:szCs w:val="28"/>
+          <w:lang w:val="en-US"/>
+        </w:rPr>
+      </w:pPr>
+      <w:r>
+        <w:rPr>
+          <w:rFonts w:ascii="Times New Roman" w:eastAsia="Times New Roman" w:hAnsi="Times New Roman" w:cs="Times New Roman"/>
+          <w:color w:val="000000"/>
+          <w:sz w:val="24"/>
+          <w:szCs w:val="28"/>
+          <w:lang w:val="en-US"/>
+        </w:rPr>
+        <w:tab/>
+      </w:r>
+      <w:r>
+        <w:rPr>
+          <w:rFonts w:ascii="Times New Roman" w:eastAsia="Times New Roman" w:hAnsi="Times New Roman" w:cs="Times New Roman"/>
+          <w:color w:val="000000"/>
+          <w:sz w:val="24"/>
+          <w:szCs w:val="28"/>
+          <w:lang w:val="en-US"/>
+        </w:rPr>
+        <w:tab/>
+        <w:t>&lt;main&gt;</w:t>
+      </w:r>
+    </w:p>
+    <w:p>
+      <w:pPr>
+        <w:keepNext/>
+        <w:keepLines/>
+        <w:pBdr>
+          <w:top w:val="nil"/>
+          <w:left w:val="nil"/>
+          <w:bottom w:val="nil"/>
+          <w:right w:val="nil"/>
+          <w:between w:val="nil"/>
+        </w:pBdr>
+        <w:spacing w:after="0" w:line="360" w:lineRule="auto"/>
+        <w:rPr>
+          <w:rFonts w:ascii="Times New Roman" w:eastAsia="Times New Roman" w:hAnsi="Times New Roman" w:cs="Times New Roman"/>
+          <w:color w:val="000000"/>
+          <w:sz w:val="24"/>
+          <w:szCs w:val="28"/>
+          <w:lang w:val="en-US"/>
+        </w:rPr>
+      </w:pPr>
+      <w:r>
+        <w:rPr>
+          <w:rFonts w:ascii="Times New Roman" w:eastAsia="Times New Roman" w:hAnsi="Times New Roman" w:cs="Times New Roman"/>
+          <w:color w:val="000000"/>
+          <w:sz w:val="24"/>
+          <w:szCs w:val="28"/>
+          <w:lang w:val="en-US"/>
+        </w:rPr>
+        <w:tab/>
+      </w:r>
+      <w:r>
+        <w:rPr>
+          <w:rFonts w:ascii="Times New Roman" w:eastAsia="Times New Roman" w:hAnsi="Times New Roman" w:cs="Times New Roman"/>
+          <w:color w:val="000000"/>
+          <w:sz w:val="24"/>
+          <w:szCs w:val="28"/>
+          <w:lang w:val="en-US"/>
+        </w:rPr>
+        <w:tab/>
+      </w:r>
+      <w:r>
+        <w:rPr>
+          <w:rFonts w:ascii="Times New Roman" w:eastAsia="Times New Roman" w:hAnsi="Times New Roman" w:cs="Times New Roman"/>
+          <w:color w:val="000000"/>
+          <w:sz w:val="24"/>
+          <w:szCs w:val="28"/>
+          <w:lang w:val="en-US"/>
+        </w:rPr>
+        <w:tab/>
+      </w:r>
+    </w:p>
+    <w:p>
+      <w:pPr>
+        <w:keepNext/>
+        <w:keepLines/>
+        <w:pBdr>
+          <w:top w:val="nil"/>
+          <w:left w:val="nil"/>
+          <w:bottom w:val="nil"/>
+          <w:right w:val="nil"/>
+          <w:between w:val="nil"/>
+        </w:pBdr>
+        <w:spacing w:after="0" w:line="360" w:lineRule="auto"/>
+        <w:rPr>
+          <w:rFonts w:ascii="Times New Roman" w:eastAsia="Times New Roman" w:hAnsi="Times New Roman" w:cs="Times New Roman"/>
+          <w:color w:val="000000"/>
+          <w:sz w:val="24"/>
+          <w:szCs w:val="28"/>
+          <w:lang w:val="en-US"/>
+        </w:rPr>
+      </w:pPr>
+      <w:r>
+        <w:rPr>
+          <w:rFonts w:ascii="Times New Roman" w:eastAsia="Times New Roman" w:hAnsi="Times New Roman" w:cs="Times New Roman"/>
+          <w:color w:val="000000"/>
+          <w:sz w:val="24"/>
+          <w:szCs w:val="28"/>
+          <w:lang w:val="en-US"/>
+        </w:rPr>
+        <w:tab/>
+      </w:r>
+      <w:r>
+        <w:rPr>
+          <w:rFonts w:ascii="Times New Roman" w:eastAsia="Times New Roman" w:hAnsi="Times New Roman" w:cs="Times New Roman"/>
+          <w:color w:val="000000"/>
+          <w:sz w:val="24"/>
+          <w:szCs w:val="28"/>
+          <w:lang w:val="en-US"/>
+        </w:rPr>
+        <w:tab/>
+        <w:t>&lt;/main&gt;</w:t>
+      </w:r>
+    </w:p>
+    <w:p>
+      <w:pPr>
+        <w:keepNext/>
+        <w:keepLines/>
+        <w:pBdr>
+          <w:top w:val="nil"/>
+          <w:left w:val="nil"/>
+          <w:bottom w:val="nil"/>
+          <w:right w:val="nil"/>
+          <w:between w:val="nil"/>
+        </w:pBdr>
+        <w:spacing w:after="0" w:line="360" w:lineRule="auto"/>
+        <w:rPr>
+          <w:rFonts w:ascii="Times New Roman" w:eastAsia="Times New Roman" w:hAnsi="Times New Roman" w:cs="Times New Roman"/>
+          <w:color w:val="000000"/>
+          <w:sz w:val="24"/>
+          <w:szCs w:val="28"/>
+          <w:lang w:val="en-US"/>
+        </w:rPr>
+      </w:pPr>
+      <w:r>
+        <w:rPr>
+          <w:rFonts w:ascii="Times New Roman" w:eastAsia="Times New Roman" w:hAnsi="Times New Roman" w:cs="Times New Roman"/>
+          <w:color w:val="000000"/>
+          <w:sz w:val="24"/>
+          <w:szCs w:val="28"/>
+          <w:lang w:val="en-US"/>
+        </w:rPr>
+        <w:tab/>
+        <w:t>&lt;/div&gt;</w:t>
+      </w:r>
+    </w:p>
+    <w:p>
+      <w:pPr>
+        <w:keepNext/>
+        <w:keepLines/>
+        <w:pBdr>
+          <w:top w:val="nil"/>
+          <w:left w:val="nil"/>
+          <w:bottom w:val="nil"/>
+          <w:right w:val="nil"/>
+          <w:between w:val="nil"/>
+        </w:pBdr>
+        <w:spacing w:after="0" w:line="360" w:lineRule="auto"/>
+        <w:rPr>
+          <w:rFonts w:ascii="Times New Roman" w:eastAsia="Times New Roman" w:hAnsi="Times New Roman" w:cs="Times New Roman"/>
+          <w:color w:val="000000"/>
+          <w:sz w:val="24"/>
+          <w:szCs w:val="28"/>
+          <w:lang w:val="en-US"/>
+        </w:rPr>
+      </w:pPr>
+      <w:r>
+        <w:rPr>
+          <w:rFonts w:ascii="Times New Roman" w:eastAsia="Times New Roman" w:hAnsi="Times New Roman" w:cs="Times New Roman"/>
+          <w:color w:val="000000"/>
+          <w:sz w:val="24"/>
+          <w:szCs w:val="28"/>
+          <w:lang w:val="en-US"/>
+        </w:rPr>
+        <w:tab/>
+        <w:t>&lt;footer&gt;</w:t>
+      </w:r>
+    </w:p>
+    <w:p>
+      <w:pPr>
+        <w:keepNext/>
+        <w:keepLines/>
+        <w:pBdr>
+          <w:top w:val="nil"/>
+          <w:left w:val="nil"/>
+          <w:bottom w:val="nil"/>
+          <w:right w:val="nil"/>
+          <w:between w:val="nil"/>
+        </w:pBdr>
+        <w:spacing w:after="0" w:line="360" w:lineRule="auto"/>
+        <w:rPr>
+          <w:rFonts w:ascii="Times New Roman" w:eastAsia="Times New Roman" w:hAnsi="Times New Roman" w:cs="Times New Roman"/>
+          <w:color w:val="000000"/>
+          <w:sz w:val="24"/>
+          <w:szCs w:val="28"/>
+        </w:rPr>
+      </w:pPr>
+      <w:r>
+        <w:rPr>
+          <w:rFonts w:ascii="Times New Roman" w:eastAsia="Times New Roman" w:hAnsi="Times New Roman" w:cs="Times New Roman"/>
+          <w:color w:val="000000"/>
+          <w:sz w:val="24"/>
+          <w:szCs w:val="28"/>
+          <w:lang w:val="en-US"/>
+        </w:rPr>
+        <w:tab/>
+      </w:r>
+      <w:r>
+        <w:rPr>
+          <w:rFonts w:ascii="Times New Roman" w:eastAsia="Times New Roman" w:hAnsi="Times New Roman" w:cs="Times New Roman"/>
+          <w:color w:val="000000"/>
+          <w:sz w:val="24"/>
+          <w:szCs w:val="28"/>
+          <w:lang w:val="en-US"/>
+        </w:rPr>
+        <w:tab/>
+      </w:r>
+      <w:r>
+        <w:rPr>
+          <w:rFonts w:ascii="Times New Roman" w:eastAsia="Times New Roman" w:hAnsi="Times New Roman" w:cs="Times New Roman"/>
+          <w:color w:val="000000"/>
+          <w:sz w:val="24"/>
+          <w:szCs w:val="28"/>
+        </w:rPr>
+        <w:t>&lt;</w:t>
+      </w:r>
+      <w:r>
+        <w:rPr>
+          <w:rFonts w:ascii="Times New Roman" w:eastAsia="Times New Roman" w:hAnsi="Times New Roman" w:cs="Times New Roman"/>
+          <w:color w:val="000000"/>
+          <w:sz w:val="24"/>
+          <w:szCs w:val="28"/>
+          <w:lang w:val="en-US"/>
+        </w:rPr>
+        <w:t>p</w:t>
+      </w:r>
+      <w:r>
+        <w:rPr>
+          <w:rFonts w:ascii="Times New Roman" w:eastAsia="Times New Roman" w:hAnsi="Times New Roman" w:cs="Times New Roman"/>
+          <w:color w:val="000000"/>
+          <w:sz w:val="24"/>
+          <w:szCs w:val="28"/>
+        </w:rPr>
+        <w:t>&gt;</w:t>
+      </w:r>
+      <w:proofErr w:type="spellStart"/>
+      <w:r>
+        <w:rPr>
+          <w:rFonts w:ascii="Times New Roman" w:eastAsia="Times New Roman" w:hAnsi="Times New Roman" w:cs="Times New Roman"/>
+          <w:color w:val="000000"/>
+          <w:sz w:val="24"/>
+          <w:szCs w:val="28"/>
+          <w:lang w:val="en-US"/>
+        </w:rPr>
+        <w:t>Oakhearth</w:t>
+      </w:r>
+      <w:proofErr w:type="spellEnd"/>
+      <w:r>
+        <w:rPr>
+          <w:rFonts w:ascii="Times New Roman" w:eastAsia="Times New Roman" w:hAnsi="Times New Roman" w:cs="Times New Roman"/>
+          <w:color w:val="000000"/>
+          <w:sz w:val="24"/>
+          <w:szCs w:val="28"/>
+        </w:rPr>
+        <w:t>, 2026&lt;/</w:t>
+      </w:r>
+      <w:r>
+        <w:rPr>
+          <w:rFonts w:ascii="Times New Roman" w:eastAsia="Times New Roman" w:hAnsi="Times New Roman" w:cs="Times New Roman"/>
+          <w:color w:val="000000"/>
+          <w:sz w:val="24"/>
+          <w:szCs w:val="28"/>
+          <w:lang w:val="en-US"/>
+        </w:rPr>
+        <w:t>p</w:t>
+      </w:r>
+      <w:r>
+        <w:rPr>
+          <w:rFonts w:ascii="Times New Roman" w:eastAsia="Times New Roman" w:hAnsi="Times New Roman" w:cs="Times New Roman"/>
+          <w:color w:val="000000"/>
+          <w:sz w:val="24"/>
+          <w:szCs w:val="28"/>
+        </w:rPr>
+        <w:t>&gt;</w:t>
+      </w:r>
+    </w:p>
+    <w:p>
+      <w:pPr>
+        <w:keepNext/>
+        <w:keepLines/>
+        <w:pBdr>
+          <w:top w:val="nil"/>
+          <w:left w:val="nil"/>
+          <w:bottom w:val="nil"/>
+          <w:right w:val="nil"/>
+          <w:between w:val="nil"/>
+        </w:pBdr>
+        <w:spacing w:after="0" w:line="360" w:lineRule="auto"/>
+        <w:rPr>
+          <w:rFonts w:ascii="Times New Roman" w:eastAsia="Times New Roman" w:hAnsi="Times New Roman" w:cs="Times New Roman"/>
+          <w:color w:val="000000"/>
+          <w:sz w:val="24"/>
+          <w:szCs w:val="28"/>
+        </w:rPr>
+      </w:pPr>
+      <w:r>
+        <w:rPr>
+          <w:rFonts w:ascii="Times New Roman" w:eastAsia="Times New Roman" w:hAnsi="Times New Roman" w:cs="Times New Roman"/>
+          <w:color w:val="000000"/>
+          <w:sz w:val="24"/>
+          <w:szCs w:val="28"/>
+        </w:rPr>
+        <w:tab/>
+      </w:r>
+      <w:r>
+        <w:rPr>
+          <w:rFonts w:ascii="Times New Roman" w:eastAsia="Times New Roman" w:hAnsi="Times New Roman" w:cs="Times New Roman"/>
+          <w:color w:val="000000"/>
+          <w:sz w:val="24"/>
+          <w:szCs w:val="28"/>
+        </w:rPr>
+        <w:tab/>
+        <w:t>&lt;</w:t>
+      </w:r>
+      <w:r>
+        <w:rPr>
+          <w:rFonts w:ascii="Times New Roman" w:eastAsia="Times New Roman" w:hAnsi="Times New Roman" w:cs="Times New Roman"/>
+          <w:color w:val="000000"/>
+          <w:sz w:val="24"/>
+          <w:szCs w:val="28"/>
+          <w:lang w:val="en-US"/>
+        </w:rPr>
+        <w:t>p</w:t>
+      </w:r>
+      <w:r>
+        <w:rPr>
+          <w:rFonts w:ascii="Times New Roman" w:eastAsia="Times New Roman" w:hAnsi="Times New Roman" w:cs="Times New Roman"/>
+          <w:color w:val="000000"/>
+          <w:sz w:val="24"/>
+          <w:szCs w:val="28"/>
+        </w:rPr>
+        <w:t>&gt;Все права защищены&lt;/</w:t>
+      </w:r>
+      <w:r>
+        <w:rPr>
+          <w:rFonts w:ascii="Times New Roman" w:eastAsia="Times New Roman" w:hAnsi="Times New Roman" w:cs="Times New Roman"/>
+          <w:color w:val="000000"/>
+          <w:sz w:val="24"/>
+          <w:szCs w:val="28"/>
+          <w:lang w:val="en-US"/>
+        </w:rPr>
+        <w:t>p</w:t>
+      </w:r>
+      <w:r>
+        <w:rPr>
+          <w:rFonts w:ascii="Times New Roman" w:eastAsia="Times New Roman" w:hAnsi="Times New Roman" w:cs="Times New Roman"/>
+          <w:color w:val="000000"/>
+          <w:sz w:val="24"/>
+          <w:szCs w:val="28"/>
+        </w:rPr>
+        <w:t>&gt;</w:t>
+      </w:r>
+    </w:p>
+    <w:p>
+      <w:pPr>
+        <w:keepNext/>
+        <w:keepLines/>
+        <w:pBdr>
+          <w:top w:val="nil"/>
+          <w:left w:val="nil"/>
+          <w:bottom w:val="nil"/>
+          <w:right w:val="nil"/>
+          <w:between w:val="nil"/>
+        </w:pBdr>
+        <w:spacing w:after="0" w:line="360" w:lineRule="auto"/>
+        <w:rPr>
+          <w:rFonts w:ascii="Times New Roman" w:eastAsia="Times New Roman" w:hAnsi="Times New Roman" w:cs="Times New Roman"/>
+          <w:color w:val="000000"/>
+          <w:sz w:val="24"/>
+          <w:szCs w:val="28"/>
+          <w:lang w:val="en-US"/>
+        </w:rPr>
+      </w:pPr>
+      <w:r>
+        <w:rPr>
+          <w:rFonts w:ascii="Times New Roman" w:eastAsia="Times New Roman" w:hAnsi="Times New Roman" w:cs="Times New Roman"/>
+          <w:color w:val="000000"/>
+          <w:sz w:val="24"/>
+          <w:szCs w:val="28"/>
+        </w:rPr>
+        <w:tab/>
+      </w:r>
+      <w:r>
+        <w:rPr>
+          <w:rFonts w:ascii="Times New Roman" w:eastAsia="Times New Roman" w:hAnsi="Times New Roman" w:cs="Times New Roman"/>
+          <w:color w:val="000000"/>
+          <w:sz w:val="24"/>
+          <w:szCs w:val="28"/>
+          <w:lang w:val="en-US"/>
+        </w:rPr>
+        <w:t>&lt;/footer&gt;</w:t>
+      </w:r>
+    </w:p>
+    <w:p>
+      <w:pPr>
+        <w:keepNext/>
+        <w:keepLines/>
+        <w:pBdr>
+          <w:top w:val="nil"/>
+          <w:left w:val="nil"/>
+          <w:bottom w:val="nil"/>
+          <w:right w:val="nil"/>
+          <w:between w:val="nil"/>
+        </w:pBdr>
+        <w:spacing w:after="0" w:line="360" w:lineRule="auto"/>
+        <w:rPr>
+          <w:rFonts w:ascii="Times New Roman" w:eastAsia="Times New Roman" w:hAnsi="Times New Roman" w:cs="Times New Roman"/>
+          <w:color w:val="000000"/>
+          <w:sz w:val="24"/>
+          <w:szCs w:val="28"/>
+          <w:lang w:val="en-US"/>
+        </w:rPr>
+      </w:pPr>
+      <w:r>
+        <w:rPr>
+          <w:rFonts w:ascii="Times New Roman" w:eastAsia="Times New Roman" w:hAnsi="Times New Roman" w:cs="Times New Roman"/>
+          <w:color w:val="000000"/>
+          <w:sz w:val="24"/>
+          <w:szCs w:val="28"/>
+          <w:lang w:val="en-US"/>
+        </w:rPr>
+        <w:t>&lt;/body&gt;</w:t>
+      </w:r>
+    </w:p>
+    <w:p>
+      <w:pPr>
+        <w:keepNext/>
+        <w:keepLines/>
+        <w:pBdr>
+          <w:top w:val="nil"/>
+          <w:left w:val="nil"/>
+          <w:bottom w:val="nil"/>
+          <w:right w:val="nil"/>
+          <w:between w:val="nil"/>
+        </w:pBdr>
+        <w:spacing w:after="0" w:line="360" w:lineRule="auto"/>
+        <w:rPr>
+          <w:rFonts w:ascii="Times New Roman" w:eastAsia="Times New Roman" w:hAnsi="Times New Roman" w:cs="Times New Roman"/>
+          <w:color w:val="000000"/>
+          <w:sz w:val="24"/>
+          <w:szCs w:val="28"/>
+          <w:lang w:val="en-US"/>
+        </w:rPr>
+      </w:pPr>
+      <w:r>
+        <w:rPr>
+          <w:rFonts w:ascii="Times New Roman" w:eastAsia="Times New Roman" w:hAnsi="Times New Roman" w:cs="Times New Roman"/>
+          <w:color w:val="000000"/>
+          <w:sz w:val="24"/>
+          <w:szCs w:val="28"/>
+          <w:lang w:val="en-US"/>
+        </w:rPr>
+        <w:t>&lt;/html&gt;</w:t>
       </w:r>
     </w:p>
     <w:sectPr>
-      <w:footerReference w:type="default" r:id="rId8"/>
+      <w:footerReference w:type="default" r:id="rId21"/>
       <w:pgSz w:w="11906" w:h="16838"/>
       <w:pgMar w:top="1134" w:right="850" w:bottom="1134" w:left="1134" w:header="708" w:footer="708" w:gutter="0"/>
       <w:pgNumType w:start="1"/>
@@ -10007,6 +13957,48 @@
       <w:szCs w:val="32"/>
     </w:rPr>
   </w:style>
+  <w:style w:type="paragraph" w:styleId="ae">
+    <w:name w:val="Balloon Text"/>
+    <w:basedOn w:val="a"/>
+    <w:link w:val="af"/>
+    <w:uiPriority w:val="99"/>
+    <w:semiHidden/>
+    <w:unhideWhenUsed/>
+    <w:rsid w:val="00BA2740"/>
+    <w:pPr>
+      <w:spacing w:after="0" w:line="240" w:lineRule="auto"/>
+    </w:pPr>
+    <w:rPr>
+      <w:rFonts w:ascii="Segoe UI" w:hAnsi="Segoe UI" w:cs="Segoe UI"/>
+      <w:sz w:val="18"/>
+      <w:szCs w:val="18"/>
+    </w:rPr>
+  </w:style>
+  <w:style w:type="character" w:customStyle="1" w:styleId="af">
+    <w:name w:val="Текст выноски Знак"/>
+    <w:basedOn w:val="a0"/>
+    <w:link w:val="ae"/>
+    <w:uiPriority w:val="99"/>
+    <w:semiHidden/>
+    <w:rsid w:val="00BA2740"/>
+    <w:rPr>
+      <w:rFonts w:ascii="Segoe UI" w:hAnsi="Segoe UI" w:cs="Segoe UI"/>
+      <w:sz w:val="18"/>
+      <w:szCs w:val="18"/>
+    </w:rPr>
+  </w:style>
+  <w:style w:type="character" w:styleId="af0">
+    <w:name w:val="FollowedHyperlink"/>
+    <w:basedOn w:val="a0"/>
+    <w:uiPriority w:val="99"/>
+    <w:semiHidden/>
+    <w:unhideWhenUsed/>
+    <w:rsid w:val="006441F1"/>
+    <w:rPr>
+      <w:color w:val="800080" w:themeColor="followedHyperlink"/>
+      <w:u w:val="single"/>
+    </w:rPr>
+  </w:style>
 </w:styles>
 </file>
 
@@ -10335,7 +14327,7 @@
 </file>
 
 <file path=customXml/itemProps1.xml><?xml version="1.0" encoding="utf-8"?>
-<ds:datastoreItem xmlns:ds="http://schemas.openxmlformats.org/officeDocument/2006/customXml" ds:itemID="{133395FC-2EA2-4417-AFDF-34E23C2378CD}">
+<ds:datastoreItem xmlns:ds="http://schemas.openxmlformats.org/officeDocument/2006/customXml" ds:itemID="{D43C64F5-7BC6-4BCE-8A6E-1A985932683A}">
   <ds:schemaRefs>
     <ds:schemaRef ds:uri="http://schemas.openxmlformats.org/officeDocument/2006/bibliography"/>
   </ds:schemaRefs>
